--- a/USP/Bitacora_de_Cambios_BD.docx
+++ b/USP/Bitacora_de_Cambios_BD.docx
@@ -1,6 +1,6 @@
 
 <file path=word/document.xml><?xml version="1.0" encoding="utf-8"?>
-<w:document xmlns:wpc="http://schemas.microsoft.com/office/word/2010/wordprocessingCanvas" xmlns:cx="http://schemas.microsoft.com/office/drawing/2014/chartex" xmlns:cx1="http://schemas.microsoft.com/office/drawing/2015/9/8/chartex" xmlns:cx2="http://schemas.microsoft.com/office/drawing/2015/10/21/chartex" xmlns:cx3="http://schemas.microsoft.com/office/drawing/2016/5/9/chartex" xmlns:cx4="http://schemas.microsoft.com/office/drawing/2016/5/10/chartex" xmlns:cx5="http://schemas.microsoft.com/office/drawing/2016/5/11/chartex" xmlns:cx6="http://schemas.microsoft.com/office/drawing/2016/5/12/chartex" xmlns:cx7="http://schemas.microsoft.com/office/drawing/2016/5/13/chartex" xmlns:cx8="http://schemas.microsoft.com/office/drawing/2016/5/14/chartex" xmlns:mc="http://schemas.openxmlformats.org/markup-compatibility/2006" xmlns:aink="http://schemas.microsoft.com/office/drawing/2016/ink" xmlns:am3d="http://schemas.microsoft.com/office/drawing/2017/model3d" xmlns:o="urn:schemas-microsoft-com:office:office" xmlns:oel="http://schemas.microsoft.com/office/2019/extlst" xmlns:r="http://schemas.openxmlformats.org/officeDocument/2006/relationships" xmlns:m="http://schemas.openxmlformats.org/officeDocument/2006/math" xmlns:v="urn:schemas-microsoft-com:vml" xmlns:wp14="http://schemas.microsoft.com/office/word/2010/wordprocessingDrawing" xmlns:wp="http://schemas.openxmlformats.org/drawingml/2006/wordprocessingDrawing" xmlns:w10="urn:schemas-microsoft-com:office:word" xmlns:w="http://schemas.openxmlformats.org/wordprocessingml/2006/main" xmlns:w14="http://schemas.microsoft.com/office/word/2010/wordml" xmlns:w15="http://schemas.microsoft.com/office/word/2012/wordml" xmlns:w16cex="http://schemas.microsoft.com/office/word/2018/wordml/cex" xmlns:w16cid="http://schemas.microsoft.com/office/word/2016/wordml/cid" xmlns:w16="http://schemas.microsoft.com/office/word/2018/wordml" xmlns:w16du="http://schemas.microsoft.com/office/word/2023/wordml/word16du" xmlns:w16sdtdh="http://schemas.microsoft.com/office/word/2020/wordml/sdtdatahash" xmlns:w16sdtfl="http://schemas.microsoft.com/office/word/2024/wordml/sdtformatlock" xmlns:w16se="http://schemas.microsoft.com/office/word/2015/wordml/symex" xmlns:wpg="http://schemas.microsoft.com/office/word/2010/wordprocessingGroup" xmlns:wpi="http://schemas.microsoft.com/office/word/2010/wordprocessingInk" xmlns:wne="http://schemas.microsoft.com/office/word/2006/wordml" xmlns:wps="http://schemas.microsoft.com/office/word/2010/wordprocessingShape" mc:Ignorable="w14 w15 w16se w16cid w16 w16cex w16sdtdh w16sdtfl w16du wp14">
+<w:document xmlns:wpc="http://schemas.microsoft.com/office/word/2010/wordprocessingCanvas" xmlns:cx="http://schemas.microsoft.com/office/drawing/2014/chartex" xmlns:cx1="http://schemas.microsoft.com/office/drawing/2015/9/8/chartex" xmlns:cx2="http://schemas.microsoft.com/office/drawing/2015/10/21/chartex" xmlns:cx3="http://schemas.microsoft.com/office/drawing/2016/5/9/chartex" xmlns:cx4="http://schemas.microsoft.com/office/drawing/2016/5/10/chartex" xmlns:cx5="http://schemas.microsoft.com/office/drawing/2016/5/11/chartex" xmlns:cx6="http://schemas.microsoft.com/office/drawing/2016/5/12/chartex" xmlns:cx7="http://schemas.microsoft.com/office/drawing/2016/5/13/chartex" xmlns:cx8="http://schemas.microsoft.com/office/drawing/2016/5/14/chartex" xmlns:mc="http://schemas.openxmlformats.org/markup-compatibility/2006" xmlns:aink="http://schemas.microsoft.com/office/drawing/2016/ink" xmlns:am3d="http://schemas.microsoft.com/office/drawing/2017/model3d" xmlns:o="urn:schemas-microsoft-com:office:office" xmlns:oel="http://schemas.microsoft.com/office/2019/extlst" xmlns:r="http://schemas.openxmlformats.org/officeDocument/2006/relationships" xmlns:m="http://schemas.openxmlformats.org/officeDocument/2006/math" xmlns:v="urn:schemas-microsoft-com:vml" xmlns:wp14="http://schemas.microsoft.com/office/word/2010/wordprocessingDrawing" xmlns:wp="http://schemas.openxmlformats.org/drawingml/2006/wordprocessingDrawing" xmlns:w10="urn:schemas-microsoft-com:office:word" xmlns:w="http://schemas.openxmlformats.org/wordprocessingml/2006/main" xmlns:w14="http://schemas.microsoft.com/office/word/2010/wordml" xmlns:w15="http://schemas.microsoft.com/office/word/2012/wordml" xmlns:w16cei="http://schemas.microsoft.com/office/word/2026/wordml/cei" xmlns:w16cex="http://schemas.microsoft.com/office/word/2018/wordml/cex" xmlns:w16cid="http://schemas.microsoft.com/office/word/2016/wordml/cid" xmlns:w16="http://schemas.microsoft.com/office/word/2018/wordml" xmlns:w16du="http://schemas.microsoft.com/office/word/2023/wordml/word16du" xmlns:w16sdtdh="http://schemas.microsoft.com/office/word/2020/wordml/sdtdatahash" xmlns:w16sdtfl="http://schemas.microsoft.com/office/word/2024/wordml/sdtformatlock" xmlns:w16se="http://schemas.microsoft.com/office/word/2015/wordml/symex" xmlns:wpg="http://schemas.microsoft.com/office/word/2010/wordprocessingGroup" xmlns:wpi="http://schemas.microsoft.com/office/word/2010/wordprocessingInk" xmlns:wne="http://schemas.microsoft.com/office/word/2006/wordml" xmlns:wps="http://schemas.microsoft.com/office/word/2010/wordprocessingShape" mc:Ignorable="w14 w15 w16se w16cid w16 w16cex w16sdtdh w16sdtfl w16du wp14">
   <w:body>
     <w:tbl>
       <w:tblPr>
@@ -312,7 +312,7 @@
                 </mc:Choice>
                 <mc:Fallback>
                   <w:pict>
-                    <v:group w14:anchorId="14CAB949" id="Grupo 1" o:spid="_x0000_s1026" alt="&quot;&quot;" style="position:absolute;margin-left:-35.4pt;margin-top:-176.9pt;width:612pt;height:841.5pt;z-index:-251663360;mso-position-horizontal-relative:margin;mso-position-vertical-relative:page;mso-width-relative:margin;mso-height-relative:margin" coordsize="77711,100533" o:gfxdata="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">
+                    <v:group w14:anchorId="688DA783" id="Grupo 1" o:spid="_x0000_s1026" alt="&quot;&quot;" style="position:absolute;margin-left:-35.4pt;margin-top:-176.9pt;width:612pt;height:841.5pt;z-index:-251663360;mso-position-horizontal-relative:margin;mso-position-vertical-relative:page;mso-width-relative:margin;mso-height-relative:margin" coordsize="77711,100533" o:gfxdata="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">
                       <v:shape id="Forma" o:spid="_x0000_s1027" style="position:absolute;top:25527;width:58458;height:75006;visibility:visible;mso-wrap-style:square;v-text-anchor:middle" coordsize="21600,21600" o:gfxdata="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" path="m,10687l,21600r1769,l21600,6148,13712,,,10687xe" fillcolor="#d8d8d8 [2732]" stroked="f" strokeweight="1pt">
                         <v:stroke miterlimit="4" joinstyle="miter"/>
                         <v:path arrowok="t" o:extrusionok="f" o:connecttype="custom" o:connectlocs="2922906,3750311;2922906,3750311;2922906,3750311;2922906,3750311" o:connectangles="0,90,180,270"/>
@@ -2936,11 +2936,10 @@
       </w:tblPr>
       <w:tblGrid>
         <w:gridCol w:w="655"/>
-        <w:gridCol w:w="1245"/>
         <w:gridCol w:w="1210"/>
         <w:gridCol w:w="1463"/>
-        <w:gridCol w:w="3752"/>
-        <w:gridCol w:w="1235"/>
+        <w:gridCol w:w="4773"/>
+        <w:gridCol w:w="1300"/>
       </w:tblGrid>
       <w:tr>
         <w:trPr>
@@ -2973,31 +2972,6 @@
         </w:tc>
         <w:tc>
           <w:tcPr>
-            <w:tcW w:w="1245" w:type="dxa"/>
-            <w:shd w:val="clear" w:color="auto" w:fill="1F4E79"/>
-            <w:tcMar>
-              <w:top w:w="120" w:type="dxa"/>
-              <w:left w:w="100" w:type="dxa"/>
-              <w:bottom w:w="120" w:type="dxa"/>
-              <w:right w:w="100" w:type="dxa"/>
-            </w:tcMar>
-          </w:tcPr>
-          <w:p>
-            <w:pPr>
-              <w:jc w:val="center"/>
-            </w:pPr>
-            <w:r>
-              <w:rPr>
-                <w:b/>
-                <w:color w:val="FFFFFF"/>
-                <w:sz w:val="20"/>
-              </w:rPr>
-              <w:t>Fecha</w:t>
-            </w:r>
-          </w:p>
-        </w:tc>
-        <w:tc>
-          <w:tcPr>
             <w:tcW w:w="1210" w:type="dxa"/>
             <w:shd w:val="clear" w:color="auto" w:fill="1F4E79"/>
             <w:tcMar>
@@ -3048,7 +3022,7 @@
         </w:tc>
         <w:tc>
           <w:tcPr>
-            <w:tcW w:w="3752" w:type="dxa"/>
+            <w:tcW w:w="4773" w:type="dxa"/>
             <w:shd w:val="clear" w:color="auto" w:fill="1F4E79"/>
             <w:tcMar>
               <w:top w:w="120" w:type="dxa"/>
@@ -3073,7 +3047,7 @@
         </w:tc>
         <w:tc>
           <w:tcPr>
-            <w:tcW w:w="1235" w:type="dxa"/>
+            <w:tcW w:w="1300" w:type="dxa"/>
             <w:shd w:val="clear" w:color="auto" w:fill="1F4E79"/>
             <w:tcMar>
               <w:top w:w="120" w:type="dxa"/>
@@ -3093,530 +3067,6 @@
                 <w:sz w:val="20"/>
               </w:rPr>
               <w:t>Estado</w:t>
-            </w:r>
-          </w:p>
-        </w:tc>
-      </w:tr>
-      <w:tr>
-        <w:trPr>
-          <w:jc w:val="center"/>
-        </w:trPr>
-        <w:tc>
-          <w:tcPr>
-            <w:tcW w:w="655" w:type="dxa"/>
-            <w:tcBorders>
-              <w:top w:val="single" w:sz="2" w:space="0" w:color="E0E0E0"/>
-              <w:left w:val="single" w:sz="2" w:space="0" w:color="E0E0E0"/>
-              <w:bottom w:val="single" w:sz="2" w:space="0" w:color="E0E0E0"/>
-              <w:right w:val="single" w:sz="2" w:space="0" w:color="E0E0E0"/>
-            </w:tcBorders>
-            <w:shd w:val="clear" w:color="auto" w:fill="FFFFFF"/>
-            <w:tcMar>
-              <w:top w:w="100" w:type="dxa"/>
-              <w:left w:w="100" w:type="dxa"/>
-              <w:bottom w:w="100" w:type="dxa"/>
-              <w:right w:w="100" w:type="dxa"/>
-            </w:tcMar>
-          </w:tcPr>
-          <w:p>
-            <w:pPr>
-              <w:jc w:val="center"/>
-              <w:rPr>
-                <w:sz w:val="19"/>
-              </w:rPr>
-            </w:pPr>
-            <w:r>
-              <w:rPr>
-                <w:sz w:val="19"/>
-              </w:rPr>
-              <w:t>001</w:t>
-            </w:r>
-          </w:p>
-        </w:tc>
-        <w:tc>
-          <w:tcPr>
-            <w:tcW w:w="1245" w:type="dxa"/>
-            <w:tcBorders>
-              <w:top w:val="single" w:sz="2" w:space="0" w:color="E0E0E0"/>
-              <w:left w:val="single" w:sz="2" w:space="0" w:color="E0E0E0"/>
-              <w:bottom w:val="single" w:sz="2" w:space="0" w:color="E0E0E0"/>
-              <w:right w:val="single" w:sz="2" w:space="0" w:color="E0E0E0"/>
-            </w:tcBorders>
-            <w:shd w:val="clear" w:color="auto" w:fill="FFFFFF"/>
-            <w:tcMar>
-              <w:top w:w="100" w:type="dxa"/>
-              <w:left w:w="100" w:type="dxa"/>
-              <w:bottom w:w="100" w:type="dxa"/>
-              <w:right w:w="100" w:type="dxa"/>
-            </w:tcMar>
-          </w:tcPr>
-          <w:p>
-            <w:pPr>
-              <w:jc w:val="center"/>
-              <w:rPr>
-                <w:sz w:val="19"/>
-              </w:rPr>
-            </w:pPr>
-            <w:r>
-              <w:rPr>
-                <w:sz w:val="19"/>
-              </w:rPr>
-              <w:t>22/06/2026</w:t>
-            </w:r>
-          </w:p>
-        </w:tc>
-        <w:tc>
-          <w:tcPr>
-            <w:tcW w:w="1210" w:type="dxa"/>
-            <w:tcBorders>
-              <w:top w:val="single" w:sz="2" w:space="0" w:color="E0E0E0"/>
-              <w:left w:val="single" w:sz="2" w:space="0" w:color="E0E0E0"/>
-              <w:bottom w:val="single" w:sz="2" w:space="0" w:color="E0E0E0"/>
-              <w:right w:val="single" w:sz="2" w:space="0" w:color="E0E0E0"/>
-            </w:tcBorders>
-            <w:shd w:val="clear" w:color="auto" w:fill="FFFFFF"/>
-            <w:tcMar>
-              <w:top w:w="100" w:type="dxa"/>
-              <w:left w:w="100" w:type="dxa"/>
-              <w:bottom w:w="100" w:type="dxa"/>
-              <w:right w:w="100" w:type="dxa"/>
-            </w:tcMar>
-          </w:tcPr>
-          <w:p>
-            <w:pPr>
-              <w:jc w:val="center"/>
-              <w:rPr>
-                <w:sz w:val="19"/>
-              </w:rPr>
-            </w:pPr>
-            <w:proofErr w:type="spellStart"/>
-            <w:r>
-              <w:rPr>
-                <w:sz w:val="19"/>
-              </w:rPr>
-              <w:t>Developer</w:t>
-            </w:r>
-            <w:proofErr w:type="spellEnd"/>
-          </w:p>
-        </w:tc>
-        <w:tc>
-          <w:tcPr>
-            <w:tcW w:w="1463" w:type="dxa"/>
-            <w:tcBorders>
-              <w:top w:val="single" w:sz="2" w:space="0" w:color="E0E0E0"/>
-              <w:left w:val="single" w:sz="2" w:space="0" w:color="E0E0E0"/>
-              <w:bottom w:val="single" w:sz="2" w:space="0" w:color="E0E0E0"/>
-              <w:right w:val="single" w:sz="2" w:space="0" w:color="E0E0E0"/>
-            </w:tcBorders>
-            <w:shd w:val="clear" w:color="auto" w:fill="FFFFFF"/>
-            <w:tcMar>
-              <w:top w:w="100" w:type="dxa"/>
-              <w:left w:w="100" w:type="dxa"/>
-              <w:bottom w:w="100" w:type="dxa"/>
-              <w:right w:w="100" w:type="dxa"/>
-            </w:tcMar>
-          </w:tcPr>
-          <w:p>
-            <w:pPr>
-              <w:jc w:val="center"/>
-              <w:rPr>
-                <w:sz w:val="19"/>
-              </w:rPr>
-            </w:pPr>
-            <w:r>
-              <w:rPr>
-                <w:sz w:val="19"/>
-              </w:rPr>
-              <w:t>Tabla</w:t>
-            </w:r>
-          </w:p>
-        </w:tc>
-        <w:tc>
-          <w:tcPr>
-            <w:tcW w:w="3752" w:type="dxa"/>
-            <w:tcBorders>
-              <w:top w:val="single" w:sz="2" w:space="0" w:color="E0E0E0"/>
-              <w:left w:val="single" w:sz="2" w:space="0" w:color="E0E0E0"/>
-              <w:bottom w:val="single" w:sz="2" w:space="0" w:color="E0E0E0"/>
-              <w:right w:val="single" w:sz="2" w:space="0" w:color="E0E0E0"/>
-            </w:tcBorders>
-            <w:shd w:val="clear" w:color="auto" w:fill="FFFFFF"/>
-            <w:tcMar>
-              <w:top w:w="100" w:type="dxa"/>
-              <w:left w:w="100" w:type="dxa"/>
-              <w:bottom w:w="100" w:type="dxa"/>
-              <w:right w:w="100" w:type="dxa"/>
-            </w:tcMar>
-          </w:tcPr>
-          <w:p>
-            <w:pPr>
-              <w:rPr>
-                <w:sz w:val="19"/>
-              </w:rPr>
-            </w:pPr>
-            <w:r>
-              <w:rPr>
-                <w:sz w:val="19"/>
-              </w:rPr>
-              <w:t xml:space="preserve">Ampliación del catálogo de documentos de identidad mediante la inserción del registro correspondiente al </w:t>
-            </w:r>
-            <w:r>
-              <w:rPr>
-                <w:b/>
-                <w:bCs/>
-                <w:sz w:val="19"/>
-              </w:rPr>
-              <w:t>Carné de Extranjería (CE)</w:t>
-            </w:r>
-            <w:r>
-              <w:rPr>
-                <w:sz w:val="19"/>
-              </w:rPr>
-              <w:t xml:space="preserve"> en la tabla </w:t>
-            </w:r>
-            <w:proofErr w:type="spellStart"/>
-            <w:r>
-              <w:rPr>
-                <w:sz w:val="19"/>
-              </w:rPr>
-              <w:t>T_TipoDocPer</w:t>
-            </w:r>
-            <w:proofErr w:type="spellEnd"/>
-            <w:r>
-              <w:rPr>
-                <w:sz w:val="19"/>
-              </w:rPr>
-              <w:t>. Este cambio permite habilitar el identificador requerido para el registro y tramitación de ciudadanos extranjeros dentro de la Mesa de Partes Digital, manteniendo la consistencia con los tipos de documentos validados a nivel del sector público.</w:t>
-            </w:r>
-          </w:p>
-        </w:tc>
-        <w:tc>
-          <w:tcPr>
-            <w:tcW w:w="1235" w:type="dxa"/>
-            <w:tcBorders>
-              <w:top w:val="single" w:sz="2" w:space="0" w:color="E0E0E0"/>
-              <w:left w:val="single" w:sz="2" w:space="0" w:color="E0E0E0"/>
-              <w:bottom w:val="single" w:sz="2" w:space="0" w:color="E0E0E0"/>
-              <w:right w:val="single" w:sz="2" w:space="0" w:color="E0E0E0"/>
-            </w:tcBorders>
-            <w:shd w:val="clear" w:color="auto" w:fill="FFFFFF"/>
-            <w:tcMar>
-              <w:top w:w="100" w:type="dxa"/>
-              <w:left w:w="100" w:type="dxa"/>
-              <w:bottom w:w="100" w:type="dxa"/>
-              <w:right w:w="100" w:type="dxa"/>
-            </w:tcMar>
-          </w:tcPr>
-          <w:p>
-            <w:pPr>
-              <w:jc w:val="center"/>
-              <w:rPr>
-                <w:b/>
-                <w:color w:val="2E75B6"/>
-                <w:sz w:val="19"/>
-              </w:rPr>
-            </w:pPr>
-            <w:r>
-              <w:rPr>
-                <w:b/>
-                <w:color w:val="2E75B6"/>
-                <w:sz w:val="19"/>
-              </w:rPr>
-              <w:t>Aplicado Local</w:t>
-            </w:r>
-          </w:p>
-        </w:tc>
-      </w:tr>
-      <w:tr>
-        <w:trPr>
-          <w:jc w:val="center"/>
-        </w:trPr>
-        <w:tc>
-          <w:tcPr>
-            <w:tcW w:w="655" w:type="dxa"/>
-            <w:tcBorders>
-              <w:top w:val="single" w:sz="2" w:space="0" w:color="E0E0E0"/>
-              <w:left w:val="single" w:sz="2" w:space="0" w:color="E0E0E0"/>
-              <w:bottom w:val="single" w:sz="2" w:space="0" w:color="E0E0E0"/>
-              <w:right w:val="single" w:sz="2" w:space="0" w:color="E0E0E0"/>
-            </w:tcBorders>
-            <w:shd w:val="clear" w:color="auto" w:fill="FFFFFF"/>
-            <w:tcMar>
-              <w:top w:w="100" w:type="dxa"/>
-              <w:left w:w="100" w:type="dxa"/>
-              <w:bottom w:w="100" w:type="dxa"/>
-              <w:right w:w="100" w:type="dxa"/>
-            </w:tcMar>
-          </w:tcPr>
-          <w:p>
-            <w:pPr>
-              <w:jc w:val="center"/>
-            </w:pPr>
-            <w:r>
-              <w:rPr>
-                <w:sz w:val="19"/>
-              </w:rPr>
-              <w:t>00</w:t>
-            </w:r>
-            <w:r>
-              <w:rPr>
-                <w:sz w:val="19"/>
-              </w:rPr>
-              <w:t>2</w:t>
-            </w:r>
-          </w:p>
-        </w:tc>
-        <w:tc>
-          <w:tcPr>
-            <w:tcW w:w="1245" w:type="dxa"/>
-            <w:tcBorders>
-              <w:top w:val="single" w:sz="2" w:space="0" w:color="E0E0E0"/>
-              <w:left w:val="single" w:sz="2" w:space="0" w:color="E0E0E0"/>
-              <w:bottom w:val="single" w:sz="2" w:space="0" w:color="E0E0E0"/>
-              <w:right w:val="single" w:sz="2" w:space="0" w:color="E0E0E0"/>
-            </w:tcBorders>
-            <w:shd w:val="clear" w:color="auto" w:fill="FFFFFF"/>
-            <w:tcMar>
-              <w:top w:w="100" w:type="dxa"/>
-              <w:left w:w="100" w:type="dxa"/>
-              <w:bottom w:w="100" w:type="dxa"/>
-              <w:right w:w="100" w:type="dxa"/>
-            </w:tcMar>
-          </w:tcPr>
-          <w:p>
-            <w:pPr>
-              <w:jc w:val="center"/>
-            </w:pPr>
-            <w:r>
-              <w:rPr>
-                <w:sz w:val="19"/>
-              </w:rPr>
-              <w:t>22/06/2026</w:t>
-            </w:r>
-          </w:p>
-        </w:tc>
-        <w:tc>
-          <w:tcPr>
-            <w:tcW w:w="1210" w:type="dxa"/>
-            <w:tcBorders>
-              <w:top w:val="single" w:sz="2" w:space="0" w:color="E0E0E0"/>
-              <w:left w:val="single" w:sz="2" w:space="0" w:color="E0E0E0"/>
-              <w:bottom w:val="single" w:sz="2" w:space="0" w:color="E0E0E0"/>
-              <w:right w:val="single" w:sz="2" w:space="0" w:color="E0E0E0"/>
-            </w:tcBorders>
-            <w:shd w:val="clear" w:color="auto" w:fill="FFFFFF"/>
-            <w:tcMar>
-              <w:top w:w="100" w:type="dxa"/>
-              <w:left w:w="100" w:type="dxa"/>
-              <w:bottom w:w="100" w:type="dxa"/>
-              <w:right w:w="100" w:type="dxa"/>
-            </w:tcMar>
-          </w:tcPr>
-          <w:p>
-            <w:pPr>
-              <w:jc w:val="center"/>
-            </w:pPr>
-            <w:proofErr w:type="spellStart"/>
-            <w:r>
-              <w:rPr>
-                <w:sz w:val="19"/>
-              </w:rPr>
-              <w:t>Developer</w:t>
-            </w:r>
-            <w:proofErr w:type="spellEnd"/>
-          </w:p>
-        </w:tc>
-        <w:tc>
-          <w:tcPr>
-            <w:tcW w:w="1463" w:type="dxa"/>
-            <w:tcBorders>
-              <w:top w:val="single" w:sz="2" w:space="0" w:color="E0E0E0"/>
-              <w:left w:val="single" w:sz="2" w:space="0" w:color="E0E0E0"/>
-              <w:bottom w:val="single" w:sz="2" w:space="0" w:color="E0E0E0"/>
-              <w:right w:val="single" w:sz="2" w:space="0" w:color="E0E0E0"/>
-            </w:tcBorders>
-            <w:shd w:val="clear" w:color="auto" w:fill="FFFFFF"/>
-            <w:tcMar>
-              <w:top w:w="100" w:type="dxa"/>
-              <w:left w:w="100" w:type="dxa"/>
-              <w:bottom w:w="100" w:type="dxa"/>
-              <w:right w:w="100" w:type="dxa"/>
-            </w:tcMar>
-          </w:tcPr>
-          <w:p>
-            <w:pPr>
-              <w:jc w:val="center"/>
-            </w:pPr>
-            <w:proofErr w:type="spellStart"/>
-            <w:r>
-              <w:rPr>
-                <w:sz w:val="19"/>
-              </w:rPr>
-              <w:t>Proc</w:t>
-            </w:r>
-            <w:proofErr w:type="spellEnd"/>
-            <w:r>
-              <w:rPr>
-                <w:sz w:val="19"/>
-              </w:rPr>
-              <w:t>. Almacenado / Índice</w:t>
-            </w:r>
-          </w:p>
-        </w:tc>
-        <w:tc>
-          <w:tcPr>
-            <w:tcW w:w="3752" w:type="dxa"/>
-            <w:tcBorders>
-              <w:top w:val="single" w:sz="2" w:space="0" w:color="E0E0E0"/>
-              <w:left w:val="single" w:sz="2" w:space="0" w:color="E0E0E0"/>
-              <w:bottom w:val="single" w:sz="2" w:space="0" w:color="E0E0E0"/>
-              <w:right w:val="single" w:sz="2" w:space="0" w:color="E0E0E0"/>
-            </w:tcBorders>
-            <w:shd w:val="clear" w:color="auto" w:fill="FFFFFF"/>
-            <w:tcMar>
-              <w:top w:w="100" w:type="dxa"/>
-              <w:left w:w="100" w:type="dxa"/>
-              <w:bottom w:w="100" w:type="dxa"/>
-              <w:right w:w="100" w:type="dxa"/>
-            </w:tcMar>
-          </w:tcPr>
-          <w:p>
-            <w:r>
-              <w:rPr>
-                <w:sz w:val="19"/>
-              </w:rPr>
-              <w:t xml:space="preserve">Implementación de </w:t>
-            </w:r>
-            <w:proofErr w:type="spellStart"/>
-            <w:r>
-              <w:rPr>
-                <w:sz w:val="19"/>
-              </w:rPr>
-              <w:t>USP_Persona_ObtenerPorDocumento</w:t>
-            </w:r>
-            <w:proofErr w:type="spellEnd"/>
-            <w:r>
-              <w:rPr>
-                <w:sz w:val="19"/>
-              </w:rPr>
-              <w:t xml:space="preserve"> para consulta eficiente de identidad y creación de índice no agrupado </w:t>
-            </w:r>
-            <w:r>
-              <w:rPr>
-                <w:sz w:val="19"/>
-              </w:rPr>
-              <w:lastRenderedPageBreak/>
-              <w:t>(</w:t>
-            </w:r>
-            <w:proofErr w:type="spellStart"/>
-            <w:r>
-              <w:rPr>
-                <w:sz w:val="19"/>
-              </w:rPr>
-              <w:t>IX_T_Persona_Documento</w:t>
-            </w:r>
-            <w:proofErr w:type="spellEnd"/>
-            <w:r>
-              <w:rPr>
-                <w:sz w:val="19"/>
-              </w:rPr>
-              <w:t xml:space="preserve">) con </w:t>
-            </w:r>
-            <w:proofErr w:type="spellStart"/>
-            <w:r>
-              <w:rPr>
-                <w:i/>
-                <w:iCs/>
-                <w:sz w:val="19"/>
-              </w:rPr>
-              <w:t>covering</w:t>
-            </w:r>
-            <w:proofErr w:type="spellEnd"/>
-            <w:r>
-              <w:rPr>
-                <w:i/>
-                <w:iCs/>
-                <w:sz w:val="19"/>
-              </w:rPr>
-              <w:t xml:space="preserve"> </w:t>
-            </w:r>
-            <w:proofErr w:type="spellStart"/>
-            <w:r>
-              <w:rPr>
-                <w:i/>
-                <w:iCs/>
-                <w:sz w:val="19"/>
-              </w:rPr>
-              <w:t>index</w:t>
-            </w:r>
-            <w:proofErr w:type="spellEnd"/>
-            <w:r>
-              <w:rPr>
-                <w:sz w:val="19"/>
-              </w:rPr>
-              <w:t xml:space="preserve"> para eliminar </w:t>
-            </w:r>
-            <w:r>
-              <w:rPr>
-                <w:i/>
-                <w:iCs/>
-                <w:sz w:val="19"/>
-              </w:rPr>
-              <w:t xml:space="preserve">Key </w:t>
-            </w:r>
-            <w:proofErr w:type="spellStart"/>
-            <w:r>
-              <w:rPr>
-                <w:i/>
-                <w:iCs/>
-                <w:sz w:val="19"/>
-              </w:rPr>
-              <w:t>Lookups</w:t>
-            </w:r>
-            <w:proofErr w:type="spellEnd"/>
-            <w:r>
-              <w:rPr>
-                <w:sz w:val="19"/>
-              </w:rPr>
-              <w:t>.</w:t>
-            </w:r>
-            <w:r>
-              <w:rPr>
-                <w:sz w:val="19"/>
-              </w:rPr>
-              <w:t xml:space="preserve"> </w:t>
-            </w:r>
-          </w:p>
-        </w:tc>
-        <w:tc>
-          <w:tcPr>
-            <w:tcW w:w="1235" w:type="dxa"/>
-            <w:tcBorders>
-              <w:top w:val="single" w:sz="2" w:space="0" w:color="E0E0E0"/>
-              <w:left w:val="single" w:sz="2" w:space="0" w:color="E0E0E0"/>
-              <w:bottom w:val="single" w:sz="2" w:space="0" w:color="E0E0E0"/>
-              <w:right w:val="single" w:sz="2" w:space="0" w:color="E0E0E0"/>
-            </w:tcBorders>
-            <w:shd w:val="clear" w:color="auto" w:fill="FFFFFF"/>
-            <w:tcMar>
-              <w:top w:w="100" w:type="dxa"/>
-              <w:left w:w="100" w:type="dxa"/>
-              <w:bottom w:w="100" w:type="dxa"/>
-              <w:right w:w="100" w:type="dxa"/>
-            </w:tcMar>
-          </w:tcPr>
-          <w:p>
-            <w:pPr>
-              <w:jc w:val="center"/>
-            </w:pPr>
-            <w:r>
-              <w:rPr>
-                <w:b/>
-                <w:color w:val="2E75B6"/>
-                <w:sz w:val="19"/>
-              </w:rPr>
-              <w:lastRenderedPageBreak/>
-              <w:t>Aplicado Local</w:t>
             </w:r>
           </w:p>
         </w:tc>
@@ -3645,59 +3095,15 @@
           <w:p>
             <w:pPr>
               <w:jc w:val="center"/>
+              <w:rPr>
+                <w:sz w:val="19"/>
+              </w:rPr>
             </w:pPr>
             <w:r>
               <w:rPr>
                 <w:sz w:val="19"/>
               </w:rPr>
-              <w:t>00</w:t>
-            </w:r>
-            <w:r>
-              <w:rPr>
-                <w:sz w:val="19"/>
-              </w:rPr>
-              <w:t>3</w:t>
-            </w:r>
-          </w:p>
-        </w:tc>
-        <w:tc>
-          <w:tcPr>
-            <w:tcW w:w="1245" w:type="dxa"/>
-            <w:tcBorders>
-              <w:top w:val="single" w:sz="2" w:space="0" w:color="E0E0E0"/>
-              <w:left w:val="single" w:sz="2" w:space="0" w:color="E0E0E0"/>
-              <w:bottom w:val="single" w:sz="2" w:space="0" w:color="E0E0E0"/>
-              <w:right w:val="single" w:sz="2" w:space="0" w:color="E0E0E0"/>
-            </w:tcBorders>
-            <w:shd w:val="clear" w:color="auto" w:fill="F2F4F7"/>
-            <w:tcMar>
-              <w:top w:w="100" w:type="dxa"/>
-              <w:left w:w="100" w:type="dxa"/>
-              <w:bottom w:w="100" w:type="dxa"/>
-              <w:right w:w="100" w:type="dxa"/>
-            </w:tcMar>
-          </w:tcPr>
-          <w:p>
-            <w:pPr>
-              <w:jc w:val="center"/>
-            </w:pPr>
-            <w:r>
-              <w:rPr>
-                <w:sz w:val="19"/>
-              </w:rPr>
-              <w:t>2</w:t>
-            </w:r>
-            <w:r>
-              <w:rPr>
-                <w:sz w:val="19"/>
-              </w:rPr>
-              <w:t>4</w:t>
-            </w:r>
-            <w:r>
-              <w:rPr>
-                <w:sz w:val="19"/>
-              </w:rPr>
-              <w:t>/06/2026</w:t>
+              <w:t>000</w:t>
             </w:r>
           </w:p>
         </w:tc>
@@ -3721,6 +3127,9 @@
           <w:p>
             <w:pPr>
               <w:jc w:val="center"/>
+              <w:rPr>
+                <w:sz w:val="19"/>
+              </w:rPr>
             </w:pPr>
             <w:proofErr w:type="spellStart"/>
             <w:r>
@@ -3752,25 +3161,10 @@
           <w:p>
             <w:pPr>
               <w:jc w:val="center"/>
+              <w:rPr>
+                <w:sz w:val="19"/>
+              </w:rPr>
             </w:pPr>
-            <w:r>
-              <w:rPr>
-                <w:sz w:val="19"/>
-              </w:rPr>
-              <w:t>Tabla</w:t>
-            </w:r>
-            <w:r>
-              <w:rPr>
-                <w:sz w:val="19"/>
-              </w:rPr>
-              <w:t xml:space="preserve"> </w:t>
-            </w:r>
-            <w:r>
-              <w:rPr>
-                <w:sz w:val="19"/>
-              </w:rPr>
-              <w:t xml:space="preserve">/ </w:t>
-            </w:r>
             <w:proofErr w:type="spellStart"/>
             <w:r>
               <w:rPr>
@@ -3789,7 +3183,7 @@
         </w:tc>
         <w:tc>
           <w:tcPr>
-            <w:tcW w:w="3752" w:type="dxa"/>
+            <w:tcW w:w="4773" w:type="dxa"/>
             <w:tcBorders>
               <w:top w:val="single" w:sz="2" w:space="0" w:color="E0E0E0"/>
               <w:left w:val="single" w:sz="2" w:space="0" w:color="E0E0E0"/>
@@ -3805,64 +3199,73 @@
             </w:tcMar>
           </w:tcPr>
           <w:p>
-            <w:r>
-              <w:rPr>
+            <w:pPr>
+              <w:rPr>
+                <w:sz w:val="19"/>
+              </w:rPr>
+            </w:pPr>
+            <w:r>
+              <w:rPr>
+                <w:sz w:val="19"/>
+              </w:rPr>
+              <w:t xml:space="preserve">Creación y actualización de procedimientos para la gestión de </w:t>
+            </w:r>
+            <w:proofErr w:type="spellStart"/>
+            <w:r>
+              <w:rPr>
+                <w:sz w:val="19"/>
+              </w:rPr>
+              <w:t>Ubigeos</w:t>
+            </w:r>
+            <w:proofErr w:type="spellEnd"/>
+            <w:r>
+              <w:rPr>
+                <w:sz w:val="19"/>
+              </w:rPr>
+              <w:t xml:space="preserve">: </w:t>
+            </w:r>
+            <w:r>
+              <w:rPr>
+                <w:b/>
+                <w:bCs/>
+                <w:sz w:val="19"/>
+              </w:rPr>
+              <w:t>USP_UBIGEO_LISTAR</w:t>
+            </w:r>
+            <w:r>
+              <w:rPr>
+                <w:sz w:val="19"/>
+              </w:rPr>
+              <w:t xml:space="preserve"> (listado jerárquico segmentado en Departamentos, Provincias y Distritos basado en validaciones de longitud y tipo de listado) y </w:t>
+            </w:r>
+            <w:r>
+              <w:rPr>
+                <w:b/>
+                <w:bCs/>
+                <w:sz w:val="19"/>
+              </w:rPr>
+              <w:t>USP_UBIGEO_LISTAR2</w:t>
+            </w:r>
+            <w:r>
+              <w:rPr>
+                <w:sz w:val="19"/>
+              </w:rPr>
+              <w:t xml:space="preserve"> (listado simplificado por niveles con base en el código padre). Ambos consultan de manera externa el esquema </w:t>
+            </w:r>
+            <w:proofErr w:type="spellStart"/>
+            <w:r>
+              <w:rPr>
+                <w:b/>
+                <w:bCs/>
                 <w:i/>
                 <w:iCs/>
                 <w:sz w:val="19"/>
               </w:rPr>
-              <w:t xml:space="preserve">Implementación del Modelo Relacional </w:t>
-            </w:r>
-            <w:proofErr w:type="spellStart"/>
-            <w:r>
-              <w:rPr>
-                <w:i/>
-                <w:iCs/>
-                <w:sz w:val="19"/>
-              </w:rPr>
-              <w:t>Auto-referencial</w:t>
+              <w:t>SISGED.dbo.GED_TG_UBIGEO</w:t>
             </w:r>
             <w:proofErr w:type="spellEnd"/>
             <w:r>
               <w:rPr>
-                <w:i/>
-                <w:iCs/>
-                <w:sz w:val="19"/>
-              </w:rPr>
-              <w:t xml:space="preserve"> en la tabla </w:t>
-            </w:r>
-            <w:proofErr w:type="spellStart"/>
-            <w:proofErr w:type="gramStart"/>
-            <w:r>
-              <w:rPr>
-                <w:i/>
-                <w:iCs/>
-                <w:sz w:val="19"/>
-              </w:rPr>
-              <w:t>dbo.T</w:t>
-            </w:r>
-            <w:proofErr w:type="gramEnd"/>
-            <w:r>
-              <w:rPr>
-                <w:i/>
-                <w:iCs/>
-                <w:sz w:val="19"/>
-              </w:rPr>
-              <w:t>_Persona</w:t>
-            </w:r>
-            <w:proofErr w:type="spellEnd"/>
-            <w:r>
-              <w:rPr>
-                <w:i/>
-                <w:iCs/>
-                <w:sz w:val="19"/>
-              </w:rPr>
-              <w:t>. Este cambio permite separar e interconectar las entidades de Persona Jurídica (Empresa) y Persona Natural (Representante Legal) solicitadas en el nuevo flujo de la Mesa de Partes Digital, garantizando la normalización de la base de datos y la escalabilidad del sistema a largo plazo (por ejemplo, permitiendo que un mismo representante gestione múltiples empresas en el futuro)</w:t>
-            </w:r>
-            <w:r>
-              <w:rPr>
-                <w:i/>
-                <w:iCs/>
                 <w:sz w:val="19"/>
               </w:rPr>
               <w:t>.</w:t>
@@ -3871,7 +3274,7 @@
         </w:tc>
         <w:tc>
           <w:tcPr>
-            <w:tcW w:w="1235" w:type="dxa"/>
+            <w:tcW w:w="1300" w:type="dxa"/>
             <w:tcBorders>
               <w:top w:val="single" w:sz="2" w:space="0" w:color="E0E0E0"/>
               <w:left w:val="single" w:sz="2" w:space="0" w:color="E0E0E0"/>
@@ -3889,214 +3292,11 @@
           <w:p>
             <w:pPr>
               <w:jc w:val="center"/>
-            </w:pPr>
-            <w:r>
               <w:rPr>
                 <w:b/>
                 <w:color w:val="2E75B6"/>
                 <w:sz w:val="19"/>
               </w:rPr>
-              <w:t>Aplicado Local</w:t>
-            </w:r>
-          </w:p>
-        </w:tc>
-      </w:tr>
-      <w:tr>
-        <w:trPr>
-          <w:jc w:val="center"/>
-        </w:trPr>
-        <w:tc>
-          <w:tcPr>
-            <w:tcW w:w="655" w:type="dxa"/>
-            <w:tcBorders>
-              <w:top w:val="single" w:sz="2" w:space="0" w:color="E0E0E0"/>
-              <w:left w:val="single" w:sz="2" w:space="0" w:color="E0E0E0"/>
-              <w:bottom w:val="single" w:sz="2" w:space="0" w:color="E0E0E0"/>
-              <w:right w:val="single" w:sz="2" w:space="0" w:color="E0E0E0"/>
-            </w:tcBorders>
-            <w:shd w:val="clear" w:color="auto" w:fill="FFFFFF"/>
-            <w:tcMar>
-              <w:top w:w="100" w:type="dxa"/>
-              <w:left w:w="100" w:type="dxa"/>
-              <w:bottom w:w="100" w:type="dxa"/>
-              <w:right w:w="100" w:type="dxa"/>
-            </w:tcMar>
-          </w:tcPr>
-          <w:p>
-            <w:pPr>
-              <w:jc w:val="center"/>
-            </w:pPr>
-            <w:r>
-              <w:rPr>
-                <w:sz w:val="19"/>
-              </w:rPr>
-              <w:t>00</w:t>
-            </w:r>
-            <w:r>
-              <w:rPr>
-                <w:sz w:val="19"/>
-              </w:rPr>
-              <w:t>4</w:t>
-            </w:r>
-          </w:p>
-        </w:tc>
-        <w:tc>
-          <w:tcPr>
-            <w:tcW w:w="1245" w:type="dxa"/>
-            <w:tcBorders>
-              <w:top w:val="single" w:sz="2" w:space="0" w:color="E0E0E0"/>
-              <w:left w:val="single" w:sz="2" w:space="0" w:color="E0E0E0"/>
-              <w:bottom w:val="single" w:sz="2" w:space="0" w:color="E0E0E0"/>
-              <w:right w:val="single" w:sz="2" w:space="0" w:color="E0E0E0"/>
-            </w:tcBorders>
-            <w:shd w:val="clear" w:color="auto" w:fill="FFFFFF"/>
-            <w:tcMar>
-              <w:top w:w="100" w:type="dxa"/>
-              <w:left w:w="100" w:type="dxa"/>
-              <w:bottom w:w="100" w:type="dxa"/>
-              <w:right w:w="100" w:type="dxa"/>
-            </w:tcMar>
-          </w:tcPr>
-          <w:p>
-            <w:pPr>
-              <w:jc w:val="center"/>
-            </w:pPr>
-            <w:r>
-              <w:rPr>
-                <w:sz w:val="19"/>
-              </w:rPr>
-              <w:t>2</w:t>
-            </w:r>
-            <w:r>
-              <w:rPr>
-                <w:sz w:val="19"/>
-              </w:rPr>
-              <w:t>4</w:t>
-            </w:r>
-            <w:r>
-              <w:rPr>
-                <w:sz w:val="19"/>
-              </w:rPr>
-              <w:t>/06/2026</w:t>
-            </w:r>
-          </w:p>
-        </w:tc>
-        <w:tc>
-          <w:tcPr>
-            <w:tcW w:w="1210" w:type="dxa"/>
-            <w:tcBorders>
-              <w:top w:val="single" w:sz="2" w:space="0" w:color="E0E0E0"/>
-              <w:left w:val="single" w:sz="2" w:space="0" w:color="E0E0E0"/>
-              <w:bottom w:val="single" w:sz="2" w:space="0" w:color="E0E0E0"/>
-              <w:right w:val="single" w:sz="2" w:space="0" w:color="E0E0E0"/>
-            </w:tcBorders>
-            <w:shd w:val="clear" w:color="auto" w:fill="FFFFFF"/>
-            <w:tcMar>
-              <w:top w:w="100" w:type="dxa"/>
-              <w:left w:w="100" w:type="dxa"/>
-              <w:bottom w:w="100" w:type="dxa"/>
-              <w:right w:w="100" w:type="dxa"/>
-            </w:tcMar>
-          </w:tcPr>
-          <w:p>
-            <w:pPr>
-              <w:jc w:val="center"/>
-            </w:pPr>
-            <w:proofErr w:type="spellStart"/>
-            <w:r>
-              <w:rPr>
-                <w:sz w:val="19"/>
-              </w:rPr>
-              <w:t>Developer</w:t>
-            </w:r>
-            <w:proofErr w:type="spellEnd"/>
-          </w:p>
-        </w:tc>
-        <w:tc>
-          <w:tcPr>
-            <w:tcW w:w="1463" w:type="dxa"/>
-            <w:tcBorders>
-              <w:top w:val="single" w:sz="2" w:space="0" w:color="E0E0E0"/>
-              <w:left w:val="single" w:sz="2" w:space="0" w:color="E0E0E0"/>
-              <w:bottom w:val="single" w:sz="2" w:space="0" w:color="E0E0E0"/>
-              <w:right w:val="single" w:sz="2" w:space="0" w:color="E0E0E0"/>
-            </w:tcBorders>
-            <w:shd w:val="clear" w:color="auto" w:fill="FFFFFF"/>
-            <w:tcMar>
-              <w:top w:w="100" w:type="dxa"/>
-              <w:left w:w="100" w:type="dxa"/>
-              <w:bottom w:w="100" w:type="dxa"/>
-              <w:right w:w="100" w:type="dxa"/>
-            </w:tcMar>
-          </w:tcPr>
-          <w:p>
-            <w:pPr>
-              <w:jc w:val="center"/>
-            </w:pPr>
-            <w:proofErr w:type="spellStart"/>
-            <w:r>
-              <w:rPr>
-                <w:sz w:val="19"/>
-              </w:rPr>
-              <w:t>Proc</w:t>
-            </w:r>
-            <w:proofErr w:type="spellEnd"/>
-            <w:r>
-              <w:rPr>
-                <w:sz w:val="19"/>
-              </w:rPr>
-              <w:t>. Almacenado</w:t>
-            </w:r>
-          </w:p>
-        </w:tc>
-        <w:tc>
-          <w:tcPr>
-            <w:tcW w:w="3752" w:type="dxa"/>
-            <w:tcBorders>
-              <w:top w:val="single" w:sz="2" w:space="0" w:color="E0E0E0"/>
-              <w:left w:val="single" w:sz="2" w:space="0" w:color="E0E0E0"/>
-              <w:bottom w:val="single" w:sz="2" w:space="0" w:color="E0E0E0"/>
-              <w:right w:val="single" w:sz="2" w:space="0" w:color="E0E0E0"/>
-            </w:tcBorders>
-            <w:shd w:val="clear" w:color="auto" w:fill="FFFFFF"/>
-            <w:tcMar>
-              <w:top w:w="100" w:type="dxa"/>
-              <w:left w:w="100" w:type="dxa"/>
-              <w:bottom w:w="100" w:type="dxa"/>
-              <w:right w:w="100" w:type="dxa"/>
-            </w:tcMar>
-          </w:tcPr>
-          <w:p>
-            <w:r>
-              <w:rPr>
-                <w:i/>
-                <w:iCs/>
-                <w:sz w:val="19"/>
-              </w:rPr>
-              <w:t>Automatizar en un solo flujo transaccional el control del remitente (persona natural) y la carga de sus documentos (principales o anexos) en el sistema de trámite/recepción.</w:t>
-            </w:r>
-          </w:p>
-        </w:tc>
-        <w:tc>
-          <w:tcPr>
-            <w:tcW w:w="1235" w:type="dxa"/>
-            <w:tcBorders>
-              <w:top w:val="single" w:sz="2" w:space="0" w:color="E0E0E0"/>
-              <w:left w:val="single" w:sz="2" w:space="0" w:color="E0E0E0"/>
-              <w:bottom w:val="single" w:sz="2" w:space="0" w:color="E0E0E0"/>
-              <w:right w:val="single" w:sz="2" w:space="0" w:color="E0E0E0"/>
-            </w:tcBorders>
-            <w:shd w:val="clear" w:color="auto" w:fill="FFFFFF"/>
-            <w:tcMar>
-              <w:top w:w="100" w:type="dxa"/>
-              <w:left w:w="100" w:type="dxa"/>
-              <w:bottom w:w="100" w:type="dxa"/>
-              <w:right w:w="100" w:type="dxa"/>
-            </w:tcMar>
-          </w:tcPr>
-          <w:p>
-            <w:pPr>
-              <w:jc w:val="center"/>
             </w:pPr>
             <w:r>
               <w:rPr>
@@ -4133,59 +3333,15 @@
           <w:p>
             <w:pPr>
               <w:jc w:val="center"/>
+              <w:rPr>
+                <w:sz w:val="19"/>
+              </w:rPr>
             </w:pPr>
             <w:r>
               <w:rPr>
                 <w:sz w:val="19"/>
               </w:rPr>
-              <w:t>00</w:t>
-            </w:r>
-            <w:r>
-              <w:rPr>
-                <w:sz w:val="19"/>
-              </w:rPr>
-              <w:t>5</w:t>
-            </w:r>
-          </w:p>
-        </w:tc>
-        <w:tc>
-          <w:tcPr>
-            <w:tcW w:w="1245" w:type="dxa"/>
-            <w:tcBorders>
-              <w:top w:val="single" w:sz="2" w:space="0" w:color="E0E0E0"/>
-              <w:left w:val="single" w:sz="2" w:space="0" w:color="E0E0E0"/>
-              <w:bottom w:val="single" w:sz="2" w:space="0" w:color="E0E0E0"/>
-              <w:right w:val="single" w:sz="2" w:space="0" w:color="E0E0E0"/>
-            </w:tcBorders>
-            <w:shd w:val="clear" w:color="auto" w:fill="F2F4F7"/>
-            <w:tcMar>
-              <w:top w:w="100" w:type="dxa"/>
-              <w:left w:w="100" w:type="dxa"/>
-              <w:bottom w:w="100" w:type="dxa"/>
-              <w:right w:w="100" w:type="dxa"/>
-            </w:tcMar>
-          </w:tcPr>
-          <w:p>
-            <w:pPr>
-              <w:jc w:val="center"/>
-            </w:pPr>
-            <w:r>
-              <w:rPr>
-                <w:sz w:val="19"/>
-              </w:rPr>
-              <w:t>2</w:t>
-            </w:r>
-            <w:r>
-              <w:rPr>
-                <w:sz w:val="19"/>
-              </w:rPr>
-              <w:t>5</w:t>
-            </w:r>
-            <w:r>
-              <w:rPr>
-                <w:sz w:val="19"/>
-              </w:rPr>
-              <w:t>/06/2026</w:t>
+              <w:t>001</w:t>
             </w:r>
           </w:p>
         </w:tc>
@@ -4209,6 +3365,9 @@
           <w:p>
             <w:pPr>
               <w:jc w:val="center"/>
+              <w:rPr>
+                <w:sz w:val="19"/>
+              </w:rPr>
             </w:pPr>
             <w:proofErr w:type="spellStart"/>
             <w:r>
@@ -4240,26 +3399,21 @@
           <w:p>
             <w:pPr>
               <w:jc w:val="center"/>
+              <w:rPr>
+                <w:sz w:val="19"/>
+              </w:rPr>
             </w:pPr>
-            <w:proofErr w:type="spellStart"/>
-            <w:r>
-              <w:rPr>
-                <w:sz w:val="19"/>
-              </w:rPr>
-              <w:t>Proc</w:t>
-            </w:r>
-            <w:proofErr w:type="spellEnd"/>
-            <w:r>
-              <w:rPr>
-                <w:sz w:val="19"/>
-              </w:rPr>
-              <w:t>. Almacenado</w:t>
+            <w:r>
+              <w:rPr>
+                <w:sz w:val="19"/>
+              </w:rPr>
+              <w:t>Tabla / Índices</w:t>
             </w:r>
           </w:p>
         </w:tc>
         <w:tc>
           <w:tcPr>
-            <w:tcW w:w="3752" w:type="dxa"/>
+            <w:tcW w:w="4773" w:type="dxa"/>
             <w:tcBorders>
               <w:top w:val="single" w:sz="2" w:space="0" w:color="E0E0E0"/>
               <w:left w:val="single" w:sz="2" w:space="0" w:color="E0E0E0"/>
@@ -4275,17 +3429,100 @@
             </w:tcMar>
           </w:tcPr>
           <w:p>
-            <w:r>
-              <w:rPr>
-                <w:sz w:val="19"/>
-              </w:rPr>
-              <w:t>Se implementó un nuevo procedimiento almacenado y su respectivo índice no agrupado para gestionar y validar de forma exclusiva los datos de Personas Jurídicas mediante su número de RUC. Esto permitirá agilizar el flujo de registro de empresas en el formula</w:t>
+            <w:pPr>
+              <w:rPr>
+                <w:sz w:val="19"/>
+              </w:rPr>
+            </w:pPr>
+            <w:r>
+              <w:rPr>
+                <w:sz w:val="19"/>
+              </w:rPr>
+              <w:t xml:space="preserve">Modificación y creación de la tabla </w:t>
+            </w:r>
+            <w:proofErr w:type="spellStart"/>
+            <w:r>
+              <w:rPr>
+                <w:b/>
+                <w:bCs/>
+                <w:sz w:val="19"/>
+              </w:rPr>
+              <w:t>T_Contribuyente</w:t>
+            </w:r>
+            <w:proofErr w:type="spellEnd"/>
+            <w:r>
+              <w:rPr>
+                <w:sz w:val="19"/>
+              </w:rPr>
+              <w:t xml:space="preserve"> (incorporando la columna de control </w:t>
+            </w:r>
+            <w:proofErr w:type="spellStart"/>
+            <w:r>
+              <w:rPr>
+                <w:b/>
+                <w:bCs/>
+                <w:sz w:val="19"/>
+              </w:rPr>
+              <w:t>registro_manual</w:t>
+            </w:r>
+            <w:proofErr w:type="spellEnd"/>
+            <w:r>
+              <w:rPr>
+                <w:sz w:val="19"/>
+              </w:rPr>
+              <w:t xml:space="preserve"> con valor predeterminado en 1). Se estableció la llave primaria clúster sobre el campo ruc (</w:t>
+            </w:r>
+            <w:proofErr w:type="spellStart"/>
+            <w:r>
+              <w:rPr>
+                <w:b/>
+                <w:bCs/>
+                <w:sz w:val="19"/>
+              </w:rPr>
+              <w:t>PK_t_contribuyente</w:t>
+            </w:r>
+            <w:proofErr w:type="spellEnd"/>
+            <w:r>
+              <w:rPr>
+                <w:sz w:val="19"/>
+              </w:rPr>
+              <w:t>) y un índice non-</w:t>
+            </w:r>
+            <w:proofErr w:type="spellStart"/>
+            <w:r>
+              <w:rPr>
+                <w:sz w:val="19"/>
+              </w:rPr>
+              <w:t>clustered</w:t>
+            </w:r>
+            <w:proofErr w:type="spellEnd"/>
+            <w:r>
+              <w:rPr>
+                <w:sz w:val="19"/>
+              </w:rPr>
+              <w:t xml:space="preserve"> (</w:t>
+            </w:r>
+            <w:proofErr w:type="spellStart"/>
+            <w:r>
+              <w:rPr>
+                <w:b/>
+                <w:bCs/>
+                <w:sz w:val="19"/>
+              </w:rPr>
+              <w:t>IX_t_contribuyente_razon_social</w:t>
+            </w:r>
+            <w:proofErr w:type="spellEnd"/>
+            <w:r>
+              <w:rPr>
+                <w:sz w:val="19"/>
+              </w:rPr>
+              <w:t>) para agilizar las búsquedas por nombre o razón social.</w:t>
             </w:r>
           </w:p>
         </w:tc>
         <w:tc>
           <w:tcPr>
-            <w:tcW w:w="1235" w:type="dxa"/>
+            <w:tcW w:w="1300" w:type="dxa"/>
             <w:tcBorders>
               <w:top w:val="single" w:sz="2" w:space="0" w:color="E0E0E0"/>
               <w:left w:val="single" w:sz="2" w:space="0" w:color="E0E0E0"/>
@@ -4303,6 +3540,11 @@
           <w:p>
             <w:pPr>
               <w:jc w:val="center"/>
+              <w:rPr>
+                <w:b/>
+                <w:color w:val="2E75B6"/>
+                <w:sz w:val="19"/>
+              </w:rPr>
             </w:pPr>
             <w:r>
               <w:rPr>
@@ -4347,51 +3589,14 @@
               <w:rPr>
                 <w:sz w:val="19"/>
               </w:rPr>
-              <w:t>006</w:t>
-            </w:r>
-          </w:p>
-        </w:tc>
-        <w:tc>
-          <w:tcPr>
-            <w:tcW w:w="1245" w:type="dxa"/>
-            <w:tcBorders>
-              <w:top w:val="single" w:sz="2" w:space="0" w:color="E0E0E0"/>
-              <w:left w:val="single" w:sz="2" w:space="0" w:color="E0E0E0"/>
-              <w:bottom w:val="single" w:sz="2" w:space="0" w:color="E0E0E0"/>
-              <w:right w:val="single" w:sz="2" w:space="0" w:color="E0E0E0"/>
-            </w:tcBorders>
-            <w:shd w:val="clear" w:color="auto" w:fill="F2F4F7"/>
-            <w:tcMar>
-              <w:top w:w="100" w:type="dxa"/>
-              <w:left w:w="100" w:type="dxa"/>
-              <w:bottom w:w="100" w:type="dxa"/>
-              <w:right w:w="100" w:type="dxa"/>
-            </w:tcMar>
-          </w:tcPr>
-          <w:p>
-            <w:pPr>
-              <w:jc w:val="center"/>
-              <w:rPr>
-                <w:sz w:val="19"/>
-              </w:rPr>
-            </w:pPr>
+              <w:lastRenderedPageBreak/>
+              <w:t>00</w:t>
+            </w:r>
             <w:r>
               <w:rPr>
                 <w:sz w:val="19"/>
               </w:rPr>
               <w:t>2</w:t>
-            </w:r>
-            <w:r>
-              <w:rPr>
-                <w:sz w:val="19"/>
-              </w:rPr>
-              <w:t>5</w:t>
-            </w:r>
-            <w:r>
-              <w:rPr>
-                <w:sz w:val="19"/>
-              </w:rPr>
-              <w:t>/06/2026</w:t>
             </w:r>
           </w:p>
         </w:tc>
@@ -4453,25 +3658,17 @@
                 <w:sz w:val="19"/>
               </w:rPr>
             </w:pPr>
-            <w:proofErr w:type="spellStart"/>
-            <w:r>
-              <w:rPr>
-                <w:sz w:val="19"/>
-              </w:rPr>
-              <w:t>Proc</w:t>
-            </w:r>
-            <w:proofErr w:type="spellEnd"/>
-            <w:r>
-              <w:rPr>
-                <w:sz w:val="19"/>
-              </w:rPr>
-              <w:t>. Almacenado</w:t>
+            <w:r>
+              <w:rPr>
+                <w:sz w:val="19"/>
+              </w:rPr>
+              <w:t>Datos / Catálogo</w:t>
             </w:r>
           </w:p>
         </w:tc>
         <w:tc>
           <w:tcPr>
-            <w:tcW w:w="3752" w:type="dxa"/>
+            <w:tcW w:w="4773" w:type="dxa"/>
             <w:tcBorders>
               <w:top w:val="single" w:sz="2" w:space="0" w:color="E0E0E0"/>
               <w:left w:val="single" w:sz="2" w:space="0" w:color="E0E0E0"/>
@@ -4496,29 +3693,55 @@
               <w:rPr>
                 <w:sz w:val="19"/>
               </w:rPr>
-              <w:t xml:space="preserve">Creación del procedimiento almacenado </w:t>
+              <w:t>Inserción de un nuevo registro en el catálogo de tipos de documento de identidad (</w:t>
             </w:r>
             <w:proofErr w:type="spellStart"/>
+            <w:r>
+              <w:rPr>
+                <w:sz w:val="19"/>
+              </w:rPr>
+              <w:t>T_TipoDocPer</w:t>
+            </w:r>
+            <w:proofErr w:type="spellEnd"/>
+            <w:r>
+              <w:rPr>
+                <w:sz w:val="19"/>
+              </w:rPr>
+              <w:t xml:space="preserve">) correspondiente al </w:t>
+            </w:r>
             <w:r>
               <w:rPr>
                 <w:b/>
                 <w:bCs/>
                 <w:sz w:val="19"/>
               </w:rPr>
-              <w:t>dbo.USP_RegistroPersonaJuridica</w:t>
+              <w:t>Carné de Extranjería ('CE')</w:t>
+            </w:r>
+            <w:r>
+              <w:rPr>
+                <w:sz w:val="19"/>
+              </w:rPr>
+              <w:t xml:space="preserve"> con estado activo (</w:t>
+            </w:r>
+            <w:proofErr w:type="spellStart"/>
+            <w:r>
+              <w:rPr>
+                <w:sz w:val="19"/>
+              </w:rPr>
+              <w:t>bActivo</w:t>
             </w:r>
             <w:proofErr w:type="spellEnd"/>
             <w:r>
               <w:rPr>
                 <w:sz w:val="19"/>
               </w:rPr>
-              <w:t xml:space="preserve"> para dar soporte transaccional al flujo de negocio de Mesa de Partes Virtual para Personas Jurídicas, según requerimiento de interfaz gráfica para la separación de datos de entidad y representante legal.</w:t>
+              <w:t xml:space="preserve"> = 1).</w:t>
             </w:r>
           </w:p>
         </w:tc>
         <w:tc>
           <w:tcPr>
-            <w:tcW w:w="1235" w:type="dxa"/>
+            <w:tcW w:w="1300" w:type="dxa"/>
             <w:tcBorders>
               <w:top w:val="single" w:sz="2" w:space="0" w:color="E0E0E0"/>
               <w:left w:val="single" w:sz="2" w:space="0" w:color="E0E0E0"/>
@@ -4538,7 +3761,7 @@
               <w:jc w:val="center"/>
               <w:rPr>
                 <w:b/>
-                <w:color w:val="C00000"/>
+                <w:color w:val="2E75B6"/>
                 <w:sz w:val="19"/>
               </w:rPr>
             </w:pPr>
@@ -4585,45 +3808,7 @@
               <w:rPr>
                 <w:sz w:val="19"/>
               </w:rPr>
-              <w:t>007</w:t>
-            </w:r>
-          </w:p>
-        </w:tc>
-        <w:tc>
-          <w:tcPr>
-            <w:tcW w:w="1245" w:type="dxa"/>
-            <w:tcBorders>
-              <w:top w:val="single" w:sz="2" w:space="0" w:color="E0E0E0"/>
-              <w:left w:val="single" w:sz="2" w:space="0" w:color="E0E0E0"/>
-              <w:bottom w:val="single" w:sz="2" w:space="0" w:color="E0E0E0"/>
-              <w:right w:val="single" w:sz="2" w:space="0" w:color="E0E0E0"/>
-            </w:tcBorders>
-            <w:shd w:val="clear" w:color="auto" w:fill="F2F4F7"/>
-            <w:tcMar>
-              <w:top w:w="100" w:type="dxa"/>
-              <w:left w:w="100" w:type="dxa"/>
-              <w:bottom w:w="100" w:type="dxa"/>
-              <w:right w:w="100" w:type="dxa"/>
-            </w:tcMar>
-          </w:tcPr>
-          <w:p>
-            <w:pPr>
-              <w:jc w:val="center"/>
-              <w:rPr>
-                <w:sz w:val="19"/>
-              </w:rPr>
-            </w:pPr>
-            <w:r>
-              <w:rPr>
-                <w:sz w:val="19"/>
-              </w:rPr>
-              <w:t>30</w:t>
-            </w:r>
-            <w:r>
-              <w:rPr>
-                <w:sz w:val="19"/>
-              </w:rPr>
-              <w:t>/06/2026</w:t>
+              <w:t>003</w:t>
             </w:r>
           </w:p>
         </w:tc>
@@ -4697,13 +3882,13 @@
               <w:rPr>
                 <w:sz w:val="19"/>
               </w:rPr>
-              <w:t>. Almacenado</w:t>
+              <w:t>. Almacenado / Índice</w:t>
             </w:r>
           </w:p>
         </w:tc>
         <w:tc>
           <w:tcPr>
-            <w:tcW w:w="3752" w:type="dxa"/>
+            <w:tcW w:w="4773" w:type="dxa"/>
             <w:tcBorders>
               <w:top w:val="single" w:sz="2" w:space="0" w:color="E0E0E0"/>
               <w:left w:val="single" w:sz="2" w:space="0" w:color="E0E0E0"/>
@@ -4728,7 +3913,7 @@
               <w:rPr>
                 <w:sz w:val="19"/>
               </w:rPr>
-              <w:t xml:space="preserve">Creación de </w:t>
+              <w:t xml:space="preserve">Creación del procedimiento almacenado </w:t>
             </w:r>
             <w:proofErr w:type="spellStart"/>
             <w:r>
@@ -4737,71 +3922,102 @@
                 <w:bCs/>
                 <w:sz w:val="19"/>
               </w:rPr>
-              <w:t>USP_Persona_GestionarCredenciales</w:t>
+              <w:t>USP_Persona_ObtenerPorDocumento</w:t>
             </w:r>
             <w:proofErr w:type="spellEnd"/>
             <w:r>
               <w:rPr>
                 <w:sz w:val="19"/>
               </w:rPr>
-              <w:t xml:space="preserve">. Centraliza la lógica de validación de identidad (OTP) y generación/recuperación de contraseñas. Incluye </w:t>
+              <w:t xml:space="preserve"> para la validación optimizada de identidad por tipo y número de documento, junto con la implementación del índice non-</w:t>
             </w:r>
             <w:proofErr w:type="spellStart"/>
+            <w:r>
+              <w:rPr>
+                <w:sz w:val="19"/>
+              </w:rPr>
+              <w:t>clustered</w:t>
+            </w:r>
+            <w:proofErr w:type="spellEnd"/>
+            <w:r>
+              <w:rPr>
+                <w:sz w:val="19"/>
+              </w:rPr>
+              <w:t xml:space="preserve"> </w:t>
+            </w:r>
+            <w:proofErr w:type="spellStart"/>
+            <w:r>
+              <w:rPr>
+                <w:b/>
+                <w:bCs/>
+                <w:sz w:val="19"/>
+              </w:rPr>
+              <w:t>IX_T_Persona_Documento</w:t>
+            </w:r>
+            <w:proofErr w:type="spellEnd"/>
+            <w:r>
+              <w:rPr>
+                <w:sz w:val="19"/>
+              </w:rPr>
+              <w:t xml:space="preserve"> (</w:t>
+            </w:r>
+            <w:proofErr w:type="spellStart"/>
+            <w:r>
+              <w:rPr>
+                <w:sz w:val="19"/>
+              </w:rPr>
+              <w:t>Covering</w:t>
+            </w:r>
+            <w:proofErr w:type="spellEnd"/>
+            <w:r>
+              <w:rPr>
+                <w:sz w:val="19"/>
+              </w:rPr>
+              <w:t xml:space="preserve"> </w:t>
+            </w:r>
+            <w:proofErr w:type="spellStart"/>
+            <w:r>
+              <w:rPr>
+                <w:sz w:val="19"/>
+              </w:rPr>
+              <w:t>Index</w:t>
+            </w:r>
+            <w:proofErr w:type="spellEnd"/>
+            <w:r>
+              <w:rPr>
+                <w:sz w:val="19"/>
+              </w:rPr>
+              <w:t xml:space="preserve">) con el fin de eliminar operaciones de </w:t>
+            </w:r>
             <w:r>
               <w:rPr>
                 <w:i/>
                 <w:iCs/>
                 <w:sz w:val="19"/>
               </w:rPr>
-              <w:t>hashing</w:t>
+              <w:t xml:space="preserve">Key </w:t>
+            </w:r>
+            <w:proofErr w:type="spellStart"/>
+            <w:r>
+              <w:rPr>
+                <w:i/>
+                <w:iCs/>
+                <w:sz w:val="19"/>
+              </w:rPr>
+              <w:t>Lookup</w:t>
             </w:r>
             <w:proofErr w:type="spellEnd"/>
             <w:r>
               <w:rPr>
                 <w:sz w:val="19"/>
               </w:rPr>
-              <w:t xml:space="preserve"> seguro (SHA-</w:t>
-            </w:r>
-            <w:r>
-              <w:rPr>
-                <w:sz w:val="19"/>
-              </w:rPr>
-              <w:lastRenderedPageBreak/>
-              <w:t>256) y automatización del estado de cuenta (</w:t>
-            </w:r>
-            <w:proofErr w:type="spellStart"/>
-            <w:r>
-              <w:rPr>
-                <w:sz w:val="19"/>
-              </w:rPr>
-              <w:t>bCorreoVerificado</w:t>
-            </w:r>
-            <w:proofErr w:type="spellEnd"/>
-            <w:r>
-              <w:rPr>
-                <w:sz w:val="19"/>
-              </w:rPr>
-              <w:t xml:space="preserve">, </w:t>
-            </w:r>
-            <w:proofErr w:type="spellStart"/>
-            <w:r>
-              <w:rPr>
-                <w:sz w:val="19"/>
-              </w:rPr>
-              <w:t>bActivo</w:t>
-            </w:r>
-            <w:proofErr w:type="spellEnd"/>
-            <w:r>
-              <w:rPr>
-                <w:sz w:val="19"/>
-              </w:rPr>
-              <w:t>).</w:t>
+              <w:t>.</w:t>
             </w:r>
           </w:p>
         </w:tc>
         <w:tc>
           <w:tcPr>
-            <w:tcW w:w="1235" w:type="dxa"/>
+            <w:tcW w:w="1300" w:type="dxa"/>
             <w:tcBorders>
               <w:top w:val="single" w:sz="2" w:space="0" w:color="E0E0E0"/>
               <w:left w:val="single" w:sz="2" w:space="0" w:color="E0E0E0"/>
@@ -4831,7 +4047,6 @@
                 <w:color w:val="2E75B6"/>
                 <w:sz w:val="19"/>
               </w:rPr>
-              <w:lastRenderedPageBreak/>
               <w:t>Aplicado Local</w:t>
             </w:r>
           </w:p>
@@ -4869,45 +4084,7 @@
               <w:rPr>
                 <w:sz w:val="19"/>
               </w:rPr>
-              <w:t>008</w:t>
-            </w:r>
-          </w:p>
-        </w:tc>
-        <w:tc>
-          <w:tcPr>
-            <w:tcW w:w="1245" w:type="dxa"/>
-            <w:tcBorders>
-              <w:top w:val="single" w:sz="2" w:space="0" w:color="E0E0E0"/>
-              <w:left w:val="single" w:sz="2" w:space="0" w:color="E0E0E0"/>
-              <w:bottom w:val="single" w:sz="2" w:space="0" w:color="E0E0E0"/>
-              <w:right w:val="single" w:sz="2" w:space="0" w:color="E0E0E0"/>
-            </w:tcBorders>
-            <w:shd w:val="clear" w:color="auto" w:fill="F2F4F7"/>
-            <w:tcMar>
-              <w:top w:w="100" w:type="dxa"/>
-              <w:left w:w="100" w:type="dxa"/>
-              <w:bottom w:w="100" w:type="dxa"/>
-              <w:right w:w="100" w:type="dxa"/>
-            </w:tcMar>
-          </w:tcPr>
-          <w:p>
-            <w:pPr>
-              <w:jc w:val="center"/>
-              <w:rPr>
-                <w:sz w:val="19"/>
-              </w:rPr>
-            </w:pPr>
-            <w:r>
-              <w:rPr>
-                <w:sz w:val="19"/>
-              </w:rPr>
-              <w:t>30</w:t>
-            </w:r>
-            <w:r>
-              <w:rPr>
-                <w:sz w:val="19"/>
-              </w:rPr>
-              <w:t>/06/2026</w:t>
+              <w:t>004</w:t>
             </w:r>
           </w:p>
         </w:tc>
@@ -4969,25 +4146,17 @@
                 <w:sz w:val="19"/>
               </w:rPr>
             </w:pPr>
-            <w:proofErr w:type="spellStart"/>
-            <w:r>
-              <w:rPr>
-                <w:sz w:val="19"/>
-              </w:rPr>
-              <w:t>Proc</w:t>
-            </w:r>
-            <w:proofErr w:type="spellEnd"/>
-            <w:r>
-              <w:rPr>
-                <w:sz w:val="19"/>
-              </w:rPr>
-              <w:t>. Almacenado</w:t>
+            <w:r>
+              <w:rPr>
+                <w:sz w:val="19"/>
+              </w:rPr>
+              <w:t>Modificación de Tabla / Restricciones</w:t>
             </w:r>
           </w:p>
         </w:tc>
         <w:tc>
           <w:tcPr>
-            <w:tcW w:w="3752" w:type="dxa"/>
+            <w:tcW w:w="4773" w:type="dxa"/>
             <w:tcBorders>
               <w:top w:val="single" w:sz="2" w:space="0" w:color="E0E0E0"/>
               <w:left w:val="single" w:sz="2" w:space="0" w:color="E0E0E0"/>
@@ -5012,77 +4181,125 @@
               <w:rPr>
                 <w:sz w:val="19"/>
               </w:rPr>
-              <w:t xml:space="preserve">Creación de </w:t>
+              <w:t xml:space="preserve">Ampliación de la estructura de la tabla </w:t>
             </w:r>
             <w:proofErr w:type="spellStart"/>
+            <w:proofErr w:type="gramStart"/>
             <w:r>
               <w:rPr>
                 <w:b/>
                 <w:bCs/>
                 <w:sz w:val="19"/>
               </w:rPr>
-              <w:t>USP_ValidarYActivarCorreo</w:t>
-            </w:r>
-            <w:proofErr w:type="spellEnd"/>
-            <w:r>
-              <w:rPr>
-                <w:sz w:val="19"/>
-              </w:rPr>
-              <w:t xml:space="preserve"> para gestionar la validación OTP y activación de cuenta. Incluye limpieza de token (</w:t>
-            </w:r>
-            <w:proofErr w:type="spellStart"/>
+              <w:t>dbo.T</w:t>
+            </w:r>
+            <w:proofErr w:type="gramEnd"/>
             <w:r>
               <w:rPr>
                 <w:b/>
                 <w:bCs/>
                 <w:sz w:val="19"/>
               </w:rPr>
-              <w:t>vCodigoRecup</w:t>
+              <w:t>_Persona</w:t>
             </w:r>
             <w:proofErr w:type="spellEnd"/>
+            <w:r>
+              <w:rPr>
+                <w:sz w:val="19"/>
+              </w:rPr>
+              <w:t xml:space="preserve"> mediante la adición segura de columnas condicionales (</w:t>
+            </w:r>
+            <w:proofErr w:type="spellStart"/>
             <w:r>
               <w:rPr>
                 <w:b/>
                 <w:bCs/>
                 <w:sz w:val="19"/>
               </w:rPr>
-              <w:t xml:space="preserve"> = NULL</w:t>
-            </w:r>
-            <w:r>
-              <w:rPr>
-                <w:sz w:val="19"/>
-              </w:rPr>
-              <w:t>) y actualización de estado (</w:t>
-            </w:r>
-            <w:proofErr w:type="spellStart"/>
+              <w:t>vCodDistrito</w:t>
+            </w:r>
+            <w:proofErr w:type="spellEnd"/>
             <w:r>
               <w:rPr>
                 <w:b/>
                 <w:bCs/>
                 <w:sz w:val="19"/>
               </w:rPr>
-              <w:t>bCorreoVerificado</w:t>
-            </w:r>
-            <w:proofErr w:type="spellEnd"/>
+              <w:t xml:space="preserve">, </w:t>
+            </w:r>
+            <w:proofErr w:type="spellStart"/>
             <w:r>
               <w:rPr>
                 <w:b/>
                 <w:bCs/>
                 <w:sz w:val="19"/>
               </w:rPr>
-              <w:t xml:space="preserve"> = 1</w:t>
-            </w:r>
-            <w:r>
-              <w:rPr>
-                <w:sz w:val="19"/>
-              </w:rPr>
-              <w:t>) tras la verificación exitosa.</w:t>
+              <w:t>vDireccion</w:t>
+            </w:r>
+            <w:proofErr w:type="spellEnd"/>
+            <w:r>
+              <w:rPr>
+                <w:b/>
+                <w:bCs/>
+                <w:sz w:val="19"/>
+              </w:rPr>
+              <w:t xml:space="preserve">, </w:t>
+            </w:r>
+            <w:proofErr w:type="spellStart"/>
+            <w:r>
+              <w:rPr>
+                <w:b/>
+                <w:bCs/>
+                <w:sz w:val="19"/>
+              </w:rPr>
+              <w:t>bCorreoVerificado</w:t>
+            </w:r>
+            <w:proofErr w:type="spellEnd"/>
+            <w:r>
+              <w:rPr>
+                <w:b/>
+                <w:bCs/>
+                <w:sz w:val="19"/>
+              </w:rPr>
+              <w:t xml:space="preserve">, </w:t>
+            </w:r>
+            <w:proofErr w:type="spellStart"/>
+            <w:r>
+              <w:rPr>
+                <w:b/>
+                <w:bCs/>
+                <w:sz w:val="19"/>
+              </w:rPr>
+              <w:t>iCodPerRepresentante</w:t>
+            </w:r>
+            <w:proofErr w:type="spellEnd"/>
+            <w:r>
+              <w:rPr>
+                <w:sz w:val="19"/>
+              </w:rPr>
+              <w:t xml:space="preserve">) e incorporación de la llave foránea autorreferencial </w:t>
+            </w:r>
+            <w:proofErr w:type="spellStart"/>
+            <w:r>
+              <w:rPr>
+                <w:b/>
+                <w:bCs/>
+                <w:sz w:val="19"/>
+              </w:rPr>
+              <w:t>FK_T_Persona_Representante</w:t>
+            </w:r>
+            <w:proofErr w:type="spellEnd"/>
+            <w:r>
+              <w:rPr>
+                <w:sz w:val="19"/>
+              </w:rPr>
+              <w:t xml:space="preserve"> para asociar personas jurídicas o entidades con sus respectivos representantes legales.</w:t>
             </w:r>
           </w:p>
         </w:tc>
         <w:tc>
           <w:tcPr>
-            <w:tcW w:w="1235" w:type="dxa"/>
+            <w:tcW w:w="1300" w:type="dxa"/>
             <w:tcBorders>
               <w:top w:val="single" w:sz="2" w:space="0" w:color="E0E0E0"/>
               <w:left w:val="single" w:sz="2" w:space="0" w:color="E0E0E0"/>
@@ -5149,45 +4366,7 @@
               <w:rPr>
                 <w:sz w:val="19"/>
               </w:rPr>
-              <w:t>009</w:t>
-            </w:r>
-          </w:p>
-        </w:tc>
-        <w:tc>
-          <w:tcPr>
-            <w:tcW w:w="1245" w:type="dxa"/>
-            <w:tcBorders>
-              <w:top w:val="single" w:sz="2" w:space="0" w:color="E0E0E0"/>
-              <w:left w:val="single" w:sz="2" w:space="0" w:color="E0E0E0"/>
-              <w:bottom w:val="single" w:sz="2" w:space="0" w:color="E0E0E0"/>
-              <w:right w:val="single" w:sz="2" w:space="0" w:color="E0E0E0"/>
-            </w:tcBorders>
-            <w:shd w:val="clear" w:color="auto" w:fill="F2F4F7"/>
-            <w:tcMar>
-              <w:top w:w="100" w:type="dxa"/>
-              <w:left w:w="100" w:type="dxa"/>
-              <w:bottom w:w="100" w:type="dxa"/>
-              <w:right w:w="100" w:type="dxa"/>
-            </w:tcMar>
-          </w:tcPr>
-          <w:p>
-            <w:pPr>
-              <w:jc w:val="center"/>
-              <w:rPr>
-                <w:sz w:val="19"/>
-              </w:rPr>
-            </w:pPr>
-            <w:r>
-              <w:rPr>
-                <w:sz w:val="19"/>
-              </w:rPr>
-              <w:t>30</w:t>
-            </w:r>
-            <w:r>
-              <w:rPr>
-                <w:sz w:val="19"/>
-              </w:rPr>
-              <w:t>/06/2026</w:t>
+              <w:t>005</w:t>
             </w:r>
           </w:p>
         </w:tc>
@@ -5249,25 +4428,17 @@
                 <w:sz w:val="19"/>
               </w:rPr>
             </w:pPr>
-            <w:proofErr w:type="spellStart"/>
-            <w:r>
-              <w:rPr>
-                <w:sz w:val="19"/>
-              </w:rPr>
-              <w:t>Proc</w:t>
-            </w:r>
-            <w:proofErr w:type="spellEnd"/>
-            <w:r>
-              <w:rPr>
-                <w:sz w:val="19"/>
-              </w:rPr>
-              <w:t>. Almacenado</w:t>
+            <w:r>
+              <w:rPr>
+                <w:sz w:val="19"/>
+              </w:rPr>
+              <w:t>Tabla / Índices</w:t>
             </w:r>
           </w:p>
         </w:tc>
         <w:tc>
           <w:tcPr>
-            <w:tcW w:w="3752" w:type="dxa"/>
+            <w:tcW w:w="4773" w:type="dxa"/>
             <w:tcBorders>
               <w:top w:val="single" w:sz="2" w:space="0" w:color="E0E0E0"/>
               <w:left w:val="single" w:sz="2" w:space="0" w:color="E0E0E0"/>
@@ -5292,29 +4463,117 @@
               <w:rPr>
                 <w:sz w:val="19"/>
               </w:rPr>
-              <w:t xml:space="preserve">Creación de </w:t>
+              <w:t xml:space="preserve">Creación de la tabla </w:t>
             </w:r>
             <w:proofErr w:type="spellStart"/>
+            <w:proofErr w:type="gramStart"/>
             <w:r>
               <w:rPr>
                 <w:b/>
                 <w:bCs/>
                 <w:sz w:val="19"/>
               </w:rPr>
-              <w:t>USP_Persona_ValidarLogin</w:t>
+              <w:t>dbo.T</w:t>
+            </w:r>
+            <w:proofErr w:type="gramEnd"/>
+            <w:r>
+              <w:rPr>
+                <w:b/>
+                <w:bCs/>
+                <w:sz w:val="19"/>
+              </w:rPr>
+              <w:t>_Tramite</w:t>
             </w:r>
             <w:proofErr w:type="spellEnd"/>
             <w:r>
               <w:rPr>
                 <w:sz w:val="19"/>
               </w:rPr>
-              <w:t xml:space="preserve"> para la autenticación de usuarios. Implementa validación mediante comparación de hash SHA-256 y retorna los datos básicos del perfil en caso de éxito.</w:t>
+              <w:t xml:space="preserve"> para el registro y control específico de los trámites asociados a personas y expedientes. Se estableció una columna de identidad </w:t>
+            </w:r>
+            <w:proofErr w:type="spellStart"/>
+            <w:r>
+              <w:rPr>
+                <w:sz w:val="19"/>
+              </w:rPr>
+              <w:t>autoincremental</w:t>
+            </w:r>
+            <w:proofErr w:type="spellEnd"/>
+            <w:r>
+              <w:rPr>
+                <w:sz w:val="19"/>
+              </w:rPr>
+              <w:t>, el campo de tipo de persona (</w:t>
+            </w:r>
+            <w:proofErr w:type="spellStart"/>
+            <w:r>
+              <w:rPr>
+                <w:b/>
+                <w:bCs/>
+                <w:sz w:val="19"/>
+              </w:rPr>
+              <w:t>iCodTipoPer</w:t>
+            </w:r>
+            <w:proofErr w:type="spellEnd"/>
+            <w:r>
+              <w:rPr>
+                <w:sz w:val="19"/>
+              </w:rPr>
+              <w:t>), la relación con el expediente (</w:t>
+            </w:r>
+            <w:proofErr w:type="spellStart"/>
+            <w:r>
+              <w:rPr>
+                <w:b/>
+                <w:bCs/>
+                <w:sz w:val="19"/>
+              </w:rPr>
+              <w:t>iCodAsunto</w:t>
+            </w:r>
+            <w:proofErr w:type="spellEnd"/>
+            <w:r>
+              <w:rPr>
+                <w:sz w:val="19"/>
+              </w:rPr>
+              <w:t>), el número de RUC opcional (</w:t>
+            </w:r>
+            <w:proofErr w:type="spellStart"/>
+            <w:r>
+              <w:rPr>
+                <w:b/>
+                <w:bCs/>
+                <w:sz w:val="19"/>
+              </w:rPr>
+              <w:t>vRUC</w:t>
+            </w:r>
+            <w:proofErr w:type="spellEnd"/>
+            <w:r>
+              <w:rPr>
+                <w:sz w:val="19"/>
+              </w:rPr>
+              <w:t>) y la llave primaria clúster (</w:t>
+            </w:r>
+            <w:proofErr w:type="spellStart"/>
+            <w:r>
+              <w:rPr>
+                <w:b/>
+                <w:bCs/>
+                <w:sz w:val="19"/>
+              </w:rPr>
+              <w:t>PK_T_Tramite</w:t>
+            </w:r>
+            <w:proofErr w:type="spellEnd"/>
+            <w:r>
+              <w:rPr>
+                <w:sz w:val="19"/>
+              </w:rPr>
+              <w:t>).</w:t>
             </w:r>
           </w:p>
         </w:tc>
         <w:tc>
           <w:tcPr>
-            <w:tcW w:w="1235" w:type="dxa"/>
+            <w:tcW w:w="1300" w:type="dxa"/>
             <w:tcBorders>
               <w:top w:val="single" w:sz="2" w:space="0" w:color="E0E0E0"/>
               <w:left w:val="single" w:sz="2" w:space="0" w:color="E0E0E0"/>
@@ -5381,39 +4640,7 @@
               <w:rPr>
                 <w:sz w:val="19"/>
               </w:rPr>
-              <w:t>010</w:t>
-            </w:r>
-          </w:p>
-        </w:tc>
-        <w:tc>
-          <w:tcPr>
-            <w:tcW w:w="1245" w:type="dxa"/>
-            <w:tcBorders>
-              <w:top w:val="single" w:sz="2" w:space="0" w:color="E0E0E0"/>
-              <w:left w:val="single" w:sz="2" w:space="0" w:color="E0E0E0"/>
-              <w:bottom w:val="single" w:sz="2" w:space="0" w:color="E0E0E0"/>
-              <w:right w:val="single" w:sz="2" w:space="0" w:color="E0E0E0"/>
-            </w:tcBorders>
-            <w:shd w:val="clear" w:color="auto" w:fill="F2F4F7"/>
-            <w:tcMar>
-              <w:top w:w="100" w:type="dxa"/>
-              <w:left w:w="100" w:type="dxa"/>
-              <w:bottom w:w="100" w:type="dxa"/>
-              <w:right w:w="100" w:type="dxa"/>
-            </w:tcMar>
-          </w:tcPr>
-          <w:p>
-            <w:pPr>
-              <w:jc w:val="center"/>
-              <w:rPr>
-                <w:sz w:val="19"/>
-              </w:rPr>
-            </w:pPr>
-            <w:r>
-              <w:rPr>
-                <w:sz w:val="19"/>
-              </w:rPr>
-              <w:t>01/07/2026</w:t>
+              <w:t>006</w:t>
             </w:r>
           </w:p>
         </w:tc>
@@ -5493,7 +4720,7 @@
         </w:tc>
         <w:tc>
           <w:tcPr>
-            <w:tcW w:w="3752" w:type="dxa"/>
+            <w:tcW w:w="4773" w:type="dxa"/>
             <w:tcBorders>
               <w:top w:val="single" w:sz="2" w:space="0" w:color="E0E0E0"/>
               <w:left w:val="single" w:sz="2" w:space="0" w:color="E0E0E0"/>
@@ -5527,14 +4754,14 @@
                 <w:bCs/>
                 <w:sz w:val="19"/>
               </w:rPr>
-              <w:t>USP_Tramite_ListarHistorialPorUsuario</w:t>
+              <w:t>USP_RegistroPersonaNatural</w:t>
             </w:r>
             <w:proofErr w:type="spellEnd"/>
             <w:r>
               <w:rPr>
                 <w:sz w:val="19"/>
               </w:rPr>
-              <w:t xml:space="preserve"> para la consulta del historial de trámites. Implementa un JOIN entre </w:t>
+              <w:t xml:space="preserve"> para manejar de manera transaccional e integral el registro de personas naturales, la gestión de expedientes (</w:t>
             </w:r>
             <w:proofErr w:type="spellStart"/>
             <w:r>
@@ -5550,7 +4777,7 @@
               <w:rPr>
                 <w:sz w:val="19"/>
               </w:rPr>
-              <w:t xml:space="preserve"> y </w:t>
+              <w:t>), los metadatos del trámite (</w:t>
             </w:r>
             <w:proofErr w:type="spellStart"/>
             <w:r>
@@ -5559,48 +4786,34 @@
                 <w:bCs/>
                 <w:sz w:val="19"/>
               </w:rPr>
-              <w:t>T_Estado</w:t>
+              <w:t>T_Tramite</w:t>
             </w:r>
             <w:proofErr w:type="spellEnd"/>
             <w:r>
               <w:rPr>
                 <w:sz w:val="19"/>
               </w:rPr>
-              <w:t xml:space="preserve"> con formato de fecha legible (</w:t>
-            </w:r>
-            <w:proofErr w:type="spellStart"/>
-            <w:r>
-              <w:rPr>
-                <w:sz w:val="19"/>
-              </w:rPr>
-              <w:t>dd</w:t>
-            </w:r>
-            <w:proofErr w:type="spellEnd"/>
-            <w:r>
-              <w:rPr>
-                <w:sz w:val="19"/>
-              </w:rPr>
-              <w:t>/mm/</w:t>
-            </w:r>
-            <w:proofErr w:type="spellStart"/>
-            <w:r>
-              <w:rPr>
-                <w:sz w:val="19"/>
-              </w:rPr>
-              <w:t>yyyy</w:t>
-            </w:r>
-            <w:proofErr w:type="spellEnd"/>
-            <w:r>
-              <w:rPr>
-                <w:sz w:val="19"/>
-              </w:rPr>
-              <w:t>) y ordenamiento cronológico descendente.</w:t>
+              <w:t xml:space="preserve">) y la inserción de archivos (documento principal o anexos según </w:t>
+            </w:r>
+            <w:r>
+              <w:rPr>
+                <w:b/>
+                <w:bCs/>
+                <w:sz w:val="19"/>
+              </w:rPr>
+              <w:t>@btipo</w:t>
+            </w:r>
+            <w:r>
+              <w:rPr>
+                <w:sz w:val="19"/>
+              </w:rPr>
+              <w:t>). Incorpora bloqueo por concurrencia (UPDLOCK, ROWLOCK), atomicidad con XACT_ABORT y validación robusta de parámetros.</w:t>
             </w:r>
           </w:p>
         </w:tc>
         <w:tc>
           <w:tcPr>
-            <w:tcW w:w="1235" w:type="dxa"/>
+            <w:tcW w:w="1300" w:type="dxa"/>
             <w:tcBorders>
               <w:top w:val="single" w:sz="2" w:space="0" w:color="E0E0E0"/>
               <w:left w:val="single" w:sz="2" w:space="0" w:color="E0E0E0"/>
@@ -5667,39 +4880,7 @@
               <w:rPr>
                 <w:sz w:val="19"/>
               </w:rPr>
-              <w:t>011</w:t>
-            </w:r>
-          </w:p>
-        </w:tc>
-        <w:tc>
-          <w:tcPr>
-            <w:tcW w:w="1245" w:type="dxa"/>
-            <w:tcBorders>
-              <w:top w:val="single" w:sz="2" w:space="0" w:color="E0E0E0"/>
-              <w:left w:val="single" w:sz="2" w:space="0" w:color="E0E0E0"/>
-              <w:bottom w:val="single" w:sz="2" w:space="0" w:color="E0E0E0"/>
-              <w:right w:val="single" w:sz="2" w:space="0" w:color="E0E0E0"/>
-            </w:tcBorders>
-            <w:shd w:val="clear" w:color="auto" w:fill="F2F4F7"/>
-            <w:tcMar>
-              <w:top w:w="100" w:type="dxa"/>
-              <w:left w:w="100" w:type="dxa"/>
-              <w:bottom w:w="100" w:type="dxa"/>
-              <w:right w:w="100" w:type="dxa"/>
-            </w:tcMar>
-          </w:tcPr>
-          <w:p>
-            <w:pPr>
-              <w:jc w:val="center"/>
-              <w:rPr>
-                <w:sz w:val="19"/>
-              </w:rPr>
-            </w:pPr>
-            <w:r>
-              <w:rPr>
-                <w:sz w:val="19"/>
-              </w:rPr>
-              <w:t>01/07/2026</w:t>
+              <w:t>007</w:t>
             </w:r>
           </w:p>
         </w:tc>
@@ -5779,7 +4960,7 @@
         </w:tc>
         <w:tc>
           <w:tcPr>
-            <w:tcW w:w="3752" w:type="dxa"/>
+            <w:tcW w:w="4773" w:type="dxa"/>
             <w:tcBorders>
               <w:top w:val="single" w:sz="2" w:space="0" w:color="E0E0E0"/>
               <w:left w:val="single" w:sz="2" w:space="0" w:color="E0E0E0"/>
@@ -5813,14 +4994,14 @@
                 <w:bCs/>
                 <w:sz w:val="19"/>
               </w:rPr>
-              <w:t>USP_RegistroTramiteInternoPersonaNatural</w:t>
+              <w:t>USP_PersonaJuridica_ObtenerPorRUC</w:t>
             </w:r>
             <w:proofErr w:type="spellEnd"/>
             <w:r>
               <w:rPr>
                 <w:sz w:val="19"/>
               </w:rPr>
-              <w:t xml:space="preserve"> para el registro unificado de expedientes. Implementa lógica transaccional (BEGIN TRANSACTION) para el alta simultánea de cabecera (</w:t>
+              <w:t xml:space="preserve"> para la consulta rápida y directa de contribuyentes (personas jurídicas) en la tabla </w:t>
             </w:r>
             <w:proofErr w:type="spellStart"/>
             <w:r>
@@ -5829,36 +5010,27 @@
                 <w:bCs/>
                 <w:sz w:val="19"/>
               </w:rPr>
-              <w:t>T_Asunto</w:t>
+              <w:t>T_Contribuyente</w:t>
             </w:r>
             <w:proofErr w:type="spellEnd"/>
             <w:r>
               <w:rPr>
                 <w:sz w:val="19"/>
               </w:rPr>
-              <w:t>) y documentos (</w:t>
-            </w:r>
-            <w:proofErr w:type="spellStart"/>
-            <w:r>
-              <w:rPr>
-                <w:b/>
-                <w:bCs/>
-                <w:sz w:val="19"/>
-              </w:rPr>
-              <w:t>T_Documento</w:t>
-            </w:r>
-            <w:proofErr w:type="spellEnd"/>
-            <w:r>
-              <w:rPr>
-                <w:sz w:val="19"/>
-              </w:rPr>
-              <w:t>), permitiendo el flujo de documentos principales y anexos.</w:t>
+              <w:t xml:space="preserve"> mediante su número </w:t>
+            </w:r>
+            <w:r>
+              <w:rPr>
+                <w:sz w:val="19"/>
+              </w:rPr>
+              <w:lastRenderedPageBreak/>
+              <w:t>de RUC.</w:t>
             </w:r>
           </w:p>
         </w:tc>
         <w:tc>
           <w:tcPr>
-            <w:tcW w:w="1235" w:type="dxa"/>
+            <w:tcW w:w="1300" w:type="dxa"/>
             <w:tcBorders>
               <w:top w:val="single" w:sz="2" w:space="0" w:color="E0E0E0"/>
               <w:left w:val="single" w:sz="2" w:space="0" w:color="E0E0E0"/>
@@ -5888,6 +5060,7 @@
                 <w:color w:val="2E75B6"/>
                 <w:sz w:val="19"/>
               </w:rPr>
+              <w:lastRenderedPageBreak/>
               <w:t>Aplicado Local</w:t>
             </w:r>
           </w:p>
@@ -5925,39 +5098,7 @@
               <w:rPr>
                 <w:sz w:val="19"/>
               </w:rPr>
-              <w:t>012</w:t>
-            </w:r>
-          </w:p>
-        </w:tc>
-        <w:tc>
-          <w:tcPr>
-            <w:tcW w:w="1245" w:type="dxa"/>
-            <w:tcBorders>
-              <w:top w:val="single" w:sz="2" w:space="0" w:color="E0E0E0"/>
-              <w:left w:val="single" w:sz="2" w:space="0" w:color="E0E0E0"/>
-              <w:bottom w:val="single" w:sz="2" w:space="0" w:color="E0E0E0"/>
-              <w:right w:val="single" w:sz="2" w:space="0" w:color="E0E0E0"/>
-            </w:tcBorders>
-            <w:shd w:val="clear" w:color="auto" w:fill="F2F4F7"/>
-            <w:tcMar>
-              <w:top w:w="100" w:type="dxa"/>
-              <w:left w:w="100" w:type="dxa"/>
-              <w:bottom w:w="100" w:type="dxa"/>
-              <w:right w:w="100" w:type="dxa"/>
-            </w:tcMar>
-          </w:tcPr>
-          <w:p>
-            <w:pPr>
-              <w:jc w:val="center"/>
-              <w:rPr>
-                <w:sz w:val="19"/>
-              </w:rPr>
-            </w:pPr>
-            <w:r>
-              <w:rPr>
-                <w:sz w:val="19"/>
-              </w:rPr>
-              <w:t>01/07/2026</w:t>
+              <w:t>008</w:t>
             </w:r>
           </w:p>
         </w:tc>
@@ -6037,7 +5178,7 @@
         </w:tc>
         <w:tc>
           <w:tcPr>
-            <w:tcW w:w="3752" w:type="dxa"/>
+            <w:tcW w:w="4773" w:type="dxa"/>
             <w:tcBorders>
               <w:top w:val="single" w:sz="2" w:space="0" w:color="E0E0E0"/>
               <w:left w:val="single" w:sz="2" w:space="0" w:color="E0E0E0"/>
@@ -6071,28 +5212,14 @@
                 <w:bCs/>
                 <w:sz w:val="19"/>
               </w:rPr>
-              <w:t>USP_RegistroTramiteInternoPersonaJuridica</w:t>
+              <w:t>USP_RegistroPersonaJuridica</w:t>
             </w:r>
             <w:proofErr w:type="spellEnd"/>
             <w:r>
               <w:rPr>
                 <w:sz w:val="19"/>
               </w:rPr>
-              <w:t>. Implementa lógica de validación/</w:t>
-            </w:r>
-            <w:proofErr w:type="spellStart"/>
-            <w:r>
-              <w:rPr>
-                <w:sz w:val="19"/>
-              </w:rPr>
-              <w:t>upsert</w:t>
-            </w:r>
-            <w:proofErr w:type="spellEnd"/>
-            <w:r>
-              <w:rPr>
-                <w:sz w:val="19"/>
-              </w:rPr>
-              <w:t xml:space="preserve"> de empresas (</w:t>
+              <w:t xml:space="preserve"> para gestionar el registro transaccional de solicitudes corporativas. Controla de forma integrada el registro o validación del representante legal, el padrón del contribuyente empresarial (</w:t>
             </w:r>
             <w:proofErr w:type="spellStart"/>
             <w:r>
@@ -6101,14 +5228,14 @@
                 <w:bCs/>
                 <w:sz w:val="19"/>
               </w:rPr>
-              <w:t>T_Persona</w:t>
+              <w:t>T_Contribuyente</w:t>
             </w:r>
             <w:proofErr w:type="spellEnd"/>
             <w:r>
               <w:rPr>
                 <w:sz w:val="19"/>
               </w:rPr>
-              <w:t>), vinculación de representante legal (</w:t>
+              <w:t>), la creación de la cabecera del expediente y trámite, y la persistencia del documento principal o anexos (</w:t>
             </w:r>
             <w:proofErr w:type="spellStart"/>
             <w:r>
@@ -6117,27 +5244,20 @@
                 <w:bCs/>
                 <w:sz w:val="19"/>
               </w:rPr>
-              <w:t>iCodPerRepresentante</w:t>
+              <w:t>btipo</w:t>
             </w:r>
             <w:proofErr w:type="spellEnd"/>
             <w:r>
               <w:rPr>
                 <w:sz w:val="19"/>
               </w:rPr>
-              <w:t xml:space="preserve">) y registro de trámite maestro-detalle, garantizando la integridad de la relación </w:t>
-            </w:r>
-            <w:r>
-              <w:rPr>
-                <w:sz w:val="19"/>
-              </w:rPr>
-              <w:lastRenderedPageBreak/>
-              <w:t>Empresa-Expediente.</w:t>
+              <w:t>).</w:t>
             </w:r>
           </w:p>
         </w:tc>
         <w:tc>
           <w:tcPr>
-            <w:tcW w:w="1235" w:type="dxa"/>
+            <w:tcW w:w="1300" w:type="dxa"/>
             <w:tcBorders>
               <w:top w:val="single" w:sz="2" w:space="0" w:color="E0E0E0"/>
               <w:left w:val="single" w:sz="2" w:space="0" w:color="E0E0E0"/>
@@ -6167,7 +5287,6 @@
                 <w:color w:val="2E75B6"/>
                 <w:sz w:val="19"/>
               </w:rPr>
-              <w:lastRenderedPageBreak/>
               <w:t>Aplicado Local</w:t>
             </w:r>
           </w:p>
@@ -6205,39 +5324,7 @@
               <w:rPr>
                 <w:sz w:val="19"/>
               </w:rPr>
-              <w:t>013</w:t>
-            </w:r>
-          </w:p>
-        </w:tc>
-        <w:tc>
-          <w:tcPr>
-            <w:tcW w:w="1245" w:type="dxa"/>
-            <w:tcBorders>
-              <w:top w:val="single" w:sz="2" w:space="0" w:color="E0E0E0"/>
-              <w:left w:val="single" w:sz="2" w:space="0" w:color="E0E0E0"/>
-              <w:bottom w:val="single" w:sz="2" w:space="0" w:color="E0E0E0"/>
-              <w:right w:val="single" w:sz="2" w:space="0" w:color="E0E0E0"/>
-            </w:tcBorders>
-            <w:shd w:val="clear" w:color="auto" w:fill="F2F4F7"/>
-            <w:tcMar>
-              <w:top w:w="100" w:type="dxa"/>
-              <w:left w:w="100" w:type="dxa"/>
-              <w:bottom w:w="100" w:type="dxa"/>
-              <w:right w:w="100" w:type="dxa"/>
-            </w:tcMar>
-          </w:tcPr>
-          <w:p>
-            <w:pPr>
-              <w:jc w:val="center"/>
-              <w:rPr>
-                <w:sz w:val="19"/>
-              </w:rPr>
-            </w:pPr>
-            <w:r>
-              <w:rPr>
-                <w:sz w:val="19"/>
-              </w:rPr>
-              <w:t>03/07/2026</w:t>
+              <w:t>009</w:t>
             </w:r>
           </w:p>
         </w:tc>
@@ -6299,17 +5386,25 @@
                 <w:sz w:val="19"/>
               </w:rPr>
             </w:pPr>
-            <w:r>
-              <w:rPr>
-                <w:sz w:val="19"/>
-              </w:rPr>
-              <w:t>Tabla / Índices</w:t>
+            <w:proofErr w:type="spellStart"/>
+            <w:r>
+              <w:rPr>
+                <w:sz w:val="19"/>
+              </w:rPr>
+              <w:t>Proc</w:t>
+            </w:r>
+            <w:proofErr w:type="spellEnd"/>
+            <w:r>
+              <w:rPr>
+                <w:sz w:val="19"/>
+              </w:rPr>
+              <w:t>. Almacenado</w:t>
             </w:r>
           </w:p>
         </w:tc>
         <w:tc>
           <w:tcPr>
-            <w:tcW w:w="3752" w:type="dxa"/>
+            <w:tcW w:w="4773" w:type="dxa"/>
             <w:tcBorders>
               <w:top w:val="single" w:sz="2" w:space="0" w:color="E0E0E0"/>
               <w:left w:val="single" w:sz="2" w:space="0" w:color="E0E0E0"/>
@@ -6334,73 +5429,57 @@
               <w:rPr>
                 <w:sz w:val="19"/>
               </w:rPr>
-              <w:t xml:space="preserve">Creación de tabla </w:t>
-            </w:r>
+              <w:t xml:space="preserve">Creación y actualización de </w:t>
+            </w:r>
+            <w:proofErr w:type="spellStart"/>
             <w:r>
               <w:rPr>
                 <w:b/>
                 <w:bCs/>
                 <w:sz w:val="19"/>
               </w:rPr>
-              <w:t>Contribuyente</w:t>
-            </w:r>
-            <w:r>
-              <w:rPr>
-                <w:sz w:val="19"/>
-              </w:rPr>
-              <w:t xml:space="preserve"> para almacenamiento de datos maestros de entidades legales. Se implementó </w:t>
-            </w:r>
-            <w:proofErr w:type="spellStart"/>
+              <w:t>USP_Persona_GestionarCredenciales</w:t>
+            </w:r>
+            <w:proofErr w:type="spellEnd"/>
+            <w:r>
+              <w:rPr>
+                <w:sz w:val="19"/>
+              </w:rPr>
+              <w:t xml:space="preserve"> para administrar la seguridad y el acceso de los usuarios mediante documento de identidad </w:t>
+            </w:r>
             <w:r>
               <w:rPr>
                 <w:b/>
                 <w:bCs/>
                 <w:sz w:val="19"/>
               </w:rPr>
-              <w:t>PK_contribuyente</w:t>
-            </w:r>
-            <w:proofErr w:type="spellEnd"/>
-            <w:r>
-              <w:rPr>
-                <w:sz w:val="19"/>
-              </w:rPr>
-              <w:t xml:space="preserve"> (</w:t>
-            </w:r>
-            <w:proofErr w:type="spellStart"/>
-            <w:r>
-              <w:rPr>
-                <w:sz w:val="19"/>
-              </w:rPr>
-              <w:t>Clustered</w:t>
-            </w:r>
-            <w:proofErr w:type="spellEnd"/>
-            <w:r>
-              <w:rPr>
-                <w:sz w:val="19"/>
-              </w:rPr>
-              <w:t xml:space="preserve">) sobre el RUC y un índice </w:t>
-            </w:r>
-            <w:proofErr w:type="spellStart"/>
+              <w:t>(@vDocPer</w:t>
+            </w:r>
+            <w:r>
+              <w:rPr>
+                <w:sz w:val="19"/>
+              </w:rPr>
+              <w:t>). Implementa lógica segmentada por tipo de acción (</w:t>
+            </w:r>
             <w:r>
               <w:rPr>
                 <w:b/>
                 <w:bCs/>
                 <w:sz w:val="19"/>
               </w:rPr>
-              <w:t>IX_contribuyente_razon_social</w:t>
-            </w:r>
-            <w:proofErr w:type="spellEnd"/>
-            <w:r>
-              <w:rPr>
-                <w:sz w:val="19"/>
-              </w:rPr>
-              <w:t xml:space="preserve"> para optimizar consultas por nombre o razón social.</w:t>
+              <w:t>@iTipoAccion</w:t>
+            </w:r>
+            <w:r>
+              <w:rPr>
+                <w:sz w:val="19"/>
+              </w:rPr>
+              <w:t>): validación de código OTP y activación de cuenta (Acción 1), o generación/recuperación directa de credenciales con encriptación SHA2-256 (Acción 2).</w:t>
             </w:r>
           </w:p>
         </w:tc>
         <w:tc>
           <w:tcPr>
-            <w:tcW w:w="1235" w:type="dxa"/>
+            <w:tcW w:w="1300" w:type="dxa"/>
             <w:tcBorders>
               <w:top w:val="single" w:sz="2" w:space="0" w:color="E0E0E0"/>
               <w:left w:val="single" w:sz="2" w:space="0" w:color="E0E0E0"/>
@@ -6467,39 +5546,7 @@
               <w:rPr>
                 <w:sz w:val="19"/>
               </w:rPr>
-              <w:t>014</w:t>
-            </w:r>
-          </w:p>
-        </w:tc>
-        <w:tc>
-          <w:tcPr>
-            <w:tcW w:w="1245" w:type="dxa"/>
-            <w:tcBorders>
-              <w:top w:val="single" w:sz="2" w:space="0" w:color="E0E0E0"/>
-              <w:left w:val="single" w:sz="2" w:space="0" w:color="E0E0E0"/>
-              <w:bottom w:val="single" w:sz="2" w:space="0" w:color="E0E0E0"/>
-              <w:right w:val="single" w:sz="2" w:space="0" w:color="E0E0E0"/>
-            </w:tcBorders>
-            <w:shd w:val="clear" w:color="auto" w:fill="F2F4F7"/>
-            <w:tcMar>
-              <w:top w:w="100" w:type="dxa"/>
-              <w:left w:w="100" w:type="dxa"/>
-              <w:bottom w:w="100" w:type="dxa"/>
-              <w:right w:w="100" w:type="dxa"/>
-            </w:tcMar>
-          </w:tcPr>
-          <w:p>
-            <w:pPr>
-              <w:jc w:val="center"/>
-              <w:rPr>
-                <w:sz w:val="19"/>
-              </w:rPr>
-            </w:pPr>
-            <w:r>
-              <w:rPr>
-                <w:sz w:val="19"/>
-              </w:rPr>
-              <w:t>03/07/2026</w:t>
+              <w:t>010</w:t>
             </w:r>
           </w:p>
         </w:tc>
@@ -6579,7 +5626,7 @@
         </w:tc>
         <w:tc>
           <w:tcPr>
-            <w:tcW w:w="3752" w:type="dxa"/>
+            <w:tcW w:w="4773" w:type="dxa"/>
             <w:tcBorders>
               <w:top w:val="single" w:sz="2" w:space="0" w:color="E0E0E0"/>
               <w:left w:val="single" w:sz="2" w:space="0" w:color="E0E0E0"/>
@@ -6613,50 +5660,48 @@
                 <w:bCs/>
                 <w:sz w:val="19"/>
               </w:rPr>
-              <w:t>usp_BuscarContribuyente</w:t>
+              <w:t>USP_Persona_ValidarLogin</w:t>
             </w:r>
             <w:proofErr w:type="spellEnd"/>
             <w:r>
               <w:rPr>
                 <w:sz w:val="19"/>
               </w:rPr>
-              <w:t xml:space="preserve"> (búsqueda dinámica por RUC/DNI) y </w:t>
-            </w:r>
-            <w:proofErr w:type="spellStart"/>
+              <w:t xml:space="preserve"> para la autenticación de usuarios en el sistema mediante número de documento (</w:t>
+            </w:r>
             <w:r>
               <w:rPr>
                 <w:b/>
                 <w:bCs/>
                 <w:sz w:val="19"/>
               </w:rPr>
-              <w:t>usp_BuscarPersonaNatural</w:t>
-            </w:r>
-            <w:proofErr w:type="spellEnd"/>
-            <w:r>
-              <w:rPr>
-                <w:sz w:val="19"/>
-              </w:rPr>
-              <w:t xml:space="preserve"> (filtro optimizado para </w:t>
-            </w:r>
-            <w:proofErr w:type="spellStart"/>
-            <w:r>
-              <w:rPr>
-                <w:sz w:val="19"/>
-              </w:rPr>
-              <w:t>RUCs</w:t>
-            </w:r>
-            <w:proofErr w:type="spellEnd"/>
-            <w:r>
-              <w:rPr>
-                <w:sz w:val="19"/>
-              </w:rPr>
-              <w:t xml:space="preserve"> tipo '10' + DNI). Se implementó lógica condicional para determinar el tipo de consulta según la longitud del parámetro.</w:t>
+              <w:t>@vDocPer</w:t>
+            </w:r>
+            <w:r>
+              <w:rPr>
+                <w:sz w:val="19"/>
+              </w:rPr>
+              <w:t xml:space="preserve">) y contraseña encriptada </w:t>
+            </w:r>
+            <w:r>
+              <w:rPr>
+                <w:b/>
+                <w:bCs/>
+                <w:sz w:val="19"/>
+              </w:rPr>
+              <w:t>(@vPassword</w:t>
+            </w:r>
+            <w:r>
+              <w:rPr>
+                <w:sz w:val="19"/>
+              </w:rPr>
+              <w:t>). Devuelve un conjunto de resultados estructurado con indicador de éxito, mensaje de estado y datos básicos del usuario en caso de validación correcta, o valores por defecto controlados ante credenciales inválidas.</w:t>
             </w:r>
           </w:p>
         </w:tc>
         <w:tc>
           <w:tcPr>
-            <w:tcW w:w="1235" w:type="dxa"/>
+            <w:tcW w:w="1300" w:type="dxa"/>
             <w:tcBorders>
               <w:top w:val="single" w:sz="2" w:space="0" w:color="E0E0E0"/>
               <w:left w:val="single" w:sz="2" w:space="0" w:color="E0E0E0"/>
@@ -6723,39 +5768,7 @@
               <w:rPr>
                 <w:sz w:val="19"/>
               </w:rPr>
-              <w:t>015</w:t>
-            </w:r>
-          </w:p>
-        </w:tc>
-        <w:tc>
-          <w:tcPr>
-            <w:tcW w:w="1245" w:type="dxa"/>
-            <w:tcBorders>
-              <w:top w:val="single" w:sz="2" w:space="0" w:color="E0E0E0"/>
-              <w:left w:val="single" w:sz="2" w:space="0" w:color="E0E0E0"/>
-              <w:bottom w:val="single" w:sz="2" w:space="0" w:color="E0E0E0"/>
-              <w:right w:val="single" w:sz="2" w:space="0" w:color="E0E0E0"/>
-            </w:tcBorders>
-            <w:shd w:val="clear" w:color="auto" w:fill="F2F4F7"/>
-            <w:tcMar>
-              <w:top w:w="100" w:type="dxa"/>
-              <w:left w:w="100" w:type="dxa"/>
-              <w:bottom w:w="100" w:type="dxa"/>
-              <w:right w:w="100" w:type="dxa"/>
-            </w:tcMar>
-          </w:tcPr>
-          <w:p>
-            <w:pPr>
-              <w:jc w:val="center"/>
-              <w:rPr>
-                <w:sz w:val="19"/>
-              </w:rPr>
-            </w:pPr>
-            <w:r>
-              <w:rPr>
-                <w:sz w:val="19"/>
-              </w:rPr>
-              <w:t>20/07/2026</w:t>
+              <w:t>011</w:t>
             </w:r>
           </w:p>
         </w:tc>
@@ -6835,7 +5848,7 @@
         </w:tc>
         <w:tc>
           <w:tcPr>
-            <w:tcW w:w="3752" w:type="dxa"/>
+            <w:tcW w:w="4773" w:type="dxa"/>
             <w:tcBorders>
               <w:top w:val="single" w:sz="2" w:space="0" w:color="E0E0E0"/>
               <w:left w:val="single" w:sz="2" w:space="0" w:color="E0E0E0"/>
@@ -6869,14 +5882,14 @@
                 <w:bCs/>
                 <w:sz w:val="19"/>
               </w:rPr>
-              <w:t>USP_ObtenerDetalleTramite</w:t>
+              <w:t>USP_Tramite_ListarHistorialPorUsuario</w:t>
             </w:r>
             <w:proofErr w:type="spellEnd"/>
             <w:r>
               <w:rPr>
                 <w:sz w:val="19"/>
               </w:rPr>
-              <w:t xml:space="preserve"> para la consulta de información detallada de expedientes. Incluye LEFT JOIN con base de datos externa </w:t>
+              <w:t xml:space="preserve"> para la consulta del historial de expedientes generados por un usuario específico (</w:t>
             </w:r>
             <w:r>
               <w:rPr>
@@ -6884,7 +5897,13 @@
                 <w:bCs/>
                 <w:sz w:val="19"/>
               </w:rPr>
-              <w:t>(</w:t>
+              <w:t>@iCodPer</w:t>
+            </w:r>
+            <w:r>
+              <w:rPr>
+                <w:sz w:val="19"/>
+              </w:rPr>
+              <w:t xml:space="preserve">). Relaciona las tablas </w:t>
             </w:r>
             <w:proofErr w:type="spellStart"/>
             <w:r>
@@ -6893,28 +5912,36 @@
                 <w:bCs/>
                 <w:sz w:val="19"/>
               </w:rPr>
-              <w:t>SISGED.dbo.GED_TG_DEPENDENCIA</w:t>
+              <w:t>T_Asunto</w:t>
             </w:r>
             <w:proofErr w:type="spellEnd"/>
+            <w:r>
+              <w:rPr>
+                <w:sz w:val="19"/>
+              </w:rPr>
+              <w:t xml:space="preserve"> y </w:t>
+            </w:r>
+            <w:proofErr w:type="spellStart"/>
             <w:r>
               <w:rPr>
                 <w:b/>
                 <w:bCs/>
                 <w:sz w:val="19"/>
               </w:rPr>
-              <w:t>)</w:t>
-            </w:r>
-            <w:r>
-              <w:rPr>
-                <w:sz w:val="19"/>
-              </w:rPr>
-              <w:t xml:space="preserve"> para recuperar datos de dependencias y el uso de ISNULL para manejar casos sin asignación.</w:t>
+              <w:t>T_Estado</w:t>
+            </w:r>
+            <w:proofErr w:type="spellEnd"/>
+            <w:r>
+              <w:rPr>
+                <w:sz w:val="19"/>
+              </w:rPr>
+              <w:t xml:space="preserve"> para devolver el código autogenerado, el asunto, la descripción del estado y la fecha formateada en orden cronológico descendente.</w:t>
             </w:r>
           </w:p>
         </w:tc>
         <w:tc>
           <w:tcPr>
-            <w:tcW w:w="1235" w:type="dxa"/>
+            <w:tcW w:w="1300" w:type="dxa"/>
             <w:tcBorders>
               <w:top w:val="single" w:sz="2" w:space="0" w:color="E0E0E0"/>
               <w:left w:val="single" w:sz="2" w:space="0" w:color="E0E0E0"/>
@@ -6981,39 +6008,7 @@
               <w:rPr>
                 <w:sz w:val="19"/>
               </w:rPr>
-              <w:t>016</w:t>
-            </w:r>
-          </w:p>
-        </w:tc>
-        <w:tc>
-          <w:tcPr>
-            <w:tcW w:w="1245" w:type="dxa"/>
-            <w:tcBorders>
-              <w:top w:val="single" w:sz="2" w:space="0" w:color="E0E0E0"/>
-              <w:left w:val="single" w:sz="2" w:space="0" w:color="E0E0E0"/>
-              <w:bottom w:val="single" w:sz="2" w:space="0" w:color="E0E0E0"/>
-              <w:right w:val="single" w:sz="2" w:space="0" w:color="E0E0E0"/>
-            </w:tcBorders>
-            <w:shd w:val="clear" w:color="auto" w:fill="F2F4F7"/>
-            <w:tcMar>
-              <w:top w:w="100" w:type="dxa"/>
-              <w:left w:w="100" w:type="dxa"/>
-              <w:bottom w:w="100" w:type="dxa"/>
-              <w:right w:w="100" w:type="dxa"/>
-            </w:tcMar>
-          </w:tcPr>
-          <w:p>
-            <w:pPr>
-              <w:jc w:val="center"/>
-              <w:rPr>
-                <w:sz w:val="19"/>
-              </w:rPr>
-            </w:pPr>
-            <w:r>
-              <w:rPr>
-                <w:sz w:val="19"/>
-              </w:rPr>
-              <w:t>21/07/2026</w:t>
+              <w:t>012</w:t>
             </w:r>
           </w:p>
         </w:tc>
@@ -7093,7 +6088,7 @@
         </w:tc>
         <w:tc>
           <w:tcPr>
-            <w:tcW w:w="3752" w:type="dxa"/>
+            <w:tcW w:w="4773" w:type="dxa"/>
             <w:tcBorders>
               <w:top w:val="single" w:sz="2" w:space="0" w:color="E0E0E0"/>
               <w:left w:val="single" w:sz="2" w:space="0" w:color="E0E0E0"/>
@@ -7127,20 +6122,83 @@
                 <w:bCs/>
                 <w:sz w:val="19"/>
               </w:rPr>
-              <w:t>USP_ActualizarDatosTramite</w:t>
+              <w:t>USP_RegistroTramiteInternoPersonaNatural</w:t>
             </w:r>
             <w:proofErr w:type="spellEnd"/>
             <w:r>
               <w:rPr>
                 <w:sz w:val="19"/>
               </w:rPr>
-              <w:t xml:space="preserve"> para la modificación de datos de expedientes existentes. Incluye validación de existencia del asunto y lógica condicional según el tipo de trámite (Persona Natural vs. Persona Jurídica) para actualizar correo y RUC.</w:t>
+              <w:t xml:space="preserve"> para manejar el registro de trámites y documentos internos de personas naturales que ya se encuentran autenticadas en el sistema. Gestiona de manera transaccional la creación del expediente (</w:t>
+            </w:r>
+            <w:proofErr w:type="spellStart"/>
+            <w:r>
+              <w:rPr>
+                <w:b/>
+                <w:bCs/>
+                <w:sz w:val="19"/>
+              </w:rPr>
+              <w:t>T_Asunto</w:t>
+            </w:r>
+            <w:proofErr w:type="spellEnd"/>
+            <w:r>
+              <w:rPr>
+                <w:sz w:val="19"/>
+              </w:rPr>
+              <w:t>), el registro de trámite (</w:t>
+            </w:r>
+            <w:proofErr w:type="spellStart"/>
+            <w:r>
+              <w:rPr>
+                <w:b/>
+                <w:bCs/>
+                <w:sz w:val="19"/>
+              </w:rPr>
+              <w:t>T_Tramite</w:t>
+            </w:r>
+            <w:proofErr w:type="spellEnd"/>
+            <w:r>
+              <w:rPr>
+                <w:sz w:val="19"/>
+              </w:rPr>
+              <w:t xml:space="preserve">) si es documento principal </w:t>
+            </w:r>
+            <w:r>
+              <w:rPr>
+                <w:sz w:val="19"/>
+              </w:rPr>
+              <w:lastRenderedPageBreak/>
+              <w:t>(</w:t>
+            </w:r>
+            <w:proofErr w:type="spellStart"/>
+            <w:r>
+              <w:rPr>
+                <w:b/>
+                <w:bCs/>
+                <w:sz w:val="19"/>
+              </w:rPr>
+              <w:t>btipo</w:t>
+            </w:r>
+            <w:proofErr w:type="spellEnd"/>
+            <w:r>
+              <w:rPr>
+                <w:b/>
+                <w:bCs/>
+                <w:sz w:val="19"/>
+              </w:rPr>
+              <w:t xml:space="preserve"> = 0</w:t>
+            </w:r>
+            <w:r>
+              <w:rPr>
+                <w:sz w:val="19"/>
+              </w:rPr>
+              <w:t>), y la inserción del archivo correspondiente (principal o anexo), devolviendo el código autogenerado del expediente.</w:t>
             </w:r>
           </w:p>
         </w:tc>
         <w:tc>
           <w:tcPr>
-            <w:tcW w:w="1235" w:type="dxa"/>
+            <w:tcW w:w="1300" w:type="dxa"/>
             <w:tcBorders>
               <w:top w:val="single" w:sz="2" w:space="0" w:color="E0E0E0"/>
               <w:left w:val="single" w:sz="2" w:space="0" w:color="E0E0E0"/>
@@ -7170,6 +6228,7 @@
                 <w:color w:val="2E75B6"/>
                 <w:sz w:val="19"/>
               </w:rPr>
+              <w:lastRenderedPageBreak/>
               <w:t>Aplicado Local</w:t>
             </w:r>
           </w:p>
@@ -7207,39 +6266,7 @@
               <w:rPr>
                 <w:sz w:val="19"/>
               </w:rPr>
-              <w:t>017</w:t>
-            </w:r>
-          </w:p>
-        </w:tc>
-        <w:tc>
-          <w:tcPr>
-            <w:tcW w:w="1245" w:type="dxa"/>
-            <w:tcBorders>
-              <w:top w:val="single" w:sz="2" w:space="0" w:color="E0E0E0"/>
-              <w:left w:val="single" w:sz="2" w:space="0" w:color="E0E0E0"/>
-              <w:bottom w:val="single" w:sz="2" w:space="0" w:color="E0E0E0"/>
-              <w:right w:val="single" w:sz="2" w:space="0" w:color="E0E0E0"/>
-            </w:tcBorders>
-            <w:shd w:val="clear" w:color="auto" w:fill="F2F4F7"/>
-            <w:tcMar>
-              <w:top w:w="100" w:type="dxa"/>
-              <w:left w:w="100" w:type="dxa"/>
-              <w:bottom w:w="100" w:type="dxa"/>
-              <w:right w:w="100" w:type="dxa"/>
-            </w:tcMar>
-          </w:tcPr>
-          <w:p>
-            <w:pPr>
-              <w:jc w:val="center"/>
-              <w:rPr>
-                <w:sz w:val="19"/>
-              </w:rPr>
-            </w:pPr>
-            <w:r>
-              <w:rPr>
-                <w:sz w:val="19"/>
-              </w:rPr>
-              <w:t>21/07/2026</w:t>
+              <w:t>013</w:t>
             </w:r>
           </w:p>
         </w:tc>
@@ -7319,7 +6346,7 @@
         </w:tc>
         <w:tc>
           <w:tcPr>
-            <w:tcW w:w="3752" w:type="dxa"/>
+            <w:tcW w:w="4773" w:type="dxa"/>
             <w:tcBorders>
               <w:top w:val="single" w:sz="2" w:space="0" w:color="E0E0E0"/>
               <w:left w:val="single" w:sz="2" w:space="0" w:color="E0E0E0"/>
@@ -7353,14 +6380,14 @@
                 <w:bCs/>
                 <w:sz w:val="19"/>
               </w:rPr>
-              <w:t>USP_ActualizarDatosDocumentoExpediente</w:t>
+              <w:t>USP_RegistroTramiteInternoPersonaJuridica</w:t>
             </w:r>
             <w:proofErr w:type="spellEnd"/>
             <w:r>
               <w:rPr>
                 <w:sz w:val="19"/>
               </w:rPr>
-              <w:t xml:space="preserve"> para la modificación atómica de los datos del expediente y su documento principal (</w:t>
+              <w:t xml:space="preserve"> para gestionar el registro transaccional de trámites y documentos internos de personas jurídicas (empresas) por usuarios autenticados. Valida y actualiza el padrón de contribuyentes (</w:t>
             </w:r>
             <w:proofErr w:type="spellStart"/>
             <w:r>
@@ -7369,42 +6396,66 @@
                 <w:bCs/>
                 <w:sz w:val="19"/>
               </w:rPr>
-              <w:t>btipo</w:t>
+              <w:t>T_Contribuyente</w:t>
             </w:r>
             <w:proofErr w:type="spellEnd"/>
+            <w:r>
+              <w:rPr>
+                <w:sz w:val="19"/>
+              </w:rPr>
+              <w:t>), controla la creación de expedientes (</w:t>
+            </w:r>
+            <w:proofErr w:type="spellStart"/>
             <w:r>
               <w:rPr>
                 <w:b/>
                 <w:bCs/>
                 <w:sz w:val="19"/>
               </w:rPr>
-              <w:t xml:space="preserve"> = 0</w:t>
-            </w:r>
-            <w:r>
-              <w:rPr>
-                <w:sz w:val="19"/>
-              </w:rPr>
-              <w:t>). Implementa bloque transaccional (</w:t>
-            </w:r>
+              <w:t>T_Asunto</w:t>
+            </w:r>
+            <w:proofErr w:type="spellEnd"/>
+            <w:r>
+              <w:rPr>
+                <w:sz w:val="19"/>
+              </w:rPr>
+              <w:t xml:space="preserve">), asocia los datos corporativos en </w:t>
+            </w:r>
+            <w:proofErr w:type="spellStart"/>
             <w:r>
               <w:rPr>
                 <w:b/>
                 <w:bCs/>
                 <w:sz w:val="19"/>
               </w:rPr>
-              <w:t>BEGIN TRY...CATCH</w:t>
-            </w:r>
-            <w:r>
-              <w:rPr>
-                <w:sz w:val="19"/>
-              </w:rPr>
-              <w:t>) y manejo de errores mediante THROW.</w:t>
+              <w:t>T_Tramite</w:t>
+            </w:r>
+            <w:proofErr w:type="spellEnd"/>
+            <w:r>
+              <w:rPr>
+                <w:sz w:val="19"/>
+              </w:rPr>
+              <w:t xml:space="preserve"> y procesa de manera segura documentos principales o anexos según el parámetro </w:t>
+            </w:r>
+            <w:r>
+              <w:rPr>
+                <w:b/>
+                <w:bCs/>
+                <w:sz w:val="19"/>
+              </w:rPr>
+              <w:t>@btipo</w:t>
+            </w:r>
+            <w:r>
+              <w:rPr>
+                <w:sz w:val="19"/>
+              </w:rPr>
+              <w:t>.</w:t>
             </w:r>
           </w:p>
         </w:tc>
         <w:tc>
           <w:tcPr>
-            <w:tcW w:w="1235" w:type="dxa"/>
+            <w:tcW w:w="1300" w:type="dxa"/>
             <w:tcBorders>
               <w:top w:val="single" w:sz="2" w:space="0" w:color="E0E0E0"/>
               <w:left w:val="single" w:sz="2" w:space="0" w:color="E0E0E0"/>
@@ -7471,40 +6522,7 @@
               <w:rPr>
                 <w:sz w:val="19"/>
               </w:rPr>
-              <w:lastRenderedPageBreak/>
-              <w:t>18</w:t>
-            </w:r>
-          </w:p>
-        </w:tc>
-        <w:tc>
-          <w:tcPr>
-            <w:tcW w:w="1245" w:type="dxa"/>
-            <w:tcBorders>
-              <w:top w:val="single" w:sz="2" w:space="0" w:color="E0E0E0"/>
-              <w:left w:val="single" w:sz="2" w:space="0" w:color="E0E0E0"/>
-              <w:bottom w:val="single" w:sz="2" w:space="0" w:color="E0E0E0"/>
-              <w:right w:val="single" w:sz="2" w:space="0" w:color="E0E0E0"/>
-            </w:tcBorders>
-            <w:shd w:val="clear" w:color="auto" w:fill="F2F4F7"/>
-            <w:tcMar>
-              <w:top w:w="100" w:type="dxa"/>
-              <w:left w:w="100" w:type="dxa"/>
-              <w:bottom w:w="100" w:type="dxa"/>
-              <w:right w:w="100" w:type="dxa"/>
-            </w:tcMar>
-          </w:tcPr>
-          <w:p>
-            <w:pPr>
-              <w:jc w:val="center"/>
-              <w:rPr>
-                <w:sz w:val="19"/>
-              </w:rPr>
-            </w:pPr>
-            <w:r>
-              <w:rPr>
-                <w:sz w:val="19"/>
-              </w:rPr>
-              <w:t>21/07/2026</w:t>
+              <w:t>014</w:t>
             </w:r>
           </w:p>
         </w:tc>
@@ -7584,7 +6602,7 @@
         </w:tc>
         <w:tc>
           <w:tcPr>
-            <w:tcW w:w="3752" w:type="dxa"/>
+            <w:tcW w:w="4773" w:type="dxa"/>
             <w:tcBorders>
               <w:top w:val="single" w:sz="2" w:space="0" w:color="E0E0E0"/>
               <w:left w:val="single" w:sz="2" w:space="0" w:color="E0E0E0"/>
@@ -7618,44 +6636,118 @@
                 <w:bCs/>
                 <w:sz w:val="19"/>
               </w:rPr>
-              <w:t>USP_ListarAnexosTramite</w:t>
+              <w:t>USP_ObtenerDetalleTramite</w:t>
             </w:r>
             <w:proofErr w:type="spellEnd"/>
             <w:r>
               <w:rPr>
                 <w:sz w:val="19"/>
               </w:rPr>
-              <w:t xml:space="preserve"> para la obtención de los documentos anexos asociados a un expediente. Filtra por el código de asunto y utiliza la condición </w:t>
-            </w:r>
-            <w:proofErr w:type="spellStart"/>
+              <w:t xml:space="preserve"> para la consulta integral del detalle de un trámite o expediente específico (</w:t>
+            </w:r>
             <w:r>
               <w:rPr>
                 <w:b/>
                 <w:bCs/>
                 <w:sz w:val="19"/>
               </w:rPr>
-              <w:t>btipo</w:t>
-            </w:r>
-            <w:proofErr w:type="spellEnd"/>
+              <w:t>@iCodAsunto</w:t>
+            </w:r>
+            <w:r>
+              <w:rPr>
+                <w:sz w:val="19"/>
+              </w:rPr>
+              <w:t>). Relaciona de manera estructurada las tablas de documentos (</w:t>
+            </w:r>
+            <w:proofErr w:type="spellStart"/>
             <w:r>
               <w:rPr>
                 <w:b/>
                 <w:bCs/>
                 <w:sz w:val="19"/>
               </w:rPr>
-              <w:t xml:space="preserve"> = 1</w:t>
-            </w:r>
-            <w:r>
-              <w:rPr>
-                <w:sz w:val="19"/>
-              </w:rPr>
-              <w:t xml:space="preserve"> para recuperar exclusivamente los registros secundarios.</w:t>
+              <w:t>T_Documento</w:t>
+            </w:r>
+            <w:proofErr w:type="spellEnd"/>
+            <w:r>
+              <w:rPr>
+                <w:sz w:val="19"/>
+              </w:rPr>
+              <w:t>), asuntos/expedientes (</w:t>
+            </w:r>
+            <w:proofErr w:type="spellStart"/>
+            <w:r>
+              <w:rPr>
+                <w:b/>
+                <w:bCs/>
+                <w:sz w:val="19"/>
+              </w:rPr>
+              <w:t>T_Asunto</w:t>
+            </w:r>
+            <w:proofErr w:type="spellEnd"/>
+            <w:r>
+              <w:rPr>
+                <w:sz w:val="19"/>
+              </w:rPr>
+              <w:t xml:space="preserve">), tipos de documento, estados, trámites y dependencias externas del esquema </w:t>
+            </w:r>
+            <w:r>
+              <w:rPr>
+                <w:b/>
+                <w:bCs/>
+                <w:sz w:val="19"/>
+              </w:rPr>
+              <w:t>SISGED</w:t>
+            </w:r>
+            <w:r>
+              <w:rPr>
+                <w:sz w:val="19"/>
+              </w:rPr>
+              <w:t xml:space="preserve"> (</w:t>
+            </w:r>
+            <w:r>
+              <w:rPr>
+                <w:b/>
+                <w:bCs/>
+                <w:sz w:val="19"/>
+              </w:rPr>
+              <w:t>GED_TG_DEPENDENCIA</w:t>
+            </w:r>
+            <w:r>
+              <w:rPr>
+                <w:sz w:val="19"/>
+              </w:rPr>
+              <w:t>), filtrando de manera estricta por el documento principal activo (</w:t>
+            </w:r>
+            <w:proofErr w:type="spellStart"/>
+            <w:r>
+              <w:rPr>
+                <w:b/>
+                <w:bCs/>
+                <w:sz w:val="19"/>
+              </w:rPr>
+              <w:t>btipo</w:t>
+            </w:r>
+            <w:proofErr w:type="spellEnd"/>
+            <w:r>
+              <w:rPr>
+                <w:b/>
+                <w:bCs/>
+                <w:sz w:val="19"/>
+              </w:rPr>
+              <w:t xml:space="preserve"> = 0</w:t>
+            </w:r>
+            <w:r>
+              <w:rPr>
+                <w:sz w:val="19"/>
+              </w:rPr>
+              <w:t>).</w:t>
             </w:r>
           </w:p>
         </w:tc>
         <w:tc>
           <w:tcPr>
-            <w:tcW w:w="1235" w:type="dxa"/>
+            <w:tcW w:w="1300" w:type="dxa"/>
             <w:tcBorders>
               <w:top w:val="single" w:sz="2" w:space="0" w:color="E0E0E0"/>
               <w:left w:val="single" w:sz="2" w:space="0" w:color="E0E0E0"/>
@@ -7722,39 +6814,7 @@
               <w:rPr>
                 <w:sz w:val="19"/>
               </w:rPr>
-              <w:t>19</w:t>
-            </w:r>
-          </w:p>
-        </w:tc>
-        <w:tc>
-          <w:tcPr>
-            <w:tcW w:w="1245" w:type="dxa"/>
-            <w:tcBorders>
-              <w:top w:val="single" w:sz="2" w:space="0" w:color="E0E0E0"/>
-              <w:left w:val="single" w:sz="2" w:space="0" w:color="E0E0E0"/>
-              <w:bottom w:val="single" w:sz="2" w:space="0" w:color="E0E0E0"/>
-              <w:right w:val="single" w:sz="2" w:space="0" w:color="E0E0E0"/>
-            </w:tcBorders>
-            <w:shd w:val="clear" w:color="auto" w:fill="F2F4F7"/>
-            <w:tcMar>
-              <w:top w:w="100" w:type="dxa"/>
-              <w:left w:w="100" w:type="dxa"/>
-              <w:bottom w:w="100" w:type="dxa"/>
-              <w:right w:w="100" w:type="dxa"/>
-            </w:tcMar>
-          </w:tcPr>
-          <w:p>
-            <w:pPr>
-              <w:jc w:val="center"/>
-              <w:rPr>
-                <w:sz w:val="19"/>
-              </w:rPr>
-            </w:pPr>
-            <w:r>
-              <w:rPr>
-                <w:sz w:val="19"/>
-              </w:rPr>
-              <w:t>21/07/2026</w:t>
+              <w:t>015</w:t>
             </w:r>
           </w:p>
         </w:tc>
@@ -7834,7 +6894,7 @@
         </w:tc>
         <w:tc>
           <w:tcPr>
-            <w:tcW w:w="3752" w:type="dxa"/>
+            <w:tcW w:w="4773" w:type="dxa"/>
             <w:tcBorders>
               <w:top w:val="single" w:sz="2" w:space="0" w:color="E0E0E0"/>
               <w:left w:val="single" w:sz="2" w:space="0" w:color="E0E0E0"/>
@@ -7868,44 +6928,64 @@
                 <w:bCs/>
                 <w:sz w:val="19"/>
               </w:rPr>
-              <w:t>USP_ActualizarDocumentoPrincipal</w:t>
+              <w:t>USP_ActualizarDatosTramite</w:t>
             </w:r>
             <w:proofErr w:type="spellEnd"/>
             <w:r>
               <w:rPr>
                 <w:sz w:val="19"/>
               </w:rPr>
-              <w:t xml:space="preserve"> para gestionar el reemplazo del archivo principal de un expediente mediante versionado. Implementa la desactivación lógica del documento previo (</w:t>
-            </w:r>
-            <w:proofErr w:type="spellStart"/>
+              <w:t xml:space="preserve"> para permitir la modificación controlada de los datos de un trámite o expediente existente </w:t>
+            </w:r>
             <w:r>
               <w:rPr>
                 <w:b/>
                 <w:bCs/>
                 <w:sz w:val="19"/>
               </w:rPr>
-              <w:t>bActivo</w:t>
-            </w:r>
-            <w:proofErr w:type="spellEnd"/>
+              <w:t>(@iCodAsunto</w:t>
+            </w:r>
+            <w:r>
+              <w:rPr>
+                <w:sz w:val="19"/>
+              </w:rPr>
+              <w:t xml:space="preserve">). Segmenta la lógica de actualización según la naturaleza del trámite </w:t>
+            </w:r>
             <w:r>
               <w:rPr>
                 <w:b/>
                 <w:bCs/>
                 <w:sz w:val="19"/>
               </w:rPr>
-              <w:t xml:space="preserve"> = 0</w:t>
-            </w:r>
-            <w:r>
-              <w:rPr>
-                <w:sz w:val="19"/>
-              </w:rPr>
-              <w:t>) y la inserción del nuevo registro clonando los metadatos del anterior con la nueva ruta, todo bajo un bloque transaccional robusto.</w:t>
+              <w:t>(@TipoTramite</w:t>
+            </w:r>
+            <w:r>
+              <w:rPr>
+                <w:sz w:val="19"/>
+              </w:rPr>
+              <w:t xml:space="preserve">): actualiza el correo de seguimiento para personas naturales (Tipo 2) o actualiza tanto el correo de seguimiento como el número de RUC empresarial en la tabla </w:t>
+            </w:r>
+            <w:proofErr w:type="spellStart"/>
+            <w:r>
+              <w:rPr>
+                <w:b/>
+                <w:bCs/>
+                <w:sz w:val="19"/>
+              </w:rPr>
+              <w:t>T_Tramite</w:t>
+            </w:r>
+            <w:proofErr w:type="spellEnd"/>
+            <w:r>
+              <w:rPr>
+                <w:sz w:val="19"/>
+              </w:rPr>
+              <w:t xml:space="preserve"> para personas jurídicas (Tipo 1).</w:t>
             </w:r>
           </w:p>
         </w:tc>
         <w:tc>
           <w:tcPr>
-            <w:tcW w:w="1235" w:type="dxa"/>
+            <w:tcW w:w="1300" w:type="dxa"/>
             <w:tcBorders>
               <w:top w:val="single" w:sz="2" w:space="0" w:color="E0E0E0"/>
               <w:left w:val="single" w:sz="2" w:space="0" w:color="E0E0E0"/>
@@ -7968,32 +7048,12 @@
                 <w:sz w:val="19"/>
               </w:rPr>
             </w:pPr>
-          </w:p>
-        </w:tc>
-        <w:tc>
-          <w:tcPr>
-            <w:tcW w:w="1245" w:type="dxa"/>
-            <w:tcBorders>
-              <w:top w:val="single" w:sz="2" w:space="0" w:color="E0E0E0"/>
-              <w:left w:val="single" w:sz="2" w:space="0" w:color="E0E0E0"/>
-              <w:bottom w:val="single" w:sz="2" w:space="0" w:color="E0E0E0"/>
-              <w:right w:val="single" w:sz="2" w:space="0" w:color="E0E0E0"/>
-            </w:tcBorders>
-            <w:shd w:val="clear" w:color="auto" w:fill="F2F4F7"/>
-            <w:tcMar>
-              <w:top w:w="100" w:type="dxa"/>
-              <w:left w:w="100" w:type="dxa"/>
-              <w:bottom w:w="100" w:type="dxa"/>
-              <w:right w:w="100" w:type="dxa"/>
-            </w:tcMar>
-          </w:tcPr>
-          <w:p>
-            <w:pPr>
-              <w:jc w:val="center"/>
-              <w:rPr>
-                <w:sz w:val="19"/>
-              </w:rPr>
-            </w:pPr>
+            <w:r>
+              <w:rPr>
+                <w:sz w:val="19"/>
+              </w:rPr>
+              <w:t>016</w:t>
+            </w:r>
           </w:p>
         </w:tc>
         <w:tc>
@@ -8054,11 +7114,25 @@
                 <w:sz w:val="19"/>
               </w:rPr>
             </w:pPr>
+            <w:proofErr w:type="spellStart"/>
+            <w:r>
+              <w:rPr>
+                <w:sz w:val="19"/>
+              </w:rPr>
+              <w:t>Proc</w:t>
+            </w:r>
+            <w:proofErr w:type="spellEnd"/>
+            <w:r>
+              <w:rPr>
+                <w:sz w:val="19"/>
+              </w:rPr>
+              <w:t>. Almacenado</w:t>
+            </w:r>
           </w:p>
         </w:tc>
         <w:tc>
           <w:tcPr>
-            <w:tcW w:w="3752" w:type="dxa"/>
+            <w:tcW w:w="4773" w:type="dxa"/>
             <w:tcBorders>
               <w:top w:val="single" w:sz="2" w:space="0" w:color="E0E0E0"/>
               <w:left w:val="single" w:sz="2" w:space="0" w:color="E0E0E0"/>
@@ -8079,11 +7153,89 @@
                 <w:sz w:val="19"/>
               </w:rPr>
             </w:pPr>
+            <w:r>
+              <w:rPr>
+                <w:sz w:val="19"/>
+              </w:rPr>
+              <w:t xml:space="preserve">Creación de </w:t>
+            </w:r>
+            <w:proofErr w:type="spellStart"/>
+            <w:r>
+              <w:rPr>
+                <w:b/>
+                <w:bCs/>
+                <w:sz w:val="19"/>
+              </w:rPr>
+              <w:t>USP_ActualizarDatosDocumentoExpediente</w:t>
+            </w:r>
+            <w:proofErr w:type="spellEnd"/>
+            <w:r>
+              <w:rPr>
+                <w:sz w:val="19"/>
+              </w:rPr>
+              <w:t xml:space="preserve"> para permitir la modificación transaccional y sincronizada de los datos del expediente principal. Actualiza simultáneamente la descripción o asunto general en la tabla </w:t>
+            </w:r>
+            <w:proofErr w:type="spellStart"/>
+            <w:r>
+              <w:rPr>
+                <w:b/>
+                <w:bCs/>
+                <w:sz w:val="19"/>
+              </w:rPr>
+              <w:t>T_Asunto</w:t>
+            </w:r>
+            <w:proofErr w:type="spellEnd"/>
+            <w:r>
+              <w:rPr>
+                <w:sz w:val="19"/>
+              </w:rPr>
+              <w:t xml:space="preserve"> y los metadatos específicos del documento principal (</w:t>
+            </w:r>
+            <w:proofErr w:type="spellStart"/>
+            <w:r>
+              <w:rPr>
+                <w:b/>
+                <w:bCs/>
+                <w:sz w:val="19"/>
+              </w:rPr>
+              <w:t>btipo</w:t>
+            </w:r>
+            <w:proofErr w:type="spellEnd"/>
+            <w:r>
+              <w:rPr>
+                <w:b/>
+                <w:bCs/>
+                <w:sz w:val="19"/>
+              </w:rPr>
+              <w:t xml:space="preserve"> = 0</w:t>
+            </w:r>
+            <w:r>
+              <w:rPr>
+                <w:sz w:val="19"/>
+              </w:rPr>
+              <w:t xml:space="preserve">) en la tabla </w:t>
+            </w:r>
+            <w:proofErr w:type="spellStart"/>
+            <w:r>
+              <w:rPr>
+                <w:b/>
+                <w:bCs/>
+                <w:sz w:val="19"/>
+              </w:rPr>
+              <w:t>T_Documento</w:t>
+            </w:r>
+            <w:proofErr w:type="spellEnd"/>
+            <w:r>
+              <w:rPr>
+                <w:sz w:val="19"/>
+              </w:rPr>
+              <w:t>.</w:t>
+            </w:r>
           </w:p>
         </w:tc>
         <w:tc>
           <w:tcPr>
-            <w:tcW w:w="1235" w:type="dxa"/>
+            <w:tcW w:w="1300" w:type="dxa"/>
             <w:tcBorders>
               <w:top w:val="single" w:sz="2" w:space="0" w:color="E0E0E0"/>
               <w:left w:val="single" w:sz="2" w:space="0" w:color="E0E0E0"/>
@@ -8146,32 +7298,12 @@
                 <w:sz w:val="19"/>
               </w:rPr>
             </w:pPr>
-          </w:p>
-        </w:tc>
-        <w:tc>
-          <w:tcPr>
-            <w:tcW w:w="1245" w:type="dxa"/>
-            <w:tcBorders>
-              <w:top w:val="single" w:sz="2" w:space="0" w:color="E0E0E0"/>
-              <w:left w:val="single" w:sz="2" w:space="0" w:color="E0E0E0"/>
-              <w:bottom w:val="single" w:sz="2" w:space="0" w:color="E0E0E0"/>
-              <w:right w:val="single" w:sz="2" w:space="0" w:color="E0E0E0"/>
-            </w:tcBorders>
-            <w:shd w:val="clear" w:color="auto" w:fill="F2F4F7"/>
-            <w:tcMar>
-              <w:top w:w="100" w:type="dxa"/>
-              <w:left w:w="100" w:type="dxa"/>
-              <w:bottom w:w="100" w:type="dxa"/>
-              <w:right w:w="100" w:type="dxa"/>
-            </w:tcMar>
-          </w:tcPr>
-          <w:p>
-            <w:pPr>
-              <w:jc w:val="center"/>
-              <w:rPr>
-                <w:sz w:val="19"/>
-              </w:rPr>
-            </w:pPr>
+            <w:r>
+              <w:rPr>
+                <w:sz w:val="19"/>
+              </w:rPr>
+              <w:t>017</w:t>
+            </w:r>
           </w:p>
         </w:tc>
         <w:tc>
@@ -8232,11 +7364,25 @@
                 <w:sz w:val="19"/>
               </w:rPr>
             </w:pPr>
+            <w:proofErr w:type="spellStart"/>
+            <w:r>
+              <w:rPr>
+                <w:sz w:val="19"/>
+              </w:rPr>
+              <w:t>Proc</w:t>
+            </w:r>
+            <w:proofErr w:type="spellEnd"/>
+            <w:r>
+              <w:rPr>
+                <w:sz w:val="19"/>
+              </w:rPr>
+              <w:t>. Almacenado</w:t>
+            </w:r>
           </w:p>
         </w:tc>
         <w:tc>
           <w:tcPr>
-            <w:tcW w:w="3752" w:type="dxa"/>
+            <w:tcW w:w="4773" w:type="dxa"/>
             <w:tcBorders>
               <w:top w:val="single" w:sz="2" w:space="0" w:color="E0E0E0"/>
               <w:left w:val="single" w:sz="2" w:space="0" w:color="E0E0E0"/>
@@ -8257,11 +7403,48 @@
                 <w:sz w:val="19"/>
               </w:rPr>
             </w:pPr>
+            <w:r>
+              <w:rPr>
+                <w:sz w:val="19"/>
+              </w:rPr>
+              <w:t xml:space="preserve">Creación de </w:t>
+            </w:r>
+            <w:proofErr w:type="spellStart"/>
+            <w:r>
+              <w:rPr>
+                <w:b/>
+                <w:bCs/>
+                <w:sz w:val="19"/>
+              </w:rPr>
+              <w:t>USP_ListarAnexosTramite</w:t>
+            </w:r>
+            <w:proofErr w:type="spellEnd"/>
+            <w:r>
+              <w:rPr>
+                <w:sz w:val="19"/>
+              </w:rPr>
+              <w:t xml:space="preserve"> para consultar y listar de forma eficiente los documentos secundarios o anexos asociados a un expediente específico </w:t>
+            </w:r>
+            <w:r>
+              <w:rPr>
+                <w:b/>
+                <w:bCs/>
+                <w:sz w:val="19"/>
+              </w:rPr>
+              <w:lastRenderedPageBreak/>
+              <w:t>(@iCodAsunto</w:t>
+            </w:r>
+            <w:r>
+              <w:rPr>
+                <w:sz w:val="19"/>
+              </w:rPr>
+              <w:t>).</w:t>
+            </w:r>
           </w:p>
         </w:tc>
         <w:tc>
           <w:tcPr>
-            <w:tcW w:w="1235" w:type="dxa"/>
+            <w:tcW w:w="1300" w:type="dxa"/>
             <w:tcBorders>
               <w:top w:val="single" w:sz="2" w:space="0" w:color="E0E0E0"/>
               <w:left w:val="single" w:sz="2" w:space="0" w:color="E0E0E0"/>
@@ -8291,6 +7474,7 @@
                 <w:color w:val="2E75B6"/>
                 <w:sz w:val="19"/>
               </w:rPr>
+              <w:lastRenderedPageBreak/>
               <w:t>Aplicado Local</w:t>
             </w:r>
           </w:p>
@@ -8324,32 +7508,12 @@
                 <w:sz w:val="19"/>
               </w:rPr>
             </w:pPr>
-          </w:p>
-        </w:tc>
-        <w:tc>
-          <w:tcPr>
-            <w:tcW w:w="1245" w:type="dxa"/>
-            <w:tcBorders>
-              <w:top w:val="single" w:sz="2" w:space="0" w:color="E0E0E0"/>
-              <w:left w:val="single" w:sz="2" w:space="0" w:color="E0E0E0"/>
-              <w:bottom w:val="single" w:sz="2" w:space="0" w:color="E0E0E0"/>
-              <w:right w:val="single" w:sz="2" w:space="0" w:color="E0E0E0"/>
-            </w:tcBorders>
-            <w:shd w:val="clear" w:color="auto" w:fill="F2F4F7"/>
-            <w:tcMar>
-              <w:top w:w="100" w:type="dxa"/>
-              <w:left w:w="100" w:type="dxa"/>
-              <w:bottom w:w="100" w:type="dxa"/>
-              <w:right w:w="100" w:type="dxa"/>
-            </w:tcMar>
-          </w:tcPr>
-          <w:p>
-            <w:pPr>
-              <w:jc w:val="center"/>
-              <w:rPr>
-                <w:sz w:val="19"/>
-              </w:rPr>
-            </w:pPr>
+            <w:r>
+              <w:rPr>
+                <w:sz w:val="19"/>
+              </w:rPr>
+              <w:t>018</w:t>
+            </w:r>
           </w:p>
         </w:tc>
         <w:tc>
@@ -8410,11 +7574,25 @@
                 <w:sz w:val="19"/>
               </w:rPr>
             </w:pPr>
+            <w:proofErr w:type="spellStart"/>
+            <w:r>
+              <w:rPr>
+                <w:sz w:val="19"/>
+              </w:rPr>
+              <w:t>Proc</w:t>
+            </w:r>
+            <w:proofErr w:type="spellEnd"/>
+            <w:r>
+              <w:rPr>
+                <w:sz w:val="19"/>
+              </w:rPr>
+              <w:t>. Almacenado</w:t>
+            </w:r>
           </w:p>
         </w:tc>
         <w:tc>
           <w:tcPr>
-            <w:tcW w:w="3752" w:type="dxa"/>
+            <w:tcW w:w="4773" w:type="dxa"/>
             <w:tcBorders>
               <w:top w:val="single" w:sz="2" w:space="0" w:color="E0E0E0"/>
               <w:left w:val="single" w:sz="2" w:space="0" w:color="E0E0E0"/>
@@ -8435,11 +7613,127 @@
                 <w:sz w:val="19"/>
               </w:rPr>
             </w:pPr>
+            <w:r>
+              <w:rPr>
+                <w:sz w:val="19"/>
+              </w:rPr>
+              <w:t xml:space="preserve">Creación de </w:t>
+            </w:r>
+            <w:proofErr w:type="spellStart"/>
+            <w:r>
+              <w:rPr>
+                <w:b/>
+                <w:bCs/>
+                <w:sz w:val="19"/>
+              </w:rPr>
+              <w:t>USP_ActualizarDocumentoPrincipal</w:t>
+            </w:r>
+            <w:proofErr w:type="spellEnd"/>
+            <w:r>
+              <w:rPr>
+                <w:sz w:val="19"/>
+              </w:rPr>
+              <w:t xml:space="preserve"> para gestionar el reemplazo histórico y controlado del archivo principal asociado a un expediente </w:t>
+            </w:r>
+            <w:r>
+              <w:rPr>
+                <w:b/>
+                <w:bCs/>
+                <w:sz w:val="19"/>
+              </w:rPr>
+              <w:t>(@iCodAsunto</w:t>
+            </w:r>
+            <w:r>
+              <w:rPr>
+                <w:sz w:val="19"/>
+              </w:rPr>
+              <w:t>). Desactiva el documento vigente anterior (</w:t>
+            </w:r>
+            <w:proofErr w:type="spellStart"/>
+            <w:r>
+              <w:rPr>
+                <w:b/>
+                <w:bCs/>
+                <w:sz w:val="19"/>
+              </w:rPr>
+              <w:t>bActivo</w:t>
+            </w:r>
+            <w:proofErr w:type="spellEnd"/>
+            <w:r>
+              <w:rPr>
+                <w:b/>
+                <w:bCs/>
+                <w:sz w:val="19"/>
+              </w:rPr>
+              <w:t xml:space="preserve"> = 0</w:t>
+            </w:r>
+            <w:r>
+              <w:rPr>
+                <w:sz w:val="19"/>
+              </w:rPr>
+              <w:t xml:space="preserve">) e inserta una nueva versión con la ruta actualizada </w:t>
+            </w:r>
+            <w:r>
+              <w:rPr>
+                <w:b/>
+                <w:bCs/>
+                <w:sz w:val="19"/>
+              </w:rPr>
+              <w:t>(@vNuevaRutaDoc</w:t>
+            </w:r>
+            <w:r>
+              <w:rPr>
+                <w:sz w:val="19"/>
+              </w:rPr>
+              <w:t>) heredando los metadatos correspondientes (</w:t>
+            </w:r>
+            <w:proofErr w:type="spellStart"/>
+            <w:r>
+              <w:rPr>
+                <w:b/>
+                <w:bCs/>
+                <w:sz w:val="19"/>
+              </w:rPr>
+              <w:t>btipo</w:t>
+            </w:r>
+            <w:proofErr w:type="spellEnd"/>
+            <w:r>
+              <w:rPr>
+                <w:b/>
+                <w:bCs/>
+                <w:sz w:val="19"/>
+              </w:rPr>
+              <w:t xml:space="preserve"> = 0, </w:t>
+            </w:r>
+            <w:proofErr w:type="spellStart"/>
+            <w:r>
+              <w:rPr>
+                <w:b/>
+                <w:bCs/>
+                <w:sz w:val="19"/>
+              </w:rPr>
+              <w:t>bActivo</w:t>
+            </w:r>
+            <w:proofErr w:type="spellEnd"/>
+            <w:r>
+              <w:rPr>
+                <w:b/>
+                <w:bCs/>
+                <w:sz w:val="19"/>
+              </w:rPr>
+              <w:t xml:space="preserve"> = 1</w:t>
+            </w:r>
+            <w:r>
+              <w:rPr>
+                <w:sz w:val="19"/>
+              </w:rPr>
+              <w:t>).</w:t>
+            </w:r>
           </w:p>
         </w:tc>
         <w:tc>
           <w:tcPr>
-            <w:tcW w:w="1235" w:type="dxa"/>
+            <w:tcW w:w="1300" w:type="dxa"/>
             <w:tcBorders>
               <w:top w:val="single" w:sz="2" w:space="0" w:color="E0E0E0"/>
               <w:left w:val="single" w:sz="2" w:space="0" w:color="E0E0E0"/>
@@ -8502,32 +7796,12 @@
                 <w:sz w:val="19"/>
               </w:rPr>
             </w:pPr>
-          </w:p>
-        </w:tc>
-        <w:tc>
-          <w:tcPr>
-            <w:tcW w:w="1245" w:type="dxa"/>
-            <w:tcBorders>
-              <w:top w:val="single" w:sz="2" w:space="0" w:color="E0E0E0"/>
-              <w:left w:val="single" w:sz="2" w:space="0" w:color="E0E0E0"/>
-              <w:bottom w:val="single" w:sz="2" w:space="0" w:color="E0E0E0"/>
-              <w:right w:val="single" w:sz="2" w:space="0" w:color="E0E0E0"/>
-            </w:tcBorders>
-            <w:shd w:val="clear" w:color="auto" w:fill="F2F4F7"/>
-            <w:tcMar>
-              <w:top w:w="100" w:type="dxa"/>
-              <w:left w:w="100" w:type="dxa"/>
-              <w:bottom w:w="100" w:type="dxa"/>
-              <w:right w:w="100" w:type="dxa"/>
-            </w:tcMar>
-          </w:tcPr>
-          <w:p>
-            <w:pPr>
-              <w:jc w:val="center"/>
-              <w:rPr>
-                <w:sz w:val="19"/>
-              </w:rPr>
-            </w:pPr>
+            <w:r>
+              <w:rPr>
+                <w:sz w:val="19"/>
+              </w:rPr>
+              <w:t>019</w:t>
+            </w:r>
           </w:p>
         </w:tc>
         <w:tc>
@@ -8588,11 +7862,25 @@
                 <w:sz w:val="19"/>
               </w:rPr>
             </w:pPr>
+            <w:proofErr w:type="spellStart"/>
+            <w:r>
+              <w:rPr>
+                <w:sz w:val="19"/>
+              </w:rPr>
+              <w:t>Proc</w:t>
+            </w:r>
+            <w:proofErr w:type="spellEnd"/>
+            <w:r>
+              <w:rPr>
+                <w:sz w:val="19"/>
+              </w:rPr>
+              <w:t>. Almacenado</w:t>
+            </w:r>
           </w:p>
         </w:tc>
         <w:tc>
           <w:tcPr>
-            <w:tcW w:w="3752" w:type="dxa"/>
+            <w:tcW w:w="4773" w:type="dxa"/>
             <w:tcBorders>
               <w:top w:val="single" w:sz="2" w:space="0" w:color="E0E0E0"/>
               <w:left w:val="single" w:sz="2" w:space="0" w:color="E0E0E0"/>
@@ -8613,11 +7901,71 @@
                 <w:sz w:val="19"/>
               </w:rPr>
             </w:pPr>
+            <w:r>
+              <w:rPr>
+                <w:sz w:val="19"/>
+              </w:rPr>
+              <w:t xml:space="preserve">Creación de </w:t>
+            </w:r>
+            <w:proofErr w:type="spellStart"/>
+            <w:r>
+              <w:rPr>
+                <w:b/>
+                <w:bCs/>
+                <w:sz w:val="19"/>
+              </w:rPr>
+              <w:t>USP_EliminarAnexoTramite</w:t>
+            </w:r>
+            <w:proofErr w:type="spellEnd"/>
+            <w:r>
+              <w:rPr>
+                <w:sz w:val="19"/>
+              </w:rPr>
+              <w:t xml:space="preserve"> para realizar la baja lógica de un documento anexo específico </w:t>
+            </w:r>
+            <w:r>
+              <w:rPr>
+                <w:b/>
+                <w:bCs/>
+                <w:sz w:val="19"/>
+              </w:rPr>
+              <w:t>(@iCodDoc</w:t>
+            </w:r>
+            <w:r>
+              <w:rPr>
+                <w:sz w:val="19"/>
+              </w:rPr>
+              <w:t>) mediante la actualización de su indicador de estado activo a cero (</w:t>
+            </w:r>
+            <w:proofErr w:type="spellStart"/>
+            <w:r>
+              <w:rPr>
+                <w:b/>
+                <w:bCs/>
+                <w:sz w:val="19"/>
+              </w:rPr>
+              <w:t>bActivo</w:t>
+            </w:r>
+            <w:proofErr w:type="spellEnd"/>
+            <w:r>
+              <w:rPr>
+                <w:b/>
+                <w:bCs/>
+                <w:sz w:val="19"/>
+              </w:rPr>
+              <w:t xml:space="preserve"> = 0</w:t>
+            </w:r>
+            <w:r>
+              <w:rPr>
+                <w:sz w:val="19"/>
+              </w:rPr>
+              <w:t>).</w:t>
+            </w:r>
           </w:p>
         </w:tc>
         <w:tc>
           <w:tcPr>
-            <w:tcW w:w="1235" w:type="dxa"/>
+            <w:tcW w:w="1300" w:type="dxa"/>
             <w:tcBorders>
               <w:top w:val="single" w:sz="2" w:space="0" w:color="E0E0E0"/>
               <w:left w:val="single" w:sz="2" w:space="0" w:color="E0E0E0"/>
@@ -8680,32 +8028,12 @@
                 <w:sz w:val="19"/>
               </w:rPr>
             </w:pPr>
-          </w:p>
-        </w:tc>
-        <w:tc>
-          <w:tcPr>
-            <w:tcW w:w="1245" w:type="dxa"/>
-            <w:tcBorders>
-              <w:top w:val="single" w:sz="2" w:space="0" w:color="E0E0E0"/>
-              <w:left w:val="single" w:sz="2" w:space="0" w:color="E0E0E0"/>
-              <w:bottom w:val="single" w:sz="2" w:space="0" w:color="E0E0E0"/>
-              <w:right w:val="single" w:sz="2" w:space="0" w:color="E0E0E0"/>
-            </w:tcBorders>
-            <w:shd w:val="clear" w:color="auto" w:fill="F2F4F7"/>
-            <w:tcMar>
-              <w:top w:w="100" w:type="dxa"/>
-              <w:left w:w="100" w:type="dxa"/>
-              <w:bottom w:w="100" w:type="dxa"/>
-              <w:right w:w="100" w:type="dxa"/>
-            </w:tcMar>
-          </w:tcPr>
-          <w:p>
-            <w:pPr>
-              <w:jc w:val="center"/>
-              <w:rPr>
-                <w:sz w:val="19"/>
-              </w:rPr>
-            </w:pPr>
+            <w:r>
+              <w:rPr>
+                <w:sz w:val="19"/>
+              </w:rPr>
+              <w:t xml:space="preserve"> 020</w:t>
+            </w:r>
           </w:p>
         </w:tc>
         <w:tc>
@@ -8766,11 +8094,31 @@
                 <w:sz w:val="19"/>
               </w:rPr>
             </w:pPr>
+            <w:proofErr w:type="spellStart"/>
+            <w:r>
+              <w:rPr>
+                <w:sz w:val="19"/>
+              </w:rPr>
+              <w:t>Proc</w:t>
+            </w:r>
+            <w:proofErr w:type="spellEnd"/>
+            <w:r>
+              <w:rPr>
+                <w:sz w:val="19"/>
+              </w:rPr>
+              <w:t>. Almacenado</w:t>
+            </w:r>
+            <w:r>
+              <w:rPr>
+                <w:sz w:val="19"/>
+              </w:rPr>
+              <w:t xml:space="preserve"> </w:t>
+            </w:r>
           </w:p>
         </w:tc>
         <w:tc>
           <w:tcPr>
-            <w:tcW w:w="3752" w:type="dxa"/>
+            <w:tcW w:w="4773" w:type="dxa"/>
             <w:tcBorders>
               <w:top w:val="single" w:sz="2" w:space="0" w:color="E0E0E0"/>
               <w:left w:val="single" w:sz="2" w:space="0" w:color="E0E0E0"/>
@@ -8791,11 +8139,119 @@
                 <w:sz w:val="19"/>
               </w:rPr>
             </w:pPr>
+            <w:r>
+              <w:rPr>
+                <w:sz w:val="19"/>
+              </w:rPr>
+              <w:t xml:space="preserve"> </w:t>
+            </w:r>
+            <w:r>
+              <w:rPr>
+                <w:sz w:val="19"/>
+              </w:rPr>
+              <w:t xml:space="preserve">Creación de </w:t>
+            </w:r>
+            <w:proofErr w:type="spellStart"/>
+            <w:r>
+              <w:rPr>
+                <w:b/>
+                <w:bCs/>
+                <w:sz w:val="19"/>
+              </w:rPr>
+              <w:t>USP_RegistrarAnexoTramite</w:t>
+            </w:r>
+            <w:proofErr w:type="spellEnd"/>
+            <w:r>
+              <w:rPr>
+                <w:sz w:val="19"/>
+              </w:rPr>
+              <w:t xml:space="preserve"> para permitir la incorporación de un nuevo documento anexo (</w:t>
+            </w:r>
+            <w:proofErr w:type="spellStart"/>
+            <w:r>
+              <w:rPr>
+                <w:b/>
+                <w:bCs/>
+                <w:sz w:val="19"/>
+              </w:rPr>
+              <w:t>btipo</w:t>
+            </w:r>
+            <w:proofErr w:type="spellEnd"/>
+            <w:r>
+              <w:rPr>
+                <w:b/>
+                <w:bCs/>
+                <w:sz w:val="19"/>
+              </w:rPr>
+              <w:t xml:space="preserve"> = 1</w:t>
+            </w:r>
+            <w:r>
+              <w:rPr>
+                <w:sz w:val="19"/>
+              </w:rPr>
+              <w:t>) a un expediente existente, clonando los metadatos de referencia del documento principal vigente (</w:t>
+            </w:r>
+            <w:proofErr w:type="spellStart"/>
+            <w:r>
+              <w:rPr>
+                <w:b/>
+                <w:bCs/>
+                <w:sz w:val="19"/>
+              </w:rPr>
+              <w:t>btipo</w:t>
+            </w:r>
+            <w:proofErr w:type="spellEnd"/>
+            <w:r>
+              <w:rPr>
+                <w:b/>
+                <w:bCs/>
+                <w:sz w:val="19"/>
+              </w:rPr>
+              <w:t xml:space="preserve"> = 0 y </w:t>
+            </w:r>
+            <w:proofErr w:type="spellStart"/>
+            <w:r>
+              <w:rPr>
+                <w:b/>
+                <w:bCs/>
+                <w:sz w:val="19"/>
+              </w:rPr>
+              <w:t>bActivo</w:t>
+            </w:r>
+            <w:proofErr w:type="spellEnd"/>
+            <w:r>
+              <w:rPr>
+                <w:b/>
+                <w:bCs/>
+                <w:sz w:val="19"/>
+              </w:rPr>
+              <w:t xml:space="preserve"> = 1</w:t>
+            </w:r>
+            <w:r>
+              <w:rPr>
+                <w:sz w:val="19"/>
+              </w:rPr>
+              <w:t xml:space="preserve">) y asignando la nueva ruta del archivo </w:t>
+            </w:r>
+            <w:r>
+              <w:rPr>
+                <w:b/>
+                <w:bCs/>
+                <w:sz w:val="19"/>
+              </w:rPr>
+              <w:t>(@vRutaDoc</w:t>
+            </w:r>
+            <w:r>
+              <w:rPr>
+                <w:sz w:val="19"/>
+              </w:rPr>
+              <w:t>).</w:t>
+            </w:r>
           </w:p>
         </w:tc>
         <w:tc>
           <w:tcPr>
-            <w:tcW w:w="1235" w:type="dxa"/>
+            <w:tcW w:w="1300" w:type="dxa"/>
             <w:tcBorders>
               <w:top w:val="single" w:sz="2" w:space="0" w:color="E0E0E0"/>
               <w:left w:val="single" w:sz="2" w:space="0" w:color="E0E0E0"/>
@@ -8858,32 +8314,12 @@
                 <w:sz w:val="19"/>
               </w:rPr>
             </w:pPr>
-          </w:p>
-        </w:tc>
-        <w:tc>
-          <w:tcPr>
-            <w:tcW w:w="1245" w:type="dxa"/>
-            <w:tcBorders>
-              <w:top w:val="single" w:sz="2" w:space="0" w:color="E0E0E0"/>
-              <w:left w:val="single" w:sz="2" w:space="0" w:color="E0E0E0"/>
-              <w:bottom w:val="single" w:sz="2" w:space="0" w:color="E0E0E0"/>
-              <w:right w:val="single" w:sz="2" w:space="0" w:color="E0E0E0"/>
-            </w:tcBorders>
-            <w:shd w:val="clear" w:color="auto" w:fill="F2F4F7"/>
-            <w:tcMar>
-              <w:top w:w="100" w:type="dxa"/>
-              <w:left w:w="100" w:type="dxa"/>
-              <w:bottom w:w="100" w:type="dxa"/>
-              <w:right w:w="100" w:type="dxa"/>
-            </w:tcMar>
-          </w:tcPr>
-          <w:p>
-            <w:pPr>
-              <w:jc w:val="center"/>
-              <w:rPr>
-                <w:sz w:val="19"/>
-              </w:rPr>
-            </w:pPr>
+            <w:r>
+              <w:rPr>
+                <w:sz w:val="19"/>
+              </w:rPr>
+              <w:t>021</w:t>
+            </w:r>
           </w:p>
         </w:tc>
         <w:tc>
@@ -8944,11 +8380,31 @@
                 <w:sz w:val="19"/>
               </w:rPr>
             </w:pPr>
+            <w:r>
+              <w:rPr>
+                <w:sz w:val="19"/>
+              </w:rPr>
+              <w:t xml:space="preserve"> </w:t>
+            </w:r>
+            <w:proofErr w:type="spellStart"/>
+            <w:r>
+              <w:rPr>
+                <w:sz w:val="19"/>
+              </w:rPr>
+              <w:t>Proc</w:t>
+            </w:r>
+            <w:proofErr w:type="spellEnd"/>
+            <w:r>
+              <w:rPr>
+                <w:sz w:val="19"/>
+              </w:rPr>
+              <w:t>. Almacenado</w:t>
+            </w:r>
           </w:p>
         </w:tc>
         <w:tc>
           <w:tcPr>
-            <w:tcW w:w="3752" w:type="dxa"/>
+            <w:tcW w:w="4773" w:type="dxa"/>
             <w:tcBorders>
               <w:top w:val="single" w:sz="2" w:space="0" w:color="E0E0E0"/>
               <w:left w:val="single" w:sz="2" w:space="0" w:color="E0E0E0"/>
@@ -8969,11 +8425,53 @@
                 <w:sz w:val="19"/>
               </w:rPr>
             </w:pPr>
+            <w:r>
+              <w:rPr>
+                <w:sz w:val="19"/>
+              </w:rPr>
+              <w:t xml:space="preserve"> </w:t>
+            </w:r>
+            <w:r>
+              <w:rPr>
+                <w:sz w:val="19"/>
+              </w:rPr>
+              <w:t xml:space="preserve">Creación de </w:t>
+            </w:r>
+            <w:proofErr w:type="spellStart"/>
+            <w:r>
+              <w:rPr>
+                <w:b/>
+                <w:bCs/>
+                <w:sz w:val="19"/>
+              </w:rPr>
+              <w:t>USP_CambiarEstadoTramite</w:t>
+            </w:r>
+            <w:proofErr w:type="spellEnd"/>
+            <w:r>
+              <w:rPr>
+                <w:sz w:val="19"/>
+              </w:rPr>
+              <w:t xml:space="preserve"> para gestionar la transición controlada del estado de un expediente </w:t>
+            </w:r>
+            <w:r>
+              <w:rPr>
+                <w:b/>
+                <w:bCs/>
+                <w:sz w:val="19"/>
+              </w:rPr>
+              <w:t>(@iCodAsunto</w:t>
+            </w:r>
+            <w:r>
+              <w:rPr>
+                <w:sz w:val="19"/>
+              </w:rPr>
+              <w:t>). Restringe la actualización para que opere exclusivamente sobre los trámites que se encuentren previamente en el estado con identificador 5, cambiando su valor a 1 y registrando la fecha de modificación.</w:t>
+            </w:r>
           </w:p>
         </w:tc>
         <w:tc>
           <w:tcPr>
-            <w:tcW w:w="1235" w:type="dxa"/>
+            <w:tcW w:w="1300" w:type="dxa"/>
             <w:tcBorders>
               <w:top w:val="single" w:sz="2" w:space="0" w:color="E0E0E0"/>
               <w:left w:val="single" w:sz="2" w:space="0" w:color="E0E0E0"/>
@@ -9008,2057 +8506,12 @@
           </w:p>
         </w:tc>
       </w:tr>
-      <w:tr>
-        <w:trPr>
-          <w:jc w:val="center"/>
-        </w:trPr>
-        <w:tc>
-          <w:tcPr>
-            <w:tcW w:w="655" w:type="dxa"/>
-            <w:tcBorders>
-              <w:top w:val="single" w:sz="2" w:space="0" w:color="E0E0E0"/>
-              <w:left w:val="single" w:sz="2" w:space="0" w:color="E0E0E0"/>
-              <w:bottom w:val="single" w:sz="2" w:space="0" w:color="E0E0E0"/>
-              <w:right w:val="single" w:sz="2" w:space="0" w:color="E0E0E0"/>
-            </w:tcBorders>
-            <w:shd w:val="clear" w:color="auto" w:fill="F2F4F7"/>
-            <w:tcMar>
-              <w:top w:w="100" w:type="dxa"/>
-              <w:left w:w="100" w:type="dxa"/>
-              <w:bottom w:w="100" w:type="dxa"/>
-              <w:right w:w="100" w:type="dxa"/>
-            </w:tcMar>
-          </w:tcPr>
-          <w:p>
-            <w:pPr>
-              <w:jc w:val="center"/>
-              <w:rPr>
-                <w:sz w:val="19"/>
-              </w:rPr>
-            </w:pPr>
-          </w:p>
-        </w:tc>
-        <w:tc>
-          <w:tcPr>
-            <w:tcW w:w="1245" w:type="dxa"/>
-            <w:tcBorders>
-              <w:top w:val="single" w:sz="2" w:space="0" w:color="E0E0E0"/>
-              <w:left w:val="single" w:sz="2" w:space="0" w:color="E0E0E0"/>
-              <w:bottom w:val="single" w:sz="2" w:space="0" w:color="E0E0E0"/>
-              <w:right w:val="single" w:sz="2" w:space="0" w:color="E0E0E0"/>
-            </w:tcBorders>
-            <w:shd w:val="clear" w:color="auto" w:fill="F2F4F7"/>
-            <w:tcMar>
-              <w:top w:w="100" w:type="dxa"/>
-              <w:left w:w="100" w:type="dxa"/>
-              <w:bottom w:w="100" w:type="dxa"/>
-              <w:right w:w="100" w:type="dxa"/>
-            </w:tcMar>
-          </w:tcPr>
-          <w:p>
-            <w:pPr>
-              <w:jc w:val="center"/>
-              <w:rPr>
-                <w:sz w:val="19"/>
-              </w:rPr>
-            </w:pPr>
-          </w:p>
-        </w:tc>
-        <w:tc>
-          <w:tcPr>
-            <w:tcW w:w="1210" w:type="dxa"/>
-            <w:tcBorders>
-              <w:top w:val="single" w:sz="2" w:space="0" w:color="E0E0E0"/>
-              <w:left w:val="single" w:sz="2" w:space="0" w:color="E0E0E0"/>
-              <w:bottom w:val="single" w:sz="2" w:space="0" w:color="E0E0E0"/>
-              <w:right w:val="single" w:sz="2" w:space="0" w:color="E0E0E0"/>
-            </w:tcBorders>
-            <w:shd w:val="clear" w:color="auto" w:fill="F2F4F7"/>
-            <w:tcMar>
-              <w:top w:w="100" w:type="dxa"/>
-              <w:left w:w="100" w:type="dxa"/>
-              <w:bottom w:w="100" w:type="dxa"/>
-              <w:right w:w="100" w:type="dxa"/>
-            </w:tcMar>
-          </w:tcPr>
-          <w:p>
-            <w:pPr>
-              <w:jc w:val="center"/>
-              <w:rPr>
-                <w:sz w:val="19"/>
-              </w:rPr>
-            </w:pPr>
-            <w:proofErr w:type="spellStart"/>
-            <w:r>
-              <w:rPr>
-                <w:sz w:val="19"/>
-              </w:rPr>
-              <w:t>Developer</w:t>
-            </w:r>
-            <w:proofErr w:type="spellEnd"/>
-          </w:p>
-        </w:tc>
-        <w:tc>
-          <w:tcPr>
-            <w:tcW w:w="1463" w:type="dxa"/>
-            <w:tcBorders>
-              <w:top w:val="single" w:sz="2" w:space="0" w:color="E0E0E0"/>
-              <w:left w:val="single" w:sz="2" w:space="0" w:color="E0E0E0"/>
-              <w:bottom w:val="single" w:sz="2" w:space="0" w:color="E0E0E0"/>
-              <w:right w:val="single" w:sz="2" w:space="0" w:color="E0E0E0"/>
-            </w:tcBorders>
-            <w:shd w:val="clear" w:color="auto" w:fill="F2F4F7"/>
-            <w:tcMar>
-              <w:top w:w="100" w:type="dxa"/>
-              <w:left w:w="100" w:type="dxa"/>
-              <w:bottom w:w="100" w:type="dxa"/>
-              <w:right w:w="100" w:type="dxa"/>
-            </w:tcMar>
-          </w:tcPr>
-          <w:p>
-            <w:pPr>
-              <w:jc w:val="center"/>
-              <w:rPr>
-                <w:sz w:val="19"/>
-              </w:rPr>
-            </w:pPr>
-          </w:p>
-        </w:tc>
-        <w:tc>
-          <w:tcPr>
-            <w:tcW w:w="3752" w:type="dxa"/>
-            <w:tcBorders>
-              <w:top w:val="single" w:sz="2" w:space="0" w:color="E0E0E0"/>
-              <w:left w:val="single" w:sz="2" w:space="0" w:color="E0E0E0"/>
-              <w:bottom w:val="single" w:sz="2" w:space="0" w:color="E0E0E0"/>
-              <w:right w:val="single" w:sz="2" w:space="0" w:color="E0E0E0"/>
-            </w:tcBorders>
-            <w:shd w:val="clear" w:color="auto" w:fill="F2F4F7"/>
-            <w:tcMar>
-              <w:top w:w="100" w:type="dxa"/>
-              <w:left w:w="100" w:type="dxa"/>
-              <w:bottom w:w="100" w:type="dxa"/>
-              <w:right w:w="100" w:type="dxa"/>
-            </w:tcMar>
-          </w:tcPr>
-          <w:p>
-            <w:pPr>
-              <w:rPr>
-                <w:sz w:val="19"/>
-              </w:rPr>
-            </w:pPr>
-          </w:p>
-        </w:tc>
-        <w:tc>
-          <w:tcPr>
-            <w:tcW w:w="1235" w:type="dxa"/>
-            <w:tcBorders>
-              <w:top w:val="single" w:sz="2" w:space="0" w:color="E0E0E0"/>
-              <w:left w:val="single" w:sz="2" w:space="0" w:color="E0E0E0"/>
-              <w:bottom w:val="single" w:sz="2" w:space="0" w:color="E0E0E0"/>
-              <w:right w:val="single" w:sz="2" w:space="0" w:color="E0E0E0"/>
-            </w:tcBorders>
-            <w:shd w:val="clear" w:color="auto" w:fill="F2F4F7"/>
-            <w:tcMar>
-              <w:top w:w="100" w:type="dxa"/>
-              <w:left w:w="100" w:type="dxa"/>
-              <w:bottom w:w="100" w:type="dxa"/>
-              <w:right w:w="100" w:type="dxa"/>
-            </w:tcMar>
-          </w:tcPr>
-          <w:p>
-            <w:pPr>
-              <w:jc w:val="center"/>
-              <w:rPr>
-                <w:b/>
-                <w:color w:val="2E75B6"/>
-                <w:sz w:val="19"/>
-              </w:rPr>
-            </w:pPr>
-            <w:r>
-              <w:rPr>
-                <w:b/>
-                <w:color w:val="2E75B6"/>
-                <w:sz w:val="19"/>
-              </w:rPr>
-              <w:t>Aplicado Local</w:t>
-            </w:r>
-          </w:p>
-        </w:tc>
-      </w:tr>
-      <w:tr>
-        <w:trPr>
-          <w:jc w:val="center"/>
-        </w:trPr>
-        <w:tc>
-          <w:tcPr>
-            <w:tcW w:w="655" w:type="dxa"/>
-            <w:tcBorders>
-              <w:top w:val="single" w:sz="2" w:space="0" w:color="E0E0E0"/>
-              <w:left w:val="single" w:sz="2" w:space="0" w:color="E0E0E0"/>
-              <w:bottom w:val="single" w:sz="2" w:space="0" w:color="E0E0E0"/>
-              <w:right w:val="single" w:sz="2" w:space="0" w:color="E0E0E0"/>
-            </w:tcBorders>
-            <w:shd w:val="clear" w:color="auto" w:fill="F2F4F7"/>
-            <w:tcMar>
-              <w:top w:w="100" w:type="dxa"/>
-              <w:left w:w="100" w:type="dxa"/>
-              <w:bottom w:w="100" w:type="dxa"/>
-              <w:right w:w="100" w:type="dxa"/>
-            </w:tcMar>
-          </w:tcPr>
-          <w:p>
-            <w:pPr>
-              <w:jc w:val="center"/>
-              <w:rPr>
-                <w:sz w:val="19"/>
-              </w:rPr>
-            </w:pPr>
-          </w:p>
-        </w:tc>
-        <w:tc>
-          <w:tcPr>
-            <w:tcW w:w="1245" w:type="dxa"/>
-            <w:tcBorders>
-              <w:top w:val="single" w:sz="2" w:space="0" w:color="E0E0E0"/>
-              <w:left w:val="single" w:sz="2" w:space="0" w:color="E0E0E0"/>
-              <w:bottom w:val="single" w:sz="2" w:space="0" w:color="E0E0E0"/>
-              <w:right w:val="single" w:sz="2" w:space="0" w:color="E0E0E0"/>
-            </w:tcBorders>
-            <w:shd w:val="clear" w:color="auto" w:fill="F2F4F7"/>
-            <w:tcMar>
-              <w:top w:w="100" w:type="dxa"/>
-              <w:left w:w="100" w:type="dxa"/>
-              <w:bottom w:w="100" w:type="dxa"/>
-              <w:right w:w="100" w:type="dxa"/>
-            </w:tcMar>
-          </w:tcPr>
-          <w:p>
-            <w:pPr>
-              <w:jc w:val="center"/>
-              <w:rPr>
-                <w:sz w:val="19"/>
-              </w:rPr>
-            </w:pPr>
-          </w:p>
-        </w:tc>
-        <w:tc>
-          <w:tcPr>
-            <w:tcW w:w="1210" w:type="dxa"/>
-            <w:tcBorders>
-              <w:top w:val="single" w:sz="2" w:space="0" w:color="E0E0E0"/>
-              <w:left w:val="single" w:sz="2" w:space="0" w:color="E0E0E0"/>
-              <w:bottom w:val="single" w:sz="2" w:space="0" w:color="E0E0E0"/>
-              <w:right w:val="single" w:sz="2" w:space="0" w:color="E0E0E0"/>
-            </w:tcBorders>
-            <w:shd w:val="clear" w:color="auto" w:fill="F2F4F7"/>
-            <w:tcMar>
-              <w:top w:w="100" w:type="dxa"/>
-              <w:left w:w="100" w:type="dxa"/>
-              <w:bottom w:w="100" w:type="dxa"/>
-              <w:right w:w="100" w:type="dxa"/>
-            </w:tcMar>
-          </w:tcPr>
-          <w:p>
-            <w:pPr>
-              <w:jc w:val="center"/>
-              <w:rPr>
-                <w:sz w:val="19"/>
-              </w:rPr>
-            </w:pPr>
-            <w:proofErr w:type="spellStart"/>
-            <w:r>
-              <w:rPr>
-                <w:sz w:val="19"/>
-              </w:rPr>
-              <w:t>Developer</w:t>
-            </w:r>
-            <w:proofErr w:type="spellEnd"/>
-          </w:p>
-        </w:tc>
-        <w:tc>
-          <w:tcPr>
-            <w:tcW w:w="1463" w:type="dxa"/>
-            <w:tcBorders>
-              <w:top w:val="single" w:sz="2" w:space="0" w:color="E0E0E0"/>
-              <w:left w:val="single" w:sz="2" w:space="0" w:color="E0E0E0"/>
-              <w:bottom w:val="single" w:sz="2" w:space="0" w:color="E0E0E0"/>
-              <w:right w:val="single" w:sz="2" w:space="0" w:color="E0E0E0"/>
-            </w:tcBorders>
-            <w:shd w:val="clear" w:color="auto" w:fill="F2F4F7"/>
-            <w:tcMar>
-              <w:top w:w="100" w:type="dxa"/>
-              <w:left w:w="100" w:type="dxa"/>
-              <w:bottom w:w="100" w:type="dxa"/>
-              <w:right w:w="100" w:type="dxa"/>
-            </w:tcMar>
-          </w:tcPr>
-          <w:p>
-            <w:pPr>
-              <w:jc w:val="center"/>
-              <w:rPr>
-                <w:sz w:val="19"/>
-              </w:rPr>
-            </w:pPr>
-          </w:p>
-        </w:tc>
-        <w:tc>
-          <w:tcPr>
-            <w:tcW w:w="3752" w:type="dxa"/>
-            <w:tcBorders>
-              <w:top w:val="single" w:sz="2" w:space="0" w:color="E0E0E0"/>
-              <w:left w:val="single" w:sz="2" w:space="0" w:color="E0E0E0"/>
-              <w:bottom w:val="single" w:sz="2" w:space="0" w:color="E0E0E0"/>
-              <w:right w:val="single" w:sz="2" w:space="0" w:color="E0E0E0"/>
-            </w:tcBorders>
-            <w:shd w:val="clear" w:color="auto" w:fill="F2F4F7"/>
-            <w:tcMar>
-              <w:top w:w="100" w:type="dxa"/>
-              <w:left w:w="100" w:type="dxa"/>
-              <w:bottom w:w="100" w:type="dxa"/>
-              <w:right w:w="100" w:type="dxa"/>
-            </w:tcMar>
-          </w:tcPr>
-          <w:p>
-            <w:pPr>
-              <w:rPr>
-                <w:sz w:val="19"/>
-              </w:rPr>
-            </w:pPr>
-          </w:p>
-        </w:tc>
-        <w:tc>
-          <w:tcPr>
-            <w:tcW w:w="1235" w:type="dxa"/>
-            <w:tcBorders>
-              <w:top w:val="single" w:sz="2" w:space="0" w:color="E0E0E0"/>
-              <w:left w:val="single" w:sz="2" w:space="0" w:color="E0E0E0"/>
-              <w:bottom w:val="single" w:sz="2" w:space="0" w:color="E0E0E0"/>
-              <w:right w:val="single" w:sz="2" w:space="0" w:color="E0E0E0"/>
-            </w:tcBorders>
-            <w:shd w:val="clear" w:color="auto" w:fill="F2F4F7"/>
-            <w:tcMar>
-              <w:top w:w="100" w:type="dxa"/>
-              <w:left w:w="100" w:type="dxa"/>
-              <w:bottom w:w="100" w:type="dxa"/>
-              <w:right w:w="100" w:type="dxa"/>
-            </w:tcMar>
-          </w:tcPr>
-          <w:p>
-            <w:pPr>
-              <w:jc w:val="center"/>
-              <w:rPr>
-                <w:b/>
-                <w:color w:val="2E75B6"/>
-                <w:sz w:val="19"/>
-              </w:rPr>
-            </w:pPr>
-            <w:r>
-              <w:rPr>
-                <w:b/>
-                <w:color w:val="2E75B6"/>
-                <w:sz w:val="19"/>
-              </w:rPr>
-              <w:t>Aplicado Local</w:t>
-            </w:r>
-          </w:p>
-        </w:tc>
-      </w:tr>
-      <w:tr>
-        <w:trPr>
-          <w:jc w:val="center"/>
-        </w:trPr>
-        <w:tc>
-          <w:tcPr>
-            <w:tcW w:w="655" w:type="dxa"/>
-            <w:tcBorders>
-              <w:top w:val="single" w:sz="2" w:space="0" w:color="E0E0E0"/>
-              <w:left w:val="single" w:sz="2" w:space="0" w:color="E0E0E0"/>
-              <w:bottom w:val="single" w:sz="2" w:space="0" w:color="E0E0E0"/>
-              <w:right w:val="single" w:sz="2" w:space="0" w:color="E0E0E0"/>
-            </w:tcBorders>
-            <w:shd w:val="clear" w:color="auto" w:fill="F2F4F7"/>
-            <w:tcMar>
-              <w:top w:w="100" w:type="dxa"/>
-              <w:left w:w="100" w:type="dxa"/>
-              <w:bottom w:w="100" w:type="dxa"/>
-              <w:right w:w="100" w:type="dxa"/>
-            </w:tcMar>
-          </w:tcPr>
-          <w:p>
-            <w:pPr>
-              <w:jc w:val="center"/>
-              <w:rPr>
-                <w:sz w:val="19"/>
-              </w:rPr>
-            </w:pPr>
-          </w:p>
-        </w:tc>
-        <w:tc>
-          <w:tcPr>
-            <w:tcW w:w="1245" w:type="dxa"/>
-            <w:tcBorders>
-              <w:top w:val="single" w:sz="2" w:space="0" w:color="E0E0E0"/>
-              <w:left w:val="single" w:sz="2" w:space="0" w:color="E0E0E0"/>
-              <w:bottom w:val="single" w:sz="2" w:space="0" w:color="E0E0E0"/>
-              <w:right w:val="single" w:sz="2" w:space="0" w:color="E0E0E0"/>
-            </w:tcBorders>
-            <w:shd w:val="clear" w:color="auto" w:fill="F2F4F7"/>
-            <w:tcMar>
-              <w:top w:w="100" w:type="dxa"/>
-              <w:left w:w="100" w:type="dxa"/>
-              <w:bottom w:w="100" w:type="dxa"/>
-              <w:right w:w="100" w:type="dxa"/>
-            </w:tcMar>
-          </w:tcPr>
-          <w:p>
-            <w:pPr>
-              <w:jc w:val="center"/>
-              <w:rPr>
-                <w:sz w:val="19"/>
-              </w:rPr>
-            </w:pPr>
-          </w:p>
-        </w:tc>
-        <w:tc>
-          <w:tcPr>
-            <w:tcW w:w="1210" w:type="dxa"/>
-            <w:tcBorders>
-              <w:top w:val="single" w:sz="2" w:space="0" w:color="E0E0E0"/>
-              <w:left w:val="single" w:sz="2" w:space="0" w:color="E0E0E0"/>
-              <w:bottom w:val="single" w:sz="2" w:space="0" w:color="E0E0E0"/>
-              <w:right w:val="single" w:sz="2" w:space="0" w:color="E0E0E0"/>
-            </w:tcBorders>
-            <w:shd w:val="clear" w:color="auto" w:fill="F2F4F7"/>
-            <w:tcMar>
-              <w:top w:w="100" w:type="dxa"/>
-              <w:left w:w="100" w:type="dxa"/>
-              <w:bottom w:w="100" w:type="dxa"/>
-              <w:right w:w="100" w:type="dxa"/>
-            </w:tcMar>
-          </w:tcPr>
-          <w:p>
-            <w:pPr>
-              <w:jc w:val="center"/>
-              <w:rPr>
-                <w:sz w:val="19"/>
-              </w:rPr>
-            </w:pPr>
-            <w:proofErr w:type="spellStart"/>
-            <w:r>
-              <w:rPr>
-                <w:sz w:val="19"/>
-              </w:rPr>
-              <w:t>Developer</w:t>
-            </w:r>
-            <w:proofErr w:type="spellEnd"/>
-          </w:p>
-        </w:tc>
-        <w:tc>
-          <w:tcPr>
-            <w:tcW w:w="1463" w:type="dxa"/>
-            <w:tcBorders>
-              <w:top w:val="single" w:sz="2" w:space="0" w:color="E0E0E0"/>
-              <w:left w:val="single" w:sz="2" w:space="0" w:color="E0E0E0"/>
-              <w:bottom w:val="single" w:sz="2" w:space="0" w:color="E0E0E0"/>
-              <w:right w:val="single" w:sz="2" w:space="0" w:color="E0E0E0"/>
-            </w:tcBorders>
-            <w:shd w:val="clear" w:color="auto" w:fill="F2F4F7"/>
-            <w:tcMar>
-              <w:top w:w="100" w:type="dxa"/>
-              <w:left w:w="100" w:type="dxa"/>
-              <w:bottom w:w="100" w:type="dxa"/>
-              <w:right w:w="100" w:type="dxa"/>
-            </w:tcMar>
-          </w:tcPr>
-          <w:p>
-            <w:pPr>
-              <w:jc w:val="center"/>
-              <w:rPr>
-                <w:sz w:val="19"/>
-              </w:rPr>
-            </w:pPr>
-          </w:p>
-        </w:tc>
-        <w:tc>
-          <w:tcPr>
-            <w:tcW w:w="3752" w:type="dxa"/>
-            <w:tcBorders>
-              <w:top w:val="single" w:sz="2" w:space="0" w:color="E0E0E0"/>
-              <w:left w:val="single" w:sz="2" w:space="0" w:color="E0E0E0"/>
-              <w:bottom w:val="single" w:sz="2" w:space="0" w:color="E0E0E0"/>
-              <w:right w:val="single" w:sz="2" w:space="0" w:color="E0E0E0"/>
-            </w:tcBorders>
-            <w:shd w:val="clear" w:color="auto" w:fill="F2F4F7"/>
-            <w:tcMar>
-              <w:top w:w="100" w:type="dxa"/>
-              <w:left w:w="100" w:type="dxa"/>
-              <w:bottom w:w="100" w:type="dxa"/>
-              <w:right w:w="100" w:type="dxa"/>
-            </w:tcMar>
-          </w:tcPr>
-          <w:p>
-            <w:pPr>
-              <w:rPr>
-                <w:sz w:val="19"/>
-              </w:rPr>
-            </w:pPr>
-          </w:p>
-        </w:tc>
-        <w:tc>
-          <w:tcPr>
-            <w:tcW w:w="1235" w:type="dxa"/>
-            <w:tcBorders>
-              <w:top w:val="single" w:sz="2" w:space="0" w:color="E0E0E0"/>
-              <w:left w:val="single" w:sz="2" w:space="0" w:color="E0E0E0"/>
-              <w:bottom w:val="single" w:sz="2" w:space="0" w:color="E0E0E0"/>
-              <w:right w:val="single" w:sz="2" w:space="0" w:color="E0E0E0"/>
-            </w:tcBorders>
-            <w:shd w:val="clear" w:color="auto" w:fill="F2F4F7"/>
-            <w:tcMar>
-              <w:top w:w="100" w:type="dxa"/>
-              <w:left w:w="100" w:type="dxa"/>
-              <w:bottom w:w="100" w:type="dxa"/>
-              <w:right w:w="100" w:type="dxa"/>
-            </w:tcMar>
-          </w:tcPr>
-          <w:p>
-            <w:pPr>
-              <w:jc w:val="center"/>
-              <w:rPr>
-                <w:b/>
-                <w:color w:val="2E75B6"/>
-                <w:sz w:val="19"/>
-              </w:rPr>
-            </w:pPr>
-            <w:r>
-              <w:rPr>
-                <w:b/>
-                <w:color w:val="2E75B6"/>
-                <w:sz w:val="19"/>
-              </w:rPr>
-              <w:t>Aplicado Local</w:t>
-            </w:r>
-          </w:p>
-        </w:tc>
-      </w:tr>
-      <w:tr>
-        <w:trPr>
-          <w:jc w:val="center"/>
-        </w:trPr>
-        <w:tc>
-          <w:tcPr>
-            <w:tcW w:w="655" w:type="dxa"/>
-            <w:tcBorders>
-              <w:top w:val="single" w:sz="2" w:space="0" w:color="E0E0E0"/>
-              <w:left w:val="single" w:sz="2" w:space="0" w:color="E0E0E0"/>
-              <w:bottom w:val="single" w:sz="2" w:space="0" w:color="E0E0E0"/>
-              <w:right w:val="single" w:sz="2" w:space="0" w:color="E0E0E0"/>
-            </w:tcBorders>
-            <w:shd w:val="clear" w:color="auto" w:fill="F2F4F7"/>
-            <w:tcMar>
-              <w:top w:w="100" w:type="dxa"/>
-              <w:left w:w="100" w:type="dxa"/>
-              <w:bottom w:w="100" w:type="dxa"/>
-              <w:right w:w="100" w:type="dxa"/>
-            </w:tcMar>
-          </w:tcPr>
-          <w:p>
-            <w:pPr>
-              <w:jc w:val="center"/>
-              <w:rPr>
-                <w:sz w:val="19"/>
-              </w:rPr>
-            </w:pPr>
-          </w:p>
-        </w:tc>
-        <w:tc>
-          <w:tcPr>
-            <w:tcW w:w="1245" w:type="dxa"/>
-            <w:tcBorders>
-              <w:top w:val="single" w:sz="2" w:space="0" w:color="E0E0E0"/>
-              <w:left w:val="single" w:sz="2" w:space="0" w:color="E0E0E0"/>
-              <w:bottom w:val="single" w:sz="2" w:space="0" w:color="E0E0E0"/>
-              <w:right w:val="single" w:sz="2" w:space="0" w:color="E0E0E0"/>
-            </w:tcBorders>
-            <w:shd w:val="clear" w:color="auto" w:fill="F2F4F7"/>
-            <w:tcMar>
-              <w:top w:w="100" w:type="dxa"/>
-              <w:left w:w="100" w:type="dxa"/>
-              <w:bottom w:w="100" w:type="dxa"/>
-              <w:right w:w="100" w:type="dxa"/>
-            </w:tcMar>
-          </w:tcPr>
-          <w:p>
-            <w:pPr>
-              <w:jc w:val="center"/>
-              <w:rPr>
-                <w:sz w:val="19"/>
-              </w:rPr>
-            </w:pPr>
-          </w:p>
-        </w:tc>
-        <w:tc>
-          <w:tcPr>
-            <w:tcW w:w="1210" w:type="dxa"/>
-            <w:tcBorders>
-              <w:top w:val="single" w:sz="2" w:space="0" w:color="E0E0E0"/>
-              <w:left w:val="single" w:sz="2" w:space="0" w:color="E0E0E0"/>
-              <w:bottom w:val="single" w:sz="2" w:space="0" w:color="E0E0E0"/>
-              <w:right w:val="single" w:sz="2" w:space="0" w:color="E0E0E0"/>
-            </w:tcBorders>
-            <w:shd w:val="clear" w:color="auto" w:fill="F2F4F7"/>
-            <w:tcMar>
-              <w:top w:w="100" w:type="dxa"/>
-              <w:left w:w="100" w:type="dxa"/>
-              <w:bottom w:w="100" w:type="dxa"/>
-              <w:right w:w="100" w:type="dxa"/>
-            </w:tcMar>
-          </w:tcPr>
-          <w:p>
-            <w:pPr>
-              <w:jc w:val="center"/>
-              <w:rPr>
-                <w:sz w:val="19"/>
-              </w:rPr>
-            </w:pPr>
-            <w:proofErr w:type="spellStart"/>
-            <w:r>
-              <w:rPr>
-                <w:sz w:val="19"/>
-              </w:rPr>
-              <w:t>Developer</w:t>
-            </w:r>
-            <w:proofErr w:type="spellEnd"/>
-          </w:p>
-        </w:tc>
-        <w:tc>
-          <w:tcPr>
-            <w:tcW w:w="1463" w:type="dxa"/>
-            <w:tcBorders>
-              <w:top w:val="single" w:sz="2" w:space="0" w:color="E0E0E0"/>
-              <w:left w:val="single" w:sz="2" w:space="0" w:color="E0E0E0"/>
-              <w:bottom w:val="single" w:sz="2" w:space="0" w:color="E0E0E0"/>
-              <w:right w:val="single" w:sz="2" w:space="0" w:color="E0E0E0"/>
-            </w:tcBorders>
-            <w:shd w:val="clear" w:color="auto" w:fill="F2F4F7"/>
-            <w:tcMar>
-              <w:top w:w="100" w:type="dxa"/>
-              <w:left w:w="100" w:type="dxa"/>
-              <w:bottom w:w="100" w:type="dxa"/>
-              <w:right w:w="100" w:type="dxa"/>
-            </w:tcMar>
-          </w:tcPr>
-          <w:p>
-            <w:pPr>
-              <w:jc w:val="center"/>
-              <w:rPr>
-                <w:sz w:val="19"/>
-              </w:rPr>
-            </w:pPr>
-          </w:p>
-        </w:tc>
-        <w:tc>
-          <w:tcPr>
-            <w:tcW w:w="3752" w:type="dxa"/>
-            <w:tcBorders>
-              <w:top w:val="single" w:sz="2" w:space="0" w:color="E0E0E0"/>
-              <w:left w:val="single" w:sz="2" w:space="0" w:color="E0E0E0"/>
-              <w:bottom w:val="single" w:sz="2" w:space="0" w:color="E0E0E0"/>
-              <w:right w:val="single" w:sz="2" w:space="0" w:color="E0E0E0"/>
-            </w:tcBorders>
-            <w:shd w:val="clear" w:color="auto" w:fill="F2F4F7"/>
-            <w:tcMar>
-              <w:top w:w="100" w:type="dxa"/>
-              <w:left w:w="100" w:type="dxa"/>
-              <w:bottom w:w="100" w:type="dxa"/>
-              <w:right w:w="100" w:type="dxa"/>
-            </w:tcMar>
-          </w:tcPr>
-          <w:p>
-            <w:pPr>
-              <w:rPr>
-                <w:sz w:val="19"/>
-              </w:rPr>
-            </w:pPr>
-          </w:p>
-        </w:tc>
-        <w:tc>
-          <w:tcPr>
-            <w:tcW w:w="1235" w:type="dxa"/>
-            <w:tcBorders>
-              <w:top w:val="single" w:sz="2" w:space="0" w:color="E0E0E0"/>
-              <w:left w:val="single" w:sz="2" w:space="0" w:color="E0E0E0"/>
-              <w:bottom w:val="single" w:sz="2" w:space="0" w:color="E0E0E0"/>
-              <w:right w:val="single" w:sz="2" w:space="0" w:color="E0E0E0"/>
-            </w:tcBorders>
-            <w:shd w:val="clear" w:color="auto" w:fill="F2F4F7"/>
-            <w:tcMar>
-              <w:top w:w="100" w:type="dxa"/>
-              <w:left w:w="100" w:type="dxa"/>
-              <w:bottom w:w="100" w:type="dxa"/>
-              <w:right w:w="100" w:type="dxa"/>
-            </w:tcMar>
-          </w:tcPr>
-          <w:p>
-            <w:pPr>
-              <w:jc w:val="center"/>
-              <w:rPr>
-                <w:b/>
-                <w:color w:val="2E75B6"/>
-                <w:sz w:val="19"/>
-              </w:rPr>
-            </w:pPr>
-            <w:r>
-              <w:rPr>
-                <w:b/>
-                <w:color w:val="2E75B6"/>
-                <w:sz w:val="19"/>
-              </w:rPr>
-              <w:t>Aplicado Local</w:t>
-            </w:r>
-          </w:p>
-        </w:tc>
-      </w:tr>
-      <w:tr>
-        <w:trPr>
-          <w:jc w:val="center"/>
-        </w:trPr>
-        <w:tc>
-          <w:tcPr>
-            <w:tcW w:w="655" w:type="dxa"/>
-            <w:tcBorders>
-              <w:top w:val="single" w:sz="2" w:space="0" w:color="E0E0E0"/>
-              <w:left w:val="single" w:sz="2" w:space="0" w:color="E0E0E0"/>
-              <w:bottom w:val="single" w:sz="2" w:space="0" w:color="E0E0E0"/>
-              <w:right w:val="single" w:sz="2" w:space="0" w:color="E0E0E0"/>
-            </w:tcBorders>
-            <w:shd w:val="clear" w:color="auto" w:fill="F2F4F7"/>
-            <w:tcMar>
-              <w:top w:w="100" w:type="dxa"/>
-              <w:left w:w="100" w:type="dxa"/>
-              <w:bottom w:w="100" w:type="dxa"/>
-              <w:right w:w="100" w:type="dxa"/>
-            </w:tcMar>
-          </w:tcPr>
-          <w:p>
-            <w:pPr>
-              <w:jc w:val="center"/>
-              <w:rPr>
-                <w:sz w:val="19"/>
-              </w:rPr>
-            </w:pPr>
-          </w:p>
-        </w:tc>
-        <w:tc>
-          <w:tcPr>
-            <w:tcW w:w="1245" w:type="dxa"/>
-            <w:tcBorders>
-              <w:top w:val="single" w:sz="2" w:space="0" w:color="E0E0E0"/>
-              <w:left w:val="single" w:sz="2" w:space="0" w:color="E0E0E0"/>
-              <w:bottom w:val="single" w:sz="2" w:space="0" w:color="E0E0E0"/>
-              <w:right w:val="single" w:sz="2" w:space="0" w:color="E0E0E0"/>
-            </w:tcBorders>
-            <w:shd w:val="clear" w:color="auto" w:fill="F2F4F7"/>
-            <w:tcMar>
-              <w:top w:w="100" w:type="dxa"/>
-              <w:left w:w="100" w:type="dxa"/>
-              <w:bottom w:w="100" w:type="dxa"/>
-              <w:right w:w="100" w:type="dxa"/>
-            </w:tcMar>
-          </w:tcPr>
-          <w:p>
-            <w:pPr>
-              <w:jc w:val="center"/>
-              <w:rPr>
-                <w:sz w:val="19"/>
-              </w:rPr>
-            </w:pPr>
-          </w:p>
-        </w:tc>
-        <w:tc>
-          <w:tcPr>
-            <w:tcW w:w="1210" w:type="dxa"/>
-            <w:tcBorders>
-              <w:top w:val="single" w:sz="2" w:space="0" w:color="E0E0E0"/>
-              <w:left w:val="single" w:sz="2" w:space="0" w:color="E0E0E0"/>
-              <w:bottom w:val="single" w:sz="2" w:space="0" w:color="E0E0E0"/>
-              <w:right w:val="single" w:sz="2" w:space="0" w:color="E0E0E0"/>
-            </w:tcBorders>
-            <w:shd w:val="clear" w:color="auto" w:fill="F2F4F7"/>
-            <w:tcMar>
-              <w:top w:w="100" w:type="dxa"/>
-              <w:left w:w="100" w:type="dxa"/>
-              <w:bottom w:w="100" w:type="dxa"/>
-              <w:right w:w="100" w:type="dxa"/>
-            </w:tcMar>
-          </w:tcPr>
-          <w:p>
-            <w:pPr>
-              <w:jc w:val="center"/>
-              <w:rPr>
-                <w:sz w:val="19"/>
-              </w:rPr>
-            </w:pPr>
-            <w:proofErr w:type="spellStart"/>
-            <w:r>
-              <w:rPr>
-                <w:sz w:val="19"/>
-              </w:rPr>
-              <w:t>Developer</w:t>
-            </w:r>
-            <w:proofErr w:type="spellEnd"/>
-          </w:p>
-        </w:tc>
-        <w:tc>
-          <w:tcPr>
-            <w:tcW w:w="1463" w:type="dxa"/>
-            <w:tcBorders>
-              <w:top w:val="single" w:sz="2" w:space="0" w:color="E0E0E0"/>
-              <w:left w:val="single" w:sz="2" w:space="0" w:color="E0E0E0"/>
-              <w:bottom w:val="single" w:sz="2" w:space="0" w:color="E0E0E0"/>
-              <w:right w:val="single" w:sz="2" w:space="0" w:color="E0E0E0"/>
-            </w:tcBorders>
-            <w:shd w:val="clear" w:color="auto" w:fill="F2F4F7"/>
-            <w:tcMar>
-              <w:top w:w="100" w:type="dxa"/>
-              <w:left w:w="100" w:type="dxa"/>
-              <w:bottom w:w="100" w:type="dxa"/>
-              <w:right w:w="100" w:type="dxa"/>
-            </w:tcMar>
-          </w:tcPr>
-          <w:p>
-            <w:pPr>
-              <w:jc w:val="center"/>
-              <w:rPr>
-                <w:sz w:val="19"/>
-              </w:rPr>
-            </w:pPr>
-          </w:p>
-        </w:tc>
-        <w:tc>
-          <w:tcPr>
-            <w:tcW w:w="3752" w:type="dxa"/>
-            <w:tcBorders>
-              <w:top w:val="single" w:sz="2" w:space="0" w:color="E0E0E0"/>
-              <w:left w:val="single" w:sz="2" w:space="0" w:color="E0E0E0"/>
-              <w:bottom w:val="single" w:sz="2" w:space="0" w:color="E0E0E0"/>
-              <w:right w:val="single" w:sz="2" w:space="0" w:color="E0E0E0"/>
-            </w:tcBorders>
-            <w:shd w:val="clear" w:color="auto" w:fill="F2F4F7"/>
-            <w:tcMar>
-              <w:top w:w="100" w:type="dxa"/>
-              <w:left w:w="100" w:type="dxa"/>
-              <w:bottom w:w="100" w:type="dxa"/>
-              <w:right w:w="100" w:type="dxa"/>
-            </w:tcMar>
-          </w:tcPr>
-          <w:p>
-            <w:pPr>
-              <w:rPr>
-                <w:sz w:val="19"/>
-              </w:rPr>
-            </w:pPr>
-          </w:p>
-        </w:tc>
-        <w:tc>
-          <w:tcPr>
-            <w:tcW w:w="1235" w:type="dxa"/>
-            <w:tcBorders>
-              <w:top w:val="single" w:sz="2" w:space="0" w:color="E0E0E0"/>
-              <w:left w:val="single" w:sz="2" w:space="0" w:color="E0E0E0"/>
-              <w:bottom w:val="single" w:sz="2" w:space="0" w:color="E0E0E0"/>
-              <w:right w:val="single" w:sz="2" w:space="0" w:color="E0E0E0"/>
-            </w:tcBorders>
-            <w:shd w:val="clear" w:color="auto" w:fill="F2F4F7"/>
-            <w:tcMar>
-              <w:top w:w="100" w:type="dxa"/>
-              <w:left w:w="100" w:type="dxa"/>
-              <w:bottom w:w="100" w:type="dxa"/>
-              <w:right w:w="100" w:type="dxa"/>
-            </w:tcMar>
-          </w:tcPr>
-          <w:p>
-            <w:pPr>
-              <w:jc w:val="center"/>
-              <w:rPr>
-                <w:b/>
-                <w:color w:val="2E75B6"/>
-                <w:sz w:val="19"/>
-              </w:rPr>
-            </w:pPr>
-            <w:r>
-              <w:rPr>
-                <w:b/>
-                <w:color w:val="2E75B6"/>
-                <w:sz w:val="19"/>
-              </w:rPr>
-              <w:t>Aplicado Local</w:t>
-            </w:r>
-          </w:p>
-        </w:tc>
-      </w:tr>
-      <w:tr>
-        <w:trPr>
-          <w:jc w:val="center"/>
-        </w:trPr>
-        <w:tc>
-          <w:tcPr>
-            <w:tcW w:w="655" w:type="dxa"/>
-            <w:tcBorders>
-              <w:top w:val="single" w:sz="2" w:space="0" w:color="E0E0E0"/>
-              <w:left w:val="single" w:sz="2" w:space="0" w:color="E0E0E0"/>
-              <w:bottom w:val="single" w:sz="2" w:space="0" w:color="E0E0E0"/>
-              <w:right w:val="single" w:sz="2" w:space="0" w:color="E0E0E0"/>
-            </w:tcBorders>
-            <w:shd w:val="clear" w:color="auto" w:fill="F2F4F7"/>
-            <w:tcMar>
-              <w:top w:w="100" w:type="dxa"/>
-              <w:left w:w="100" w:type="dxa"/>
-              <w:bottom w:w="100" w:type="dxa"/>
-              <w:right w:w="100" w:type="dxa"/>
-            </w:tcMar>
-          </w:tcPr>
-          <w:p>
-            <w:pPr>
-              <w:jc w:val="center"/>
-              <w:rPr>
-                <w:sz w:val="19"/>
-              </w:rPr>
-            </w:pPr>
-          </w:p>
-        </w:tc>
-        <w:tc>
-          <w:tcPr>
-            <w:tcW w:w="1245" w:type="dxa"/>
-            <w:tcBorders>
-              <w:top w:val="single" w:sz="2" w:space="0" w:color="E0E0E0"/>
-              <w:left w:val="single" w:sz="2" w:space="0" w:color="E0E0E0"/>
-              <w:bottom w:val="single" w:sz="2" w:space="0" w:color="E0E0E0"/>
-              <w:right w:val="single" w:sz="2" w:space="0" w:color="E0E0E0"/>
-            </w:tcBorders>
-            <w:shd w:val="clear" w:color="auto" w:fill="F2F4F7"/>
-            <w:tcMar>
-              <w:top w:w="100" w:type="dxa"/>
-              <w:left w:w="100" w:type="dxa"/>
-              <w:bottom w:w="100" w:type="dxa"/>
-              <w:right w:w="100" w:type="dxa"/>
-            </w:tcMar>
-          </w:tcPr>
-          <w:p>
-            <w:pPr>
-              <w:jc w:val="center"/>
-              <w:rPr>
-                <w:sz w:val="19"/>
-              </w:rPr>
-            </w:pPr>
-          </w:p>
-        </w:tc>
-        <w:tc>
-          <w:tcPr>
-            <w:tcW w:w="1210" w:type="dxa"/>
-            <w:tcBorders>
-              <w:top w:val="single" w:sz="2" w:space="0" w:color="E0E0E0"/>
-              <w:left w:val="single" w:sz="2" w:space="0" w:color="E0E0E0"/>
-              <w:bottom w:val="single" w:sz="2" w:space="0" w:color="E0E0E0"/>
-              <w:right w:val="single" w:sz="2" w:space="0" w:color="E0E0E0"/>
-            </w:tcBorders>
-            <w:shd w:val="clear" w:color="auto" w:fill="F2F4F7"/>
-            <w:tcMar>
-              <w:top w:w="100" w:type="dxa"/>
-              <w:left w:w="100" w:type="dxa"/>
-              <w:bottom w:w="100" w:type="dxa"/>
-              <w:right w:w="100" w:type="dxa"/>
-            </w:tcMar>
-          </w:tcPr>
-          <w:p>
-            <w:pPr>
-              <w:jc w:val="center"/>
-              <w:rPr>
-                <w:sz w:val="19"/>
-              </w:rPr>
-            </w:pPr>
-            <w:proofErr w:type="spellStart"/>
-            <w:r>
-              <w:rPr>
-                <w:sz w:val="19"/>
-              </w:rPr>
-              <w:t>Developer</w:t>
-            </w:r>
-            <w:proofErr w:type="spellEnd"/>
-          </w:p>
-        </w:tc>
-        <w:tc>
-          <w:tcPr>
-            <w:tcW w:w="1463" w:type="dxa"/>
-            <w:tcBorders>
-              <w:top w:val="single" w:sz="2" w:space="0" w:color="E0E0E0"/>
-              <w:left w:val="single" w:sz="2" w:space="0" w:color="E0E0E0"/>
-              <w:bottom w:val="single" w:sz="2" w:space="0" w:color="E0E0E0"/>
-              <w:right w:val="single" w:sz="2" w:space="0" w:color="E0E0E0"/>
-            </w:tcBorders>
-            <w:shd w:val="clear" w:color="auto" w:fill="F2F4F7"/>
-            <w:tcMar>
-              <w:top w:w="100" w:type="dxa"/>
-              <w:left w:w="100" w:type="dxa"/>
-              <w:bottom w:w="100" w:type="dxa"/>
-              <w:right w:w="100" w:type="dxa"/>
-            </w:tcMar>
-          </w:tcPr>
-          <w:p>
-            <w:pPr>
-              <w:jc w:val="center"/>
-              <w:rPr>
-                <w:sz w:val="19"/>
-              </w:rPr>
-            </w:pPr>
-          </w:p>
-        </w:tc>
-        <w:tc>
-          <w:tcPr>
-            <w:tcW w:w="3752" w:type="dxa"/>
-            <w:tcBorders>
-              <w:top w:val="single" w:sz="2" w:space="0" w:color="E0E0E0"/>
-              <w:left w:val="single" w:sz="2" w:space="0" w:color="E0E0E0"/>
-              <w:bottom w:val="single" w:sz="2" w:space="0" w:color="E0E0E0"/>
-              <w:right w:val="single" w:sz="2" w:space="0" w:color="E0E0E0"/>
-            </w:tcBorders>
-            <w:shd w:val="clear" w:color="auto" w:fill="F2F4F7"/>
-            <w:tcMar>
-              <w:top w:w="100" w:type="dxa"/>
-              <w:left w:w="100" w:type="dxa"/>
-              <w:bottom w:w="100" w:type="dxa"/>
-              <w:right w:w="100" w:type="dxa"/>
-            </w:tcMar>
-          </w:tcPr>
-          <w:p>
-            <w:pPr>
-              <w:rPr>
-                <w:sz w:val="19"/>
-              </w:rPr>
-            </w:pPr>
-          </w:p>
-        </w:tc>
-        <w:tc>
-          <w:tcPr>
-            <w:tcW w:w="1235" w:type="dxa"/>
-            <w:tcBorders>
-              <w:top w:val="single" w:sz="2" w:space="0" w:color="E0E0E0"/>
-              <w:left w:val="single" w:sz="2" w:space="0" w:color="E0E0E0"/>
-              <w:bottom w:val="single" w:sz="2" w:space="0" w:color="E0E0E0"/>
-              <w:right w:val="single" w:sz="2" w:space="0" w:color="E0E0E0"/>
-            </w:tcBorders>
-            <w:shd w:val="clear" w:color="auto" w:fill="F2F4F7"/>
-            <w:tcMar>
-              <w:top w:w="100" w:type="dxa"/>
-              <w:left w:w="100" w:type="dxa"/>
-              <w:bottom w:w="100" w:type="dxa"/>
-              <w:right w:w="100" w:type="dxa"/>
-            </w:tcMar>
-          </w:tcPr>
-          <w:p>
-            <w:pPr>
-              <w:jc w:val="center"/>
-              <w:rPr>
-                <w:b/>
-                <w:color w:val="2E75B6"/>
-                <w:sz w:val="19"/>
-              </w:rPr>
-            </w:pPr>
-            <w:r>
-              <w:rPr>
-                <w:b/>
-                <w:color w:val="2E75B6"/>
-                <w:sz w:val="19"/>
-              </w:rPr>
-              <w:t>Aplicado Local</w:t>
-            </w:r>
-          </w:p>
-        </w:tc>
-      </w:tr>
-      <w:tr>
-        <w:trPr>
-          <w:jc w:val="center"/>
-        </w:trPr>
-        <w:tc>
-          <w:tcPr>
-            <w:tcW w:w="655" w:type="dxa"/>
-            <w:tcBorders>
-              <w:top w:val="single" w:sz="2" w:space="0" w:color="E0E0E0"/>
-              <w:left w:val="single" w:sz="2" w:space="0" w:color="E0E0E0"/>
-              <w:bottom w:val="single" w:sz="2" w:space="0" w:color="E0E0E0"/>
-              <w:right w:val="single" w:sz="2" w:space="0" w:color="E0E0E0"/>
-            </w:tcBorders>
-            <w:shd w:val="clear" w:color="auto" w:fill="F2F4F7"/>
-            <w:tcMar>
-              <w:top w:w="100" w:type="dxa"/>
-              <w:left w:w="100" w:type="dxa"/>
-              <w:bottom w:w="100" w:type="dxa"/>
-              <w:right w:w="100" w:type="dxa"/>
-            </w:tcMar>
-          </w:tcPr>
-          <w:p>
-            <w:pPr>
-              <w:jc w:val="center"/>
-              <w:rPr>
-                <w:sz w:val="19"/>
-              </w:rPr>
-            </w:pPr>
-          </w:p>
-        </w:tc>
-        <w:tc>
-          <w:tcPr>
-            <w:tcW w:w="1245" w:type="dxa"/>
-            <w:tcBorders>
-              <w:top w:val="single" w:sz="2" w:space="0" w:color="E0E0E0"/>
-              <w:left w:val="single" w:sz="2" w:space="0" w:color="E0E0E0"/>
-              <w:bottom w:val="single" w:sz="2" w:space="0" w:color="E0E0E0"/>
-              <w:right w:val="single" w:sz="2" w:space="0" w:color="E0E0E0"/>
-            </w:tcBorders>
-            <w:shd w:val="clear" w:color="auto" w:fill="F2F4F7"/>
-            <w:tcMar>
-              <w:top w:w="100" w:type="dxa"/>
-              <w:left w:w="100" w:type="dxa"/>
-              <w:bottom w:w="100" w:type="dxa"/>
-              <w:right w:w="100" w:type="dxa"/>
-            </w:tcMar>
-          </w:tcPr>
-          <w:p>
-            <w:pPr>
-              <w:jc w:val="center"/>
-              <w:rPr>
-                <w:sz w:val="19"/>
-              </w:rPr>
-            </w:pPr>
-            <w:r>
-              <w:rPr>
-                <w:sz w:val="19"/>
-              </w:rPr>
-              <w:t>23/06/2026</w:t>
-            </w:r>
-          </w:p>
-        </w:tc>
-        <w:tc>
-          <w:tcPr>
-            <w:tcW w:w="1210" w:type="dxa"/>
-            <w:tcBorders>
-              <w:top w:val="single" w:sz="2" w:space="0" w:color="E0E0E0"/>
-              <w:left w:val="single" w:sz="2" w:space="0" w:color="E0E0E0"/>
-              <w:bottom w:val="single" w:sz="2" w:space="0" w:color="E0E0E0"/>
-              <w:right w:val="single" w:sz="2" w:space="0" w:color="E0E0E0"/>
-            </w:tcBorders>
-            <w:shd w:val="clear" w:color="auto" w:fill="F2F4F7"/>
-            <w:tcMar>
-              <w:top w:w="100" w:type="dxa"/>
-              <w:left w:w="100" w:type="dxa"/>
-              <w:bottom w:w="100" w:type="dxa"/>
-              <w:right w:w="100" w:type="dxa"/>
-            </w:tcMar>
-          </w:tcPr>
-          <w:p>
-            <w:pPr>
-              <w:jc w:val="center"/>
-              <w:rPr>
-                <w:sz w:val="19"/>
-              </w:rPr>
-            </w:pPr>
-            <w:r>
-              <w:rPr>
-                <w:sz w:val="19"/>
-              </w:rPr>
-              <w:t>DBA</w:t>
-            </w:r>
-          </w:p>
-        </w:tc>
-        <w:tc>
-          <w:tcPr>
-            <w:tcW w:w="1463" w:type="dxa"/>
-            <w:tcBorders>
-              <w:top w:val="single" w:sz="2" w:space="0" w:color="E0E0E0"/>
-              <w:left w:val="single" w:sz="2" w:space="0" w:color="E0E0E0"/>
-              <w:bottom w:val="single" w:sz="2" w:space="0" w:color="E0E0E0"/>
-              <w:right w:val="single" w:sz="2" w:space="0" w:color="E0E0E0"/>
-            </w:tcBorders>
-            <w:shd w:val="clear" w:color="auto" w:fill="F2F4F7"/>
-            <w:tcMar>
-              <w:top w:w="100" w:type="dxa"/>
-              <w:left w:w="100" w:type="dxa"/>
-              <w:bottom w:w="100" w:type="dxa"/>
-              <w:right w:w="100" w:type="dxa"/>
-            </w:tcMar>
-          </w:tcPr>
-          <w:p>
-            <w:pPr>
-              <w:jc w:val="center"/>
-              <w:rPr>
-                <w:sz w:val="19"/>
-              </w:rPr>
-            </w:pPr>
-            <w:r>
-              <w:rPr>
-                <w:sz w:val="19"/>
-              </w:rPr>
-              <w:t>Tabla</w:t>
-            </w:r>
-          </w:p>
-        </w:tc>
-        <w:tc>
-          <w:tcPr>
-            <w:tcW w:w="3752" w:type="dxa"/>
-            <w:tcBorders>
-              <w:top w:val="single" w:sz="2" w:space="0" w:color="E0E0E0"/>
-              <w:left w:val="single" w:sz="2" w:space="0" w:color="E0E0E0"/>
-              <w:bottom w:val="single" w:sz="2" w:space="0" w:color="E0E0E0"/>
-              <w:right w:val="single" w:sz="2" w:space="0" w:color="E0E0E0"/>
-            </w:tcBorders>
-            <w:shd w:val="clear" w:color="auto" w:fill="F2F4F7"/>
-            <w:tcMar>
-              <w:top w:w="100" w:type="dxa"/>
-              <w:left w:w="100" w:type="dxa"/>
-              <w:bottom w:w="100" w:type="dxa"/>
-              <w:right w:w="100" w:type="dxa"/>
-            </w:tcMar>
-          </w:tcPr>
-          <w:p>
-            <w:pPr>
-              <w:rPr>
-                <w:sz w:val="19"/>
-              </w:rPr>
-            </w:pPr>
-            <w:r>
-              <w:rPr>
-                <w:sz w:val="19"/>
-              </w:rPr>
-              <w:t>Modificación de la estructura de la tabla 'usuarios' para añadir columna 'estado' (Activo/Inactivo).</w:t>
-            </w:r>
-            <w:r>
-              <w:rPr>
-                <w:sz w:val="19"/>
-              </w:rPr>
-              <w:br/>
-              <w:t xml:space="preserve">Script: ALTER TABLE usuarios ADD COLUMN estado </w:t>
-            </w:r>
-            <w:proofErr w:type="gramStart"/>
-            <w:r>
-              <w:rPr>
-                <w:sz w:val="19"/>
-              </w:rPr>
-              <w:t>VARCHAR(</w:t>
-            </w:r>
-            <w:proofErr w:type="gramEnd"/>
-            <w:r>
-              <w:rPr>
-                <w:sz w:val="19"/>
-              </w:rPr>
-              <w:t xml:space="preserve">15) DEFAULT 'Activo' AFTER </w:t>
-            </w:r>
-            <w:proofErr w:type="spellStart"/>
-            <w:r>
-              <w:rPr>
-                <w:sz w:val="19"/>
-              </w:rPr>
-              <w:t>password</w:t>
-            </w:r>
-            <w:proofErr w:type="spellEnd"/>
-            <w:r>
-              <w:rPr>
-                <w:sz w:val="19"/>
-              </w:rPr>
-              <w:t>;</w:t>
-            </w:r>
-          </w:p>
-        </w:tc>
-        <w:tc>
-          <w:tcPr>
-            <w:tcW w:w="1235" w:type="dxa"/>
-            <w:tcBorders>
-              <w:top w:val="single" w:sz="2" w:space="0" w:color="E0E0E0"/>
-              <w:left w:val="single" w:sz="2" w:space="0" w:color="E0E0E0"/>
-              <w:bottom w:val="single" w:sz="2" w:space="0" w:color="E0E0E0"/>
-              <w:right w:val="single" w:sz="2" w:space="0" w:color="E0E0E0"/>
-            </w:tcBorders>
-            <w:shd w:val="clear" w:color="auto" w:fill="F2F4F7"/>
-            <w:tcMar>
-              <w:top w:w="100" w:type="dxa"/>
-              <w:left w:w="100" w:type="dxa"/>
-              <w:bottom w:w="100" w:type="dxa"/>
-              <w:right w:w="100" w:type="dxa"/>
-            </w:tcMar>
-          </w:tcPr>
-          <w:p>
-            <w:pPr>
-              <w:jc w:val="center"/>
-              <w:rPr>
-                <w:b/>
-                <w:color w:val="2E75B6"/>
-                <w:sz w:val="19"/>
-              </w:rPr>
-            </w:pPr>
-            <w:r>
-              <w:rPr>
-                <w:b/>
-                <w:color w:val="C00000"/>
-                <w:sz w:val="19"/>
-              </w:rPr>
-              <w:t>Pendiente Producción</w:t>
-            </w:r>
-          </w:p>
-        </w:tc>
-      </w:tr>
-      <w:tr>
-        <w:trPr>
-          <w:jc w:val="center"/>
-        </w:trPr>
-        <w:tc>
-          <w:tcPr>
-            <w:tcW w:w="655" w:type="dxa"/>
-            <w:tcBorders>
-              <w:top w:val="single" w:sz="2" w:space="0" w:color="E0E0E0"/>
-              <w:left w:val="single" w:sz="2" w:space="0" w:color="E0E0E0"/>
-              <w:bottom w:val="single" w:sz="2" w:space="0" w:color="E0E0E0"/>
-              <w:right w:val="single" w:sz="2" w:space="0" w:color="E0E0E0"/>
-            </w:tcBorders>
-            <w:shd w:val="clear" w:color="auto" w:fill="F2F4F7"/>
-            <w:tcMar>
-              <w:top w:w="100" w:type="dxa"/>
-              <w:left w:w="100" w:type="dxa"/>
-              <w:bottom w:w="100" w:type="dxa"/>
-              <w:right w:w="100" w:type="dxa"/>
-            </w:tcMar>
-          </w:tcPr>
-          <w:p>
-            <w:pPr>
-              <w:jc w:val="center"/>
-              <w:rPr>
-                <w:sz w:val="19"/>
-              </w:rPr>
-            </w:pPr>
-          </w:p>
-        </w:tc>
-        <w:tc>
-          <w:tcPr>
-            <w:tcW w:w="1245" w:type="dxa"/>
-            <w:tcBorders>
-              <w:top w:val="single" w:sz="2" w:space="0" w:color="E0E0E0"/>
-              <w:left w:val="single" w:sz="2" w:space="0" w:color="E0E0E0"/>
-              <w:bottom w:val="single" w:sz="2" w:space="0" w:color="E0E0E0"/>
-              <w:right w:val="single" w:sz="2" w:space="0" w:color="E0E0E0"/>
-            </w:tcBorders>
-            <w:shd w:val="clear" w:color="auto" w:fill="F2F4F7"/>
-            <w:tcMar>
-              <w:top w:w="100" w:type="dxa"/>
-              <w:left w:w="100" w:type="dxa"/>
-              <w:bottom w:w="100" w:type="dxa"/>
-              <w:right w:w="100" w:type="dxa"/>
-            </w:tcMar>
-          </w:tcPr>
-          <w:p>
-            <w:pPr>
-              <w:jc w:val="center"/>
-              <w:rPr>
-                <w:sz w:val="19"/>
-              </w:rPr>
-            </w:pPr>
-            <w:r>
-              <w:rPr>
-                <w:sz w:val="19"/>
-              </w:rPr>
-              <w:t>22/06/2026</w:t>
-            </w:r>
-          </w:p>
-        </w:tc>
-        <w:tc>
-          <w:tcPr>
-            <w:tcW w:w="1210" w:type="dxa"/>
-            <w:tcBorders>
-              <w:top w:val="single" w:sz="2" w:space="0" w:color="E0E0E0"/>
-              <w:left w:val="single" w:sz="2" w:space="0" w:color="E0E0E0"/>
-              <w:bottom w:val="single" w:sz="2" w:space="0" w:color="E0E0E0"/>
-              <w:right w:val="single" w:sz="2" w:space="0" w:color="E0E0E0"/>
-            </w:tcBorders>
-            <w:shd w:val="clear" w:color="auto" w:fill="F2F4F7"/>
-            <w:tcMar>
-              <w:top w:w="100" w:type="dxa"/>
-              <w:left w:w="100" w:type="dxa"/>
-              <w:bottom w:w="100" w:type="dxa"/>
-              <w:right w:w="100" w:type="dxa"/>
-            </w:tcMar>
-          </w:tcPr>
-          <w:p>
-            <w:pPr>
-              <w:jc w:val="center"/>
-              <w:rPr>
-                <w:sz w:val="19"/>
-              </w:rPr>
-            </w:pPr>
-            <w:proofErr w:type="spellStart"/>
-            <w:r>
-              <w:rPr>
-                <w:sz w:val="19"/>
-              </w:rPr>
-              <w:t>Developer</w:t>
-            </w:r>
-            <w:proofErr w:type="spellEnd"/>
-          </w:p>
-        </w:tc>
-        <w:tc>
-          <w:tcPr>
-            <w:tcW w:w="1463" w:type="dxa"/>
-            <w:tcBorders>
-              <w:top w:val="single" w:sz="2" w:space="0" w:color="E0E0E0"/>
-              <w:left w:val="single" w:sz="2" w:space="0" w:color="E0E0E0"/>
-              <w:bottom w:val="single" w:sz="2" w:space="0" w:color="E0E0E0"/>
-              <w:right w:val="single" w:sz="2" w:space="0" w:color="E0E0E0"/>
-            </w:tcBorders>
-            <w:shd w:val="clear" w:color="auto" w:fill="F2F4F7"/>
-            <w:tcMar>
-              <w:top w:w="100" w:type="dxa"/>
-              <w:left w:w="100" w:type="dxa"/>
-              <w:bottom w:w="100" w:type="dxa"/>
-              <w:right w:w="100" w:type="dxa"/>
-            </w:tcMar>
-          </w:tcPr>
-          <w:p>
-            <w:pPr>
-              <w:jc w:val="center"/>
-              <w:rPr>
-                <w:sz w:val="19"/>
-              </w:rPr>
-            </w:pPr>
-            <w:r>
-              <w:rPr>
-                <w:sz w:val="19"/>
-              </w:rPr>
-              <w:t>Índice</w:t>
-            </w:r>
-          </w:p>
-        </w:tc>
-        <w:tc>
-          <w:tcPr>
-            <w:tcW w:w="3752" w:type="dxa"/>
-            <w:tcBorders>
-              <w:top w:val="single" w:sz="2" w:space="0" w:color="E0E0E0"/>
-              <w:left w:val="single" w:sz="2" w:space="0" w:color="E0E0E0"/>
-              <w:bottom w:val="single" w:sz="2" w:space="0" w:color="E0E0E0"/>
-              <w:right w:val="single" w:sz="2" w:space="0" w:color="E0E0E0"/>
-            </w:tcBorders>
-            <w:shd w:val="clear" w:color="auto" w:fill="F2F4F7"/>
-            <w:tcMar>
-              <w:top w:w="100" w:type="dxa"/>
-              <w:left w:w="100" w:type="dxa"/>
-              <w:bottom w:w="100" w:type="dxa"/>
-              <w:right w:w="100" w:type="dxa"/>
-            </w:tcMar>
-          </w:tcPr>
-          <w:p>
-            <w:pPr>
-              <w:rPr>
-                <w:sz w:val="19"/>
-              </w:rPr>
-            </w:pPr>
-            <w:r>
-              <w:rPr>
-                <w:sz w:val="19"/>
-              </w:rPr>
-              <w:t>Creación de índice correlativo en el campo 'email' de la tabla 'usuarios' para optimizar búsquedas frecuentes.</w:t>
-            </w:r>
-            <w:r>
-              <w:rPr>
-                <w:sz w:val="19"/>
-              </w:rPr>
-              <w:br/>
-              <w:t xml:space="preserve">Script: CREATE INDEX </w:t>
-            </w:r>
-            <w:proofErr w:type="spellStart"/>
-            <w:r>
-              <w:rPr>
-                <w:sz w:val="19"/>
-              </w:rPr>
-              <w:t>idx_usuarios_email</w:t>
-            </w:r>
-            <w:proofErr w:type="spellEnd"/>
-            <w:r>
-              <w:rPr>
-                <w:sz w:val="19"/>
-              </w:rPr>
-              <w:t xml:space="preserve"> ON usuarios(email);</w:t>
-            </w:r>
-          </w:p>
-        </w:tc>
-        <w:tc>
-          <w:tcPr>
-            <w:tcW w:w="1235" w:type="dxa"/>
-            <w:tcBorders>
-              <w:top w:val="single" w:sz="2" w:space="0" w:color="E0E0E0"/>
-              <w:left w:val="single" w:sz="2" w:space="0" w:color="E0E0E0"/>
-              <w:bottom w:val="single" w:sz="2" w:space="0" w:color="E0E0E0"/>
-              <w:right w:val="single" w:sz="2" w:space="0" w:color="E0E0E0"/>
-            </w:tcBorders>
-            <w:shd w:val="clear" w:color="auto" w:fill="F2F4F7"/>
-            <w:tcMar>
-              <w:top w:w="100" w:type="dxa"/>
-              <w:left w:w="100" w:type="dxa"/>
-              <w:bottom w:w="100" w:type="dxa"/>
-              <w:right w:w="100" w:type="dxa"/>
-            </w:tcMar>
-          </w:tcPr>
-          <w:p>
-            <w:pPr>
-              <w:jc w:val="center"/>
-              <w:rPr>
-                <w:b/>
-                <w:color w:val="2E75B6"/>
-                <w:sz w:val="19"/>
-              </w:rPr>
-            </w:pPr>
-            <w:r>
-              <w:rPr>
-                <w:b/>
-                <w:color w:val="2E75B6"/>
-                <w:sz w:val="19"/>
-              </w:rPr>
-              <w:t>Aplicado Local</w:t>
-            </w:r>
-          </w:p>
-        </w:tc>
-      </w:tr>
-      <w:tr>
-        <w:trPr>
-          <w:jc w:val="center"/>
-        </w:trPr>
-        <w:tc>
-          <w:tcPr>
-            <w:tcW w:w="655" w:type="dxa"/>
-            <w:tcBorders>
-              <w:top w:val="single" w:sz="2" w:space="0" w:color="E0E0E0"/>
-              <w:left w:val="single" w:sz="2" w:space="0" w:color="E0E0E0"/>
-              <w:bottom w:val="single" w:sz="2" w:space="0" w:color="E0E0E0"/>
-              <w:right w:val="single" w:sz="2" w:space="0" w:color="E0E0E0"/>
-            </w:tcBorders>
-            <w:shd w:val="clear" w:color="auto" w:fill="F2F4F7"/>
-            <w:tcMar>
-              <w:top w:w="100" w:type="dxa"/>
-              <w:left w:w="100" w:type="dxa"/>
-              <w:bottom w:w="100" w:type="dxa"/>
-              <w:right w:w="100" w:type="dxa"/>
-            </w:tcMar>
-          </w:tcPr>
-          <w:p>
-            <w:pPr>
-              <w:jc w:val="center"/>
-              <w:rPr>
-                <w:sz w:val="19"/>
-              </w:rPr>
-            </w:pPr>
-          </w:p>
-        </w:tc>
-        <w:tc>
-          <w:tcPr>
-            <w:tcW w:w="1245" w:type="dxa"/>
-            <w:tcBorders>
-              <w:top w:val="single" w:sz="2" w:space="0" w:color="E0E0E0"/>
-              <w:left w:val="single" w:sz="2" w:space="0" w:color="E0E0E0"/>
-              <w:bottom w:val="single" w:sz="2" w:space="0" w:color="E0E0E0"/>
-              <w:right w:val="single" w:sz="2" w:space="0" w:color="E0E0E0"/>
-            </w:tcBorders>
-            <w:shd w:val="clear" w:color="auto" w:fill="F2F4F7"/>
-            <w:tcMar>
-              <w:top w:w="100" w:type="dxa"/>
-              <w:left w:w="100" w:type="dxa"/>
-              <w:bottom w:w="100" w:type="dxa"/>
-              <w:right w:w="100" w:type="dxa"/>
-            </w:tcMar>
-          </w:tcPr>
-          <w:p>
-            <w:pPr>
-              <w:jc w:val="center"/>
-              <w:rPr>
-                <w:sz w:val="19"/>
-              </w:rPr>
-            </w:pPr>
-            <w:r>
-              <w:rPr>
-                <w:sz w:val="19"/>
-              </w:rPr>
-              <w:t>22/06/2026</w:t>
-            </w:r>
-          </w:p>
-        </w:tc>
-        <w:tc>
-          <w:tcPr>
-            <w:tcW w:w="1210" w:type="dxa"/>
-            <w:tcBorders>
-              <w:top w:val="single" w:sz="2" w:space="0" w:color="E0E0E0"/>
-              <w:left w:val="single" w:sz="2" w:space="0" w:color="E0E0E0"/>
-              <w:bottom w:val="single" w:sz="2" w:space="0" w:color="E0E0E0"/>
-              <w:right w:val="single" w:sz="2" w:space="0" w:color="E0E0E0"/>
-            </w:tcBorders>
-            <w:shd w:val="clear" w:color="auto" w:fill="F2F4F7"/>
-            <w:tcMar>
-              <w:top w:w="100" w:type="dxa"/>
-              <w:left w:w="100" w:type="dxa"/>
-              <w:bottom w:w="100" w:type="dxa"/>
-              <w:right w:w="100" w:type="dxa"/>
-            </w:tcMar>
-          </w:tcPr>
-          <w:p>
-            <w:pPr>
-              <w:jc w:val="center"/>
-              <w:rPr>
-                <w:sz w:val="19"/>
-              </w:rPr>
-            </w:pPr>
-            <w:proofErr w:type="spellStart"/>
-            <w:r>
-              <w:rPr>
-                <w:sz w:val="19"/>
-              </w:rPr>
-              <w:t>Developer</w:t>
-            </w:r>
-            <w:proofErr w:type="spellEnd"/>
-          </w:p>
-        </w:tc>
-        <w:tc>
-          <w:tcPr>
-            <w:tcW w:w="1463" w:type="dxa"/>
-            <w:tcBorders>
-              <w:top w:val="single" w:sz="2" w:space="0" w:color="E0E0E0"/>
-              <w:left w:val="single" w:sz="2" w:space="0" w:color="E0E0E0"/>
-              <w:bottom w:val="single" w:sz="2" w:space="0" w:color="E0E0E0"/>
-              <w:right w:val="single" w:sz="2" w:space="0" w:color="E0E0E0"/>
-            </w:tcBorders>
-            <w:shd w:val="clear" w:color="auto" w:fill="F2F4F7"/>
-            <w:tcMar>
-              <w:top w:w="100" w:type="dxa"/>
-              <w:left w:w="100" w:type="dxa"/>
-              <w:bottom w:w="100" w:type="dxa"/>
-              <w:right w:w="100" w:type="dxa"/>
-            </w:tcMar>
-          </w:tcPr>
-          <w:p>
-            <w:pPr>
-              <w:jc w:val="center"/>
-              <w:rPr>
-                <w:sz w:val="19"/>
-              </w:rPr>
-            </w:pPr>
-            <w:proofErr w:type="spellStart"/>
-            <w:r>
-              <w:rPr>
-                <w:sz w:val="19"/>
-              </w:rPr>
-              <w:t>Proc</w:t>
-            </w:r>
-            <w:proofErr w:type="spellEnd"/>
-            <w:r>
-              <w:rPr>
-                <w:sz w:val="19"/>
-              </w:rPr>
-              <w:t>. Almacenado</w:t>
-            </w:r>
-          </w:p>
-        </w:tc>
-        <w:tc>
-          <w:tcPr>
-            <w:tcW w:w="3752" w:type="dxa"/>
-            <w:tcBorders>
-              <w:top w:val="single" w:sz="2" w:space="0" w:color="E0E0E0"/>
-              <w:left w:val="single" w:sz="2" w:space="0" w:color="E0E0E0"/>
-              <w:bottom w:val="single" w:sz="2" w:space="0" w:color="E0E0E0"/>
-              <w:right w:val="single" w:sz="2" w:space="0" w:color="E0E0E0"/>
-            </w:tcBorders>
-            <w:shd w:val="clear" w:color="auto" w:fill="F2F4F7"/>
-            <w:tcMar>
-              <w:top w:w="100" w:type="dxa"/>
-              <w:left w:w="100" w:type="dxa"/>
-              <w:bottom w:w="100" w:type="dxa"/>
-              <w:right w:w="100" w:type="dxa"/>
-            </w:tcMar>
-          </w:tcPr>
-          <w:p>
-            <w:pPr>
-              <w:rPr>
-                <w:sz w:val="19"/>
-              </w:rPr>
-            </w:pPr>
-            <w:r>
-              <w:rPr>
-                <w:sz w:val="19"/>
-              </w:rPr>
-              <w:t>Creación del procedimiento almacenado '</w:t>
-            </w:r>
-            <w:proofErr w:type="spellStart"/>
-            <w:r>
-              <w:rPr>
-                <w:sz w:val="19"/>
-              </w:rPr>
-              <w:t>sp_obtener_usuario_por_email</w:t>
-            </w:r>
-            <w:proofErr w:type="spellEnd"/>
-            <w:r>
-              <w:rPr>
-                <w:sz w:val="19"/>
-              </w:rPr>
-              <w:t xml:space="preserve">' para </w:t>
-            </w:r>
-            <w:proofErr w:type="spellStart"/>
-            <w:r>
-              <w:rPr>
-                <w:sz w:val="19"/>
-              </w:rPr>
-              <w:t>login</w:t>
-            </w:r>
-            <w:proofErr w:type="spellEnd"/>
-            <w:r>
-              <w:rPr>
-                <w:sz w:val="19"/>
-              </w:rPr>
-              <w:t xml:space="preserve"> seguro.</w:t>
-            </w:r>
-            <w:r>
-              <w:rPr>
-                <w:sz w:val="19"/>
-              </w:rPr>
-              <w:br/>
-              <w:t>Script:</w:t>
-            </w:r>
-            <w:r>
-              <w:rPr>
-                <w:sz w:val="19"/>
-              </w:rPr>
-              <w:br/>
-              <w:t>DELIMITER //</w:t>
-            </w:r>
-            <w:r>
-              <w:rPr>
-                <w:sz w:val="19"/>
-              </w:rPr>
-              <w:br/>
-              <w:t xml:space="preserve">CREATE PROCEDURE </w:t>
-            </w:r>
-            <w:proofErr w:type="spellStart"/>
-            <w:r>
-              <w:rPr>
-                <w:sz w:val="19"/>
-              </w:rPr>
-              <w:t>sp_obtener_usuario_por_</w:t>
-            </w:r>
-            <w:proofErr w:type="gramStart"/>
-            <w:r>
-              <w:rPr>
-                <w:sz w:val="19"/>
-              </w:rPr>
-              <w:t>email</w:t>
-            </w:r>
-            <w:proofErr w:type="spellEnd"/>
-            <w:r>
-              <w:rPr>
-                <w:sz w:val="19"/>
-              </w:rPr>
-              <w:t>(</w:t>
-            </w:r>
-            <w:proofErr w:type="gramEnd"/>
-            <w:r>
-              <w:rPr>
-                <w:sz w:val="19"/>
-              </w:rPr>
-              <w:t xml:space="preserve">IN </w:t>
-            </w:r>
-            <w:proofErr w:type="spellStart"/>
-            <w:r>
-              <w:rPr>
-                <w:sz w:val="19"/>
-              </w:rPr>
-              <w:t>p_email</w:t>
-            </w:r>
-            <w:proofErr w:type="spellEnd"/>
-            <w:r>
-              <w:rPr>
-                <w:sz w:val="19"/>
-              </w:rPr>
-              <w:t xml:space="preserve"> </w:t>
-            </w:r>
-            <w:proofErr w:type="gramStart"/>
-            <w:r>
-              <w:rPr>
-                <w:sz w:val="19"/>
-              </w:rPr>
-              <w:t>VARCHAR(</w:t>
-            </w:r>
-            <w:proofErr w:type="gramEnd"/>
-            <w:r>
-              <w:rPr>
-                <w:sz w:val="19"/>
-              </w:rPr>
-              <w:t>100))</w:t>
-            </w:r>
-            <w:r>
-              <w:rPr>
-                <w:sz w:val="19"/>
-              </w:rPr>
-              <w:br/>
-              <w:t>BEGIN</w:t>
-            </w:r>
-            <w:r>
-              <w:rPr>
-                <w:sz w:val="19"/>
-              </w:rPr>
-              <w:br/>
-              <w:t xml:space="preserve">    SELECT id, nombre, </w:t>
-            </w:r>
-            <w:proofErr w:type="spellStart"/>
-            <w:r>
-              <w:rPr>
-                <w:sz w:val="19"/>
-              </w:rPr>
-              <w:t>password</w:t>
-            </w:r>
-            <w:proofErr w:type="spellEnd"/>
-            <w:r>
-              <w:rPr>
-                <w:sz w:val="19"/>
-              </w:rPr>
-              <w:t xml:space="preserve"> FROM usuarios WHERE email = </w:t>
-            </w:r>
-            <w:proofErr w:type="spellStart"/>
-            <w:r>
-              <w:rPr>
-                <w:sz w:val="19"/>
-              </w:rPr>
-              <w:t>p_email</w:t>
-            </w:r>
-            <w:proofErr w:type="spellEnd"/>
-            <w:r>
-              <w:rPr>
-                <w:sz w:val="19"/>
-              </w:rPr>
-              <w:t>;</w:t>
-            </w:r>
-            <w:r>
-              <w:rPr>
-                <w:sz w:val="19"/>
-              </w:rPr>
-              <w:br/>
-              <w:t>END //</w:t>
-            </w:r>
-            <w:r>
-              <w:rPr>
-                <w:sz w:val="19"/>
-              </w:rPr>
-              <w:br/>
-            </w:r>
-            <w:proofErr w:type="gramStart"/>
-            <w:r>
-              <w:rPr>
-                <w:sz w:val="19"/>
-              </w:rPr>
-              <w:lastRenderedPageBreak/>
-              <w:t>DELIMITER ;</w:t>
-            </w:r>
-            <w:proofErr w:type="gramEnd"/>
-          </w:p>
-        </w:tc>
-        <w:tc>
-          <w:tcPr>
-            <w:tcW w:w="1235" w:type="dxa"/>
-            <w:tcBorders>
-              <w:top w:val="single" w:sz="2" w:space="0" w:color="E0E0E0"/>
-              <w:left w:val="single" w:sz="2" w:space="0" w:color="E0E0E0"/>
-              <w:bottom w:val="single" w:sz="2" w:space="0" w:color="E0E0E0"/>
-              <w:right w:val="single" w:sz="2" w:space="0" w:color="E0E0E0"/>
-            </w:tcBorders>
-            <w:shd w:val="clear" w:color="auto" w:fill="F2F4F7"/>
-            <w:tcMar>
-              <w:top w:w="100" w:type="dxa"/>
-              <w:left w:w="100" w:type="dxa"/>
-              <w:bottom w:w="100" w:type="dxa"/>
-              <w:right w:w="100" w:type="dxa"/>
-            </w:tcMar>
-          </w:tcPr>
-          <w:p>
-            <w:pPr>
-              <w:jc w:val="center"/>
-              <w:rPr>
-                <w:b/>
-                <w:color w:val="C00000"/>
-                <w:sz w:val="19"/>
-              </w:rPr>
-            </w:pPr>
-            <w:r>
-              <w:rPr>
-                <w:b/>
-                <w:color w:val="2E75B6"/>
-                <w:sz w:val="19"/>
-              </w:rPr>
-              <w:lastRenderedPageBreak/>
-              <w:t>Aplicado Local</w:t>
-            </w:r>
-          </w:p>
-        </w:tc>
-      </w:tr>
-      <w:tr>
-        <w:trPr>
-          <w:jc w:val="center"/>
-        </w:trPr>
-        <w:tc>
-          <w:tcPr>
-            <w:tcW w:w="655" w:type="dxa"/>
-            <w:tcBorders>
-              <w:top w:val="single" w:sz="2" w:space="0" w:color="E0E0E0"/>
-              <w:left w:val="single" w:sz="2" w:space="0" w:color="E0E0E0"/>
-              <w:bottom w:val="single" w:sz="2" w:space="0" w:color="E0E0E0"/>
-              <w:right w:val="single" w:sz="2" w:space="0" w:color="E0E0E0"/>
-            </w:tcBorders>
-            <w:shd w:val="clear" w:color="auto" w:fill="F2F4F7"/>
-            <w:tcMar>
-              <w:top w:w="100" w:type="dxa"/>
-              <w:left w:w="100" w:type="dxa"/>
-              <w:bottom w:w="100" w:type="dxa"/>
-              <w:right w:w="100" w:type="dxa"/>
-            </w:tcMar>
-          </w:tcPr>
-          <w:p>
-            <w:pPr>
-              <w:jc w:val="center"/>
-              <w:rPr>
-                <w:sz w:val="19"/>
-              </w:rPr>
-            </w:pPr>
-          </w:p>
-        </w:tc>
-        <w:tc>
-          <w:tcPr>
-            <w:tcW w:w="1245" w:type="dxa"/>
-            <w:tcBorders>
-              <w:top w:val="single" w:sz="2" w:space="0" w:color="E0E0E0"/>
-              <w:left w:val="single" w:sz="2" w:space="0" w:color="E0E0E0"/>
-              <w:bottom w:val="single" w:sz="2" w:space="0" w:color="E0E0E0"/>
-              <w:right w:val="single" w:sz="2" w:space="0" w:color="E0E0E0"/>
-            </w:tcBorders>
-            <w:shd w:val="clear" w:color="auto" w:fill="F2F4F7"/>
-            <w:tcMar>
-              <w:top w:w="100" w:type="dxa"/>
-              <w:left w:w="100" w:type="dxa"/>
-              <w:bottom w:w="100" w:type="dxa"/>
-              <w:right w:w="100" w:type="dxa"/>
-            </w:tcMar>
-          </w:tcPr>
-          <w:p>
-            <w:pPr>
-              <w:jc w:val="center"/>
-              <w:rPr>
-                <w:sz w:val="19"/>
-              </w:rPr>
-            </w:pPr>
-          </w:p>
-        </w:tc>
-        <w:tc>
-          <w:tcPr>
-            <w:tcW w:w="1210" w:type="dxa"/>
-            <w:tcBorders>
-              <w:top w:val="single" w:sz="2" w:space="0" w:color="E0E0E0"/>
-              <w:left w:val="single" w:sz="2" w:space="0" w:color="E0E0E0"/>
-              <w:bottom w:val="single" w:sz="2" w:space="0" w:color="E0E0E0"/>
-              <w:right w:val="single" w:sz="2" w:space="0" w:color="E0E0E0"/>
-            </w:tcBorders>
-            <w:shd w:val="clear" w:color="auto" w:fill="F2F4F7"/>
-            <w:tcMar>
-              <w:top w:w="100" w:type="dxa"/>
-              <w:left w:w="100" w:type="dxa"/>
-              <w:bottom w:w="100" w:type="dxa"/>
-              <w:right w:w="100" w:type="dxa"/>
-            </w:tcMar>
-          </w:tcPr>
-          <w:p>
-            <w:pPr>
-              <w:jc w:val="center"/>
-              <w:rPr>
-                <w:sz w:val="19"/>
-              </w:rPr>
-            </w:pPr>
-          </w:p>
-        </w:tc>
-        <w:tc>
-          <w:tcPr>
-            <w:tcW w:w="1463" w:type="dxa"/>
-            <w:tcBorders>
-              <w:top w:val="single" w:sz="2" w:space="0" w:color="E0E0E0"/>
-              <w:left w:val="single" w:sz="2" w:space="0" w:color="E0E0E0"/>
-              <w:bottom w:val="single" w:sz="2" w:space="0" w:color="E0E0E0"/>
-              <w:right w:val="single" w:sz="2" w:space="0" w:color="E0E0E0"/>
-            </w:tcBorders>
-            <w:shd w:val="clear" w:color="auto" w:fill="F2F4F7"/>
-            <w:tcMar>
-              <w:top w:w="100" w:type="dxa"/>
-              <w:left w:w="100" w:type="dxa"/>
-              <w:bottom w:w="100" w:type="dxa"/>
-              <w:right w:w="100" w:type="dxa"/>
-            </w:tcMar>
-          </w:tcPr>
-          <w:p>
-            <w:pPr>
-              <w:jc w:val="center"/>
-              <w:rPr>
-                <w:sz w:val="19"/>
-              </w:rPr>
-            </w:pPr>
-          </w:p>
-        </w:tc>
-        <w:tc>
-          <w:tcPr>
-            <w:tcW w:w="3752" w:type="dxa"/>
-            <w:tcBorders>
-              <w:top w:val="single" w:sz="2" w:space="0" w:color="E0E0E0"/>
-              <w:left w:val="single" w:sz="2" w:space="0" w:color="E0E0E0"/>
-              <w:bottom w:val="single" w:sz="2" w:space="0" w:color="E0E0E0"/>
-              <w:right w:val="single" w:sz="2" w:space="0" w:color="E0E0E0"/>
-            </w:tcBorders>
-            <w:shd w:val="clear" w:color="auto" w:fill="F2F4F7"/>
-            <w:tcMar>
-              <w:top w:w="100" w:type="dxa"/>
-              <w:left w:w="100" w:type="dxa"/>
-              <w:bottom w:w="100" w:type="dxa"/>
-              <w:right w:w="100" w:type="dxa"/>
-            </w:tcMar>
-          </w:tcPr>
-          <w:p>
-            <w:pPr>
-              <w:rPr>
-                <w:sz w:val="19"/>
-              </w:rPr>
-            </w:pPr>
-          </w:p>
-        </w:tc>
-        <w:tc>
-          <w:tcPr>
-            <w:tcW w:w="1235" w:type="dxa"/>
-            <w:tcBorders>
-              <w:top w:val="single" w:sz="2" w:space="0" w:color="E0E0E0"/>
-              <w:left w:val="single" w:sz="2" w:space="0" w:color="E0E0E0"/>
-              <w:bottom w:val="single" w:sz="2" w:space="0" w:color="E0E0E0"/>
-              <w:right w:val="single" w:sz="2" w:space="0" w:color="E0E0E0"/>
-            </w:tcBorders>
-            <w:shd w:val="clear" w:color="auto" w:fill="F2F4F7"/>
-            <w:tcMar>
-              <w:top w:w="100" w:type="dxa"/>
-              <w:left w:w="100" w:type="dxa"/>
-              <w:bottom w:w="100" w:type="dxa"/>
-              <w:right w:w="100" w:type="dxa"/>
-            </w:tcMar>
-          </w:tcPr>
-          <w:p>
-            <w:pPr>
-              <w:jc w:val="center"/>
-              <w:rPr>
-                <w:b/>
-                <w:color w:val="2E75B6"/>
-                <w:sz w:val="19"/>
-              </w:rPr>
-            </w:pPr>
-          </w:p>
-        </w:tc>
-      </w:tr>
     </w:tbl>
+    <w:p>
+      <w:pPr>
+        <w:spacing w:after="240"/>
+      </w:pPr>
+    </w:p>
     <w:p>
       <w:pPr>
         <w:spacing w:after="240"/>
@@ -11099,6 +8552,7 @@
           <w:color w:val="1F4E79"/>
           <w:sz w:val="28"/>
         </w:rPr>
+        <w:lastRenderedPageBreak/>
         <w:t xml:space="preserve">3. </w:t>
       </w:r>
       <w:r>
@@ -11108,6 +8562,58 @@
           <w:sz w:val="28"/>
         </w:rPr>
         <w:t>Estructura SQL</w:t>
+      </w:r>
+    </w:p>
+    <w:p>
+      <w:pPr>
+        <w:spacing w:before="240" w:after="120"/>
+        <w:rPr>
+          <w:b/>
+          <w:color w:val="1F4E79"/>
+          <w:sz w:val="28"/>
+        </w:rPr>
+      </w:pPr>
+      <w:r>
+        <w:rPr>
+          <w:b/>
+          <w:color w:val="1F4E79"/>
+          <w:sz w:val="28"/>
+        </w:rPr>
+        <w:drawing>
+          <wp:inline distT="0" distB="0" distL="0" distR="0" wp14:anchorId="248FB1F4" wp14:editId="32796904">
+            <wp:extent cx="5943600" cy="3783330"/>
+            <wp:effectExtent l="0" t="0" r="0" b="7620"/>
+            <wp:docPr id="1935776063" name="Imagen 1"/>
+            <wp:cNvGraphicFramePr>
+              <a:graphicFrameLocks xmlns:a="http://schemas.openxmlformats.org/drawingml/2006/main" noChangeAspect="1"/>
+            </wp:cNvGraphicFramePr>
+            <a:graphic xmlns:a="http://schemas.openxmlformats.org/drawingml/2006/main">
+              <a:graphicData uri="http://schemas.openxmlformats.org/drawingml/2006/picture">
+                <pic:pic xmlns:pic="http://schemas.openxmlformats.org/drawingml/2006/picture">
+                  <pic:nvPicPr>
+                    <pic:cNvPr id="1935776063" name=""/>
+                    <pic:cNvPicPr/>
+                  </pic:nvPicPr>
+                  <pic:blipFill>
+                    <a:blip r:embed="rId9"/>
+                    <a:stretch>
+                      <a:fillRect/>
+                    </a:stretch>
+                  </pic:blipFill>
+                  <pic:spPr>
+                    <a:xfrm>
+                      <a:off x="0" y="0"/>
+                      <a:ext cx="5943600" cy="3783330"/>
+                    </a:xfrm>
+                    <a:prstGeom prst="rect">
+                      <a:avLst/>
+                    </a:prstGeom>
+                  </pic:spPr>
+                </pic:pic>
+              </a:graphicData>
+            </a:graphic>
+          </wp:inline>
+        </w:drawing>
       </w:r>
     </w:p>
     <w:p>
@@ -11226,6 +8732,7 @@
         <w:rPr>
           <w:b/>
         </w:rPr>
+        <w:lastRenderedPageBreak/>
         <w:t>Control de Versiones alternativo:</w:t>
       </w:r>
       <w:r>
@@ -11241,8 +8748,8 @@
       </w:r>
     </w:p>
     <w:sectPr>
-      <w:headerReference w:type="default" r:id="rId9"/>
-      <w:footerReference w:type="default" r:id="rId10"/>
+      <w:headerReference w:type="default" r:id="rId10"/>
+      <w:footerReference w:type="default" r:id="rId11"/>
       <w:pgSz w:w="12240" w:h="15840"/>
       <w:pgMar w:top="1440" w:right="1440" w:bottom="1440" w:left="1440" w:header="720" w:footer="720" w:gutter="0"/>
       <w:cols w:space="720"/>
@@ -11254,7 +8761,7 @@
 </file>
 
 <file path=word/endnotes.xml><?xml version="1.0" encoding="utf-8"?>
-<w:endnotes xmlns:wpc="http://schemas.microsoft.com/office/word/2010/wordprocessingCanvas" xmlns:cx="http://schemas.microsoft.com/office/drawing/2014/chartex" xmlns:cx1="http://schemas.microsoft.com/office/drawing/2015/9/8/chartex" xmlns:cx2="http://schemas.microsoft.com/office/drawing/2015/10/21/chartex" xmlns:cx3="http://schemas.microsoft.com/office/drawing/2016/5/9/chartex" xmlns:cx4="http://schemas.microsoft.com/office/drawing/2016/5/10/chartex" xmlns:cx5="http://schemas.microsoft.com/office/drawing/2016/5/11/chartex" xmlns:cx6="http://schemas.microsoft.com/office/drawing/2016/5/12/chartex" xmlns:cx7="http://schemas.microsoft.com/office/drawing/2016/5/13/chartex" xmlns:cx8="http://schemas.microsoft.com/office/drawing/2016/5/14/chartex" xmlns:mc="http://schemas.openxmlformats.org/markup-compatibility/2006" xmlns:aink="http://schemas.microsoft.com/office/drawing/2016/ink" xmlns:am3d="http://schemas.microsoft.com/office/drawing/2017/model3d" xmlns:o="urn:schemas-microsoft-com:office:office" xmlns:oel="http://schemas.microsoft.com/office/2019/extlst" xmlns:r="http://schemas.openxmlformats.org/officeDocument/2006/relationships" xmlns:m="http://schemas.openxmlformats.org/officeDocument/2006/math" xmlns:v="urn:schemas-microsoft-com:vml" xmlns:wp14="http://schemas.microsoft.com/office/word/2010/wordprocessingDrawing" xmlns:wp="http://schemas.openxmlformats.org/drawingml/2006/wordprocessingDrawing" xmlns:w10="urn:schemas-microsoft-com:office:word" xmlns:w="http://schemas.openxmlformats.org/wordprocessingml/2006/main" xmlns:w14="http://schemas.microsoft.com/office/word/2010/wordml" xmlns:w15="http://schemas.microsoft.com/office/word/2012/wordml" xmlns:w16cex="http://schemas.microsoft.com/office/word/2018/wordml/cex" xmlns:w16cid="http://schemas.microsoft.com/office/word/2016/wordml/cid" xmlns:w16="http://schemas.microsoft.com/office/word/2018/wordml" xmlns:w16du="http://schemas.microsoft.com/office/word/2023/wordml/word16du" xmlns:w16sdtdh="http://schemas.microsoft.com/office/word/2020/wordml/sdtdatahash" xmlns:w16sdtfl="http://schemas.microsoft.com/office/word/2024/wordml/sdtformatlock" xmlns:w16se="http://schemas.microsoft.com/office/word/2015/wordml/symex" xmlns:wpg="http://schemas.microsoft.com/office/word/2010/wordprocessingGroup" xmlns:wpi="http://schemas.microsoft.com/office/word/2010/wordprocessingInk" xmlns:wne="http://schemas.microsoft.com/office/word/2006/wordml" xmlns:wps="http://schemas.microsoft.com/office/word/2010/wordprocessingShape" mc:Ignorable="w14 w15 w16se w16cid w16 w16cex w16sdtdh w16sdtfl w16du wp14">
+<w:endnotes xmlns:wpc="http://schemas.microsoft.com/office/word/2010/wordprocessingCanvas" xmlns:cx="http://schemas.microsoft.com/office/drawing/2014/chartex" xmlns:cx1="http://schemas.microsoft.com/office/drawing/2015/9/8/chartex" xmlns:cx2="http://schemas.microsoft.com/office/drawing/2015/10/21/chartex" xmlns:cx3="http://schemas.microsoft.com/office/drawing/2016/5/9/chartex" xmlns:cx4="http://schemas.microsoft.com/office/drawing/2016/5/10/chartex" xmlns:cx5="http://schemas.microsoft.com/office/drawing/2016/5/11/chartex" xmlns:cx6="http://schemas.microsoft.com/office/drawing/2016/5/12/chartex" xmlns:cx7="http://schemas.microsoft.com/office/drawing/2016/5/13/chartex" xmlns:cx8="http://schemas.microsoft.com/office/drawing/2016/5/14/chartex" xmlns:mc="http://schemas.openxmlformats.org/markup-compatibility/2006" xmlns:aink="http://schemas.microsoft.com/office/drawing/2016/ink" xmlns:am3d="http://schemas.microsoft.com/office/drawing/2017/model3d" xmlns:o="urn:schemas-microsoft-com:office:office" xmlns:oel="http://schemas.microsoft.com/office/2019/extlst" xmlns:r="http://schemas.openxmlformats.org/officeDocument/2006/relationships" xmlns:m="http://schemas.openxmlformats.org/officeDocument/2006/math" xmlns:v="urn:schemas-microsoft-com:vml" xmlns:wp14="http://schemas.microsoft.com/office/word/2010/wordprocessingDrawing" xmlns:wp="http://schemas.openxmlformats.org/drawingml/2006/wordprocessingDrawing" xmlns:w10="urn:schemas-microsoft-com:office:word" xmlns:w="http://schemas.openxmlformats.org/wordprocessingml/2006/main" xmlns:w14="http://schemas.microsoft.com/office/word/2010/wordml" xmlns:w15="http://schemas.microsoft.com/office/word/2012/wordml" xmlns:w16cei="http://schemas.microsoft.com/office/word/2026/wordml/cei" xmlns:w16cex="http://schemas.microsoft.com/office/word/2018/wordml/cex" xmlns:w16cid="http://schemas.microsoft.com/office/word/2016/wordml/cid" xmlns:w16="http://schemas.microsoft.com/office/word/2018/wordml" xmlns:w16du="http://schemas.microsoft.com/office/word/2023/wordml/word16du" xmlns:w16sdtdh="http://schemas.microsoft.com/office/word/2020/wordml/sdtdatahash" xmlns:w16sdtfl="http://schemas.microsoft.com/office/word/2024/wordml/sdtformatlock" xmlns:w16se="http://schemas.microsoft.com/office/word/2015/wordml/symex" xmlns:wpg="http://schemas.microsoft.com/office/word/2010/wordprocessingGroup" xmlns:wpi="http://schemas.microsoft.com/office/word/2010/wordprocessingInk" xmlns:wne="http://schemas.microsoft.com/office/word/2006/wordml" xmlns:wps="http://schemas.microsoft.com/office/word/2010/wordprocessingShape" mc:Ignorable="w14 w15 w16se w16cid w16 w16cex w16sdtdh w16sdtfl w16du wp14">
   <w:endnote w:type="separator" w:id="-1">
     <w:p>
       <w:pPr>
@@ -11279,7 +8786,7 @@
 </file>
 
 <file path=word/footer1.xml><?xml version="1.0" encoding="utf-8"?>
-<w:ftr xmlns:wpc="http://schemas.microsoft.com/office/word/2010/wordprocessingCanvas" xmlns:cx="http://schemas.microsoft.com/office/drawing/2014/chartex" xmlns:cx1="http://schemas.microsoft.com/office/drawing/2015/9/8/chartex" xmlns:cx2="http://schemas.microsoft.com/office/drawing/2015/10/21/chartex" xmlns:cx3="http://schemas.microsoft.com/office/drawing/2016/5/9/chartex" xmlns:cx4="http://schemas.microsoft.com/office/drawing/2016/5/10/chartex" xmlns:cx5="http://schemas.microsoft.com/office/drawing/2016/5/11/chartex" xmlns:cx6="http://schemas.microsoft.com/office/drawing/2016/5/12/chartex" xmlns:cx7="http://schemas.microsoft.com/office/drawing/2016/5/13/chartex" xmlns:cx8="http://schemas.microsoft.com/office/drawing/2016/5/14/chartex" xmlns:mc="http://schemas.openxmlformats.org/markup-compatibility/2006" xmlns:aink="http://schemas.microsoft.com/office/drawing/2016/ink" xmlns:am3d="http://schemas.microsoft.com/office/drawing/2017/model3d" xmlns:o="urn:schemas-microsoft-com:office:office" xmlns:oel="http://schemas.microsoft.com/office/2019/extlst" xmlns:r="http://schemas.openxmlformats.org/officeDocument/2006/relationships" xmlns:m="http://schemas.openxmlformats.org/officeDocument/2006/math" xmlns:v="urn:schemas-microsoft-com:vml" xmlns:wp14="http://schemas.microsoft.com/office/word/2010/wordprocessingDrawing" xmlns:wp="http://schemas.openxmlformats.org/drawingml/2006/wordprocessingDrawing" xmlns:w10="urn:schemas-microsoft-com:office:word" xmlns:w="http://schemas.openxmlformats.org/wordprocessingml/2006/main" xmlns:w14="http://schemas.microsoft.com/office/word/2010/wordml" xmlns:w15="http://schemas.microsoft.com/office/word/2012/wordml" xmlns:w16cex="http://schemas.microsoft.com/office/word/2018/wordml/cex" xmlns:w16cid="http://schemas.microsoft.com/office/word/2016/wordml/cid" xmlns:w16="http://schemas.microsoft.com/office/word/2018/wordml" xmlns:w16du="http://schemas.microsoft.com/office/word/2023/wordml/word16du" xmlns:w16sdtdh="http://schemas.microsoft.com/office/word/2020/wordml/sdtdatahash" xmlns:w16sdtfl="http://schemas.microsoft.com/office/word/2024/wordml/sdtformatlock" xmlns:w16se="http://schemas.microsoft.com/office/word/2015/wordml/symex" xmlns:wpg="http://schemas.microsoft.com/office/word/2010/wordprocessingGroup" xmlns:wpi="http://schemas.microsoft.com/office/word/2010/wordprocessingInk" xmlns:wne="http://schemas.microsoft.com/office/word/2006/wordml" xmlns:wps="http://schemas.microsoft.com/office/word/2010/wordprocessingShape" mc:Ignorable="w14 w15 w16se w16cid w16 w16cex w16sdtdh w16sdtfl w16du wp14">
+<w:ftr xmlns:wpc="http://schemas.microsoft.com/office/word/2010/wordprocessingCanvas" xmlns:cx="http://schemas.microsoft.com/office/drawing/2014/chartex" xmlns:cx1="http://schemas.microsoft.com/office/drawing/2015/9/8/chartex" xmlns:cx2="http://schemas.microsoft.com/office/drawing/2015/10/21/chartex" xmlns:cx3="http://schemas.microsoft.com/office/drawing/2016/5/9/chartex" xmlns:cx4="http://schemas.microsoft.com/office/drawing/2016/5/10/chartex" xmlns:cx5="http://schemas.microsoft.com/office/drawing/2016/5/11/chartex" xmlns:cx6="http://schemas.microsoft.com/office/drawing/2016/5/12/chartex" xmlns:cx7="http://schemas.microsoft.com/office/drawing/2016/5/13/chartex" xmlns:cx8="http://schemas.microsoft.com/office/drawing/2016/5/14/chartex" xmlns:mc="http://schemas.openxmlformats.org/markup-compatibility/2006" xmlns:aink="http://schemas.microsoft.com/office/drawing/2016/ink" xmlns:am3d="http://schemas.microsoft.com/office/drawing/2017/model3d" xmlns:o="urn:schemas-microsoft-com:office:office" xmlns:oel="http://schemas.microsoft.com/office/2019/extlst" xmlns:r="http://schemas.openxmlformats.org/officeDocument/2006/relationships" xmlns:m="http://schemas.openxmlformats.org/officeDocument/2006/math" xmlns:v="urn:schemas-microsoft-com:vml" xmlns:wp14="http://schemas.microsoft.com/office/word/2010/wordprocessingDrawing" xmlns:wp="http://schemas.openxmlformats.org/drawingml/2006/wordprocessingDrawing" xmlns:w10="urn:schemas-microsoft-com:office:word" xmlns:w="http://schemas.openxmlformats.org/wordprocessingml/2006/main" xmlns:w14="http://schemas.microsoft.com/office/word/2010/wordml" xmlns:w15="http://schemas.microsoft.com/office/word/2012/wordml" xmlns:w16cei="http://schemas.microsoft.com/office/word/2026/wordml/cei" xmlns:w16cex="http://schemas.microsoft.com/office/word/2018/wordml/cex" xmlns:w16cid="http://schemas.microsoft.com/office/word/2016/wordml/cid" xmlns:w16="http://schemas.microsoft.com/office/word/2018/wordml" xmlns:w16du="http://schemas.microsoft.com/office/word/2023/wordml/word16du" xmlns:w16sdtdh="http://schemas.microsoft.com/office/word/2020/wordml/sdtdatahash" xmlns:w16sdtfl="http://schemas.microsoft.com/office/word/2024/wordml/sdtformatlock" xmlns:w16se="http://schemas.microsoft.com/office/word/2015/wordml/symex" xmlns:wpg="http://schemas.microsoft.com/office/word/2010/wordprocessingGroup" xmlns:wpi="http://schemas.microsoft.com/office/word/2010/wordprocessingInk" xmlns:wne="http://schemas.microsoft.com/office/word/2006/wordml" xmlns:wps="http://schemas.microsoft.com/office/word/2010/wordprocessingShape" mc:Ignorable="w14 w15 w16se w16cid w16 w16cex w16sdtdh w16sdtfl w16du wp14">
   <w:p>
     <w:pPr>
       <w:tabs>
@@ -11414,7 +8921,7 @@
 </file>
 
 <file path=word/footnotes.xml><?xml version="1.0" encoding="utf-8"?>
-<w:footnotes xmlns:wpc="http://schemas.microsoft.com/office/word/2010/wordprocessingCanvas" xmlns:cx="http://schemas.microsoft.com/office/drawing/2014/chartex" xmlns:cx1="http://schemas.microsoft.com/office/drawing/2015/9/8/chartex" xmlns:cx2="http://schemas.microsoft.com/office/drawing/2015/10/21/chartex" xmlns:cx3="http://schemas.microsoft.com/office/drawing/2016/5/9/chartex" xmlns:cx4="http://schemas.microsoft.com/office/drawing/2016/5/10/chartex" xmlns:cx5="http://schemas.microsoft.com/office/drawing/2016/5/11/chartex" xmlns:cx6="http://schemas.microsoft.com/office/drawing/2016/5/12/chartex" xmlns:cx7="http://schemas.microsoft.com/office/drawing/2016/5/13/chartex" xmlns:cx8="http://schemas.microsoft.com/office/drawing/2016/5/14/chartex" xmlns:mc="http://schemas.openxmlformats.org/markup-compatibility/2006" xmlns:aink="http://schemas.microsoft.com/office/drawing/2016/ink" xmlns:am3d="http://schemas.microsoft.com/office/drawing/2017/model3d" xmlns:o="urn:schemas-microsoft-com:office:office" xmlns:oel="http://schemas.microsoft.com/office/2019/extlst" xmlns:r="http://schemas.openxmlformats.org/officeDocument/2006/relationships" xmlns:m="http://schemas.openxmlformats.org/officeDocument/2006/math" xmlns:v="urn:schemas-microsoft-com:vml" xmlns:wp14="http://schemas.microsoft.com/office/word/2010/wordprocessingDrawing" xmlns:wp="http://schemas.openxmlformats.org/drawingml/2006/wordprocessingDrawing" xmlns:w10="urn:schemas-microsoft-com:office:word" xmlns:w="http://schemas.openxmlformats.org/wordprocessingml/2006/main" xmlns:w14="http://schemas.microsoft.com/office/word/2010/wordml" xmlns:w15="http://schemas.microsoft.com/office/word/2012/wordml" xmlns:w16cex="http://schemas.microsoft.com/office/word/2018/wordml/cex" xmlns:w16cid="http://schemas.microsoft.com/office/word/2016/wordml/cid" xmlns:w16="http://schemas.microsoft.com/office/word/2018/wordml" xmlns:w16du="http://schemas.microsoft.com/office/word/2023/wordml/word16du" xmlns:w16sdtdh="http://schemas.microsoft.com/office/word/2020/wordml/sdtdatahash" xmlns:w16sdtfl="http://schemas.microsoft.com/office/word/2024/wordml/sdtformatlock" xmlns:w16se="http://schemas.microsoft.com/office/word/2015/wordml/symex" xmlns:wpg="http://schemas.microsoft.com/office/word/2010/wordprocessingGroup" xmlns:wpi="http://schemas.microsoft.com/office/word/2010/wordprocessingInk" xmlns:wne="http://schemas.microsoft.com/office/word/2006/wordml" xmlns:wps="http://schemas.microsoft.com/office/word/2010/wordprocessingShape" mc:Ignorable="w14 w15 w16se w16cid w16 w16cex w16sdtdh w16sdtfl w16du wp14">
+<w:footnotes xmlns:wpc="http://schemas.microsoft.com/office/word/2010/wordprocessingCanvas" xmlns:cx="http://schemas.microsoft.com/office/drawing/2014/chartex" xmlns:cx1="http://schemas.microsoft.com/office/drawing/2015/9/8/chartex" xmlns:cx2="http://schemas.microsoft.com/office/drawing/2015/10/21/chartex" xmlns:cx3="http://schemas.microsoft.com/office/drawing/2016/5/9/chartex" xmlns:cx4="http://schemas.microsoft.com/office/drawing/2016/5/10/chartex" xmlns:cx5="http://schemas.microsoft.com/office/drawing/2016/5/11/chartex" xmlns:cx6="http://schemas.microsoft.com/office/drawing/2016/5/12/chartex" xmlns:cx7="http://schemas.microsoft.com/office/drawing/2016/5/13/chartex" xmlns:cx8="http://schemas.microsoft.com/office/drawing/2016/5/14/chartex" xmlns:mc="http://schemas.openxmlformats.org/markup-compatibility/2006" xmlns:aink="http://schemas.microsoft.com/office/drawing/2016/ink" xmlns:am3d="http://schemas.microsoft.com/office/drawing/2017/model3d" xmlns:o="urn:schemas-microsoft-com:office:office" xmlns:oel="http://schemas.microsoft.com/office/2019/extlst" xmlns:r="http://schemas.openxmlformats.org/officeDocument/2006/relationships" xmlns:m="http://schemas.openxmlformats.org/officeDocument/2006/math" xmlns:v="urn:schemas-microsoft-com:vml" xmlns:wp14="http://schemas.microsoft.com/office/word/2010/wordprocessingDrawing" xmlns:wp="http://schemas.openxmlformats.org/drawingml/2006/wordprocessingDrawing" xmlns:w10="urn:schemas-microsoft-com:office:word" xmlns:w="http://schemas.openxmlformats.org/wordprocessingml/2006/main" xmlns:w14="http://schemas.microsoft.com/office/word/2010/wordml" xmlns:w15="http://schemas.microsoft.com/office/word/2012/wordml" xmlns:w16cei="http://schemas.microsoft.com/office/word/2026/wordml/cei" xmlns:w16cex="http://schemas.microsoft.com/office/word/2018/wordml/cex" xmlns:w16cid="http://schemas.microsoft.com/office/word/2016/wordml/cid" xmlns:w16="http://schemas.microsoft.com/office/word/2018/wordml" xmlns:w16du="http://schemas.microsoft.com/office/word/2023/wordml/word16du" xmlns:w16sdtdh="http://schemas.microsoft.com/office/word/2020/wordml/sdtdatahash" xmlns:w16sdtfl="http://schemas.microsoft.com/office/word/2024/wordml/sdtformatlock" xmlns:w16se="http://schemas.microsoft.com/office/word/2015/wordml/symex" xmlns:wpg="http://schemas.microsoft.com/office/word/2010/wordprocessingGroup" xmlns:wpi="http://schemas.microsoft.com/office/word/2010/wordprocessingInk" xmlns:wne="http://schemas.microsoft.com/office/word/2006/wordml" xmlns:wps="http://schemas.microsoft.com/office/word/2010/wordprocessingShape" mc:Ignorable="w14 w15 w16se w16cid w16 w16cex w16sdtdh w16sdtfl w16du wp14">
   <w:footnote w:type="separator" w:id="-1">
     <w:p>
       <w:pPr>
@@ -11439,7 +8946,7 @@
 </file>
 
 <file path=word/header1.xml><?xml version="1.0" encoding="utf-8"?>
-<w:hdr xmlns:wpc="http://schemas.microsoft.com/office/word/2010/wordprocessingCanvas" xmlns:cx="http://schemas.microsoft.com/office/drawing/2014/chartex" xmlns:cx1="http://schemas.microsoft.com/office/drawing/2015/9/8/chartex" xmlns:cx2="http://schemas.microsoft.com/office/drawing/2015/10/21/chartex" xmlns:cx3="http://schemas.microsoft.com/office/drawing/2016/5/9/chartex" xmlns:cx4="http://schemas.microsoft.com/office/drawing/2016/5/10/chartex" xmlns:cx5="http://schemas.microsoft.com/office/drawing/2016/5/11/chartex" xmlns:cx6="http://schemas.microsoft.com/office/drawing/2016/5/12/chartex" xmlns:cx7="http://schemas.microsoft.com/office/drawing/2016/5/13/chartex" xmlns:cx8="http://schemas.microsoft.com/office/drawing/2016/5/14/chartex" xmlns:mc="http://schemas.openxmlformats.org/markup-compatibility/2006" xmlns:aink="http://schemas.microsoft.com/office/drawing/2016/ink" xmlns:am3d="http://schemas.microsoft.com/office/drawing/2017/model3d" xmlns:o="urn:schemas-microsoft-com:office:office" xmlns:oel="http://schemas.microsoft.com/office/2019/extlst" xmlns:r="http://schemas.openxmlformats.org/officeDocument/2006/relationships" xmlns:m="http://schemas.openxmlformats.org/officeDocument/2006/math" xmlns:v="urn:schemas-microsoft-com:vml" xmlns:wp14="http://schemas.microsoft.com/office/word/2010/wordprocessingDrawing" xmlns:wp="http://schemas.openxmlformats.org/drawingml/2006/wordprocessingDrawing" xmlns:w10="urn:schemas-microsoft-com:office:word" xmlns:w="http://schemas.openxmlformats.org/wordprocessingml/2006/main" xmlns:w14="http://schemas.microsoft.com/office/word/2010/wordml" xmlns:w15="http://schemas.microsoft.com/office/word/2012/wordml" xmlns:w16cex="http://schemas.microsoft.com/office/word/2018/wordml/cex" xmlns:w16cid="http://schemas.microsoft.com/office/word/2016/wordml/cid" xmlns:w16="http://schemas.microsoft.com/office/word/2018/wordml" xmlns:w16du="http://schemas.microsoft.com/office/word/2023/wordml/word16du" xmlns:w16sdtdh="http://schemas.microsoft.com/office/word/2020/wordml/sdtdatahash" xmlns:w16sdtfl="http://schemas.microsoft.com/office/word/2024/wordml/sdtformatlock" xmlns:w16se="http://schemas.microsoft.com/office/word/2015/wordml/symex" xmlns:wpg="http://schemas.microsoft.com/office/word/2010/wordprocessingGroup" xmlns:wpi="http://schemas.microsoft.com/office/word/2010/wordprocessingInk" xmlns:wne="http://schemas.microsoft.com/office/word/2006/wordml" xmlns:wps="http://schemas.microsoft.com/office/word/2010/wordprocessingShape" mc:Ignorable="w14 w15 w16se w16cid w16 w16cex w16sdtdh w16sdtfl w16du wp14">
+<w:hdr xmlns:wpc="http://schemas.microsoft.com/office/word/2010/wordprocessingCanvas" xmlns:cx="http://schemas.microsoft.com/office/drawing/2014/chartex" xmlns:cx1="http://schemas.microsoft.com/office/drawing/2015/9/8/chartex" xmlns:cx2="http://schemas.microsoft.com/office/drawing/2015/10/21/chartex" xmlns:cx3="http://schemas.microsoft.com/office/drawing/2016/5/9/chartex" xmlns:cx4="http://schemas.microsoft.com/office/drawing/2016/5/10/chartex" xmlns:cx5="http://schemas.microsoft.com/office/drawing/2016/5/11/chartex" xmlns:cx6="http://schemas.microsoft.com/office/drawing/2016/5/12/chartex" xmlns:cx7="http://schemas.microsoft.com/office/drawing/2016/5/13/chartex" xmlns:cx8="http://schemas.microsoft.com/office/drawing/2016/5/14/chartex" xmlns:mc="http://schemas.openxmlformats.org/markup-compatibility/2006" xmlns:aink="http://schemas.microsoft.com/office/drawing/2016/ink" xmlns:am3d="http://schemas.microsoft.com/office/drawing/2017/model3d" xmlns:o="urn:schemas-microsoft-com:office:office" xmlns:oel="http://schemas.microsoft.com/office/2019/extlst" xmlns:r="http://schemas.openxmlformats.org/officeDocument/2006/relationships" xmlns:m="http://schemas.openxmlformats.org/officeDocument/2006/math" xmlns:v="urn:schemas-microsoft-com:vml" xmlns:wp14="http://schemas.microsoft.com/office/word/2010/wordprocessingDrawing" xmlns:wp="http://schemas.openxmlformats.org/drawingml/2006/wordprocessingDrawing" xmlns:w10="urn:schemas-microsoft-com:office:word" xmlns:w="http://schemas.openxmlformats.org/wordprocessingml/2006/main" xmlns:w14="http://schemas.microsoft.com/office/word/2010/wordml" xmlns:w15="http://schemas.microsoft.com/office/word/2012/wordml" xmlns:w16cei="http://schemas.microsoft.com/office/word/2026/wordml/cei" xmlns:w16cex="http://schemas.microsoft.com/office/word/2018/wordml/cex" xmlns:w16cid="http://schemas.microsoft.com/office/word/2016/wordml/cid" xmlns:w16="http://schemas.microsoft.com/office/word/2018/wordml" xmlns:w16du="http://schemas.microsoft.com/office/word/2023/wordml/word16du" xmlns:w16sdtdh="http://schemas.microsoft.com/office/word/2020/wordml/sdtdatahash" xmlns:w16sdtfl="http://schemas.microsoft.com/office/word/2024/wordml/sdtformatlock" xmlns:w16se="http://schemas.microsoft.com/office/word/2015/wordml/symex" xmlns:wpg="http://schemas.microsoft.com/office/word/2010/wordprocessingGroup" xmlns:wpi="http://schemas.microsoft.com/office/word/2010/wordprocessingInk" xmlns:wne="http://schemas.microsoft.com/office/word/2006/wordml" xmlns:wps="http://schemas.microsoft.com/office/word/2010/wordprocessingShape" mc:Ignorable="w14 w15 w16se w16cid w16 w16cex w16sdtdh w16sdtfl w16du wp14">
   <w:tbl>
     <w:tblPr>
       <w:tblW w:w="9545" w:type="dxa"/>
@@ -11511,7 +9018,7 @@
               <v:shape id="_x0000_i1025" type="#_x0000_t75" style="width:184.5pt;height:27.75pt">
                 <v:imagedata r:id="rId1" o:title=""/>
               </v:shape>
-              <o:OLEObject Type="Embed" ProgID="PBrush" ShapeID="_x0000_i1025" DrawAspect="Content" ObjectID="_1846148702" r:id="rId2"/>
+              <o:OLEObject Type="Embed" ProgID="PBrush" ShapeID="_x0000_i1025" DrawAspect="Content" ObjectID="_1846997923" r:id="rId2"/>
             </w:object>
           </w:r>
         </w:p>
@@ -11683,7 +9190,7 @@
 </file>
 
 <file path=word/numbering.xml><?xml version="1.0" encoding="utf-8"?>
-<w:numbering xmlns:wpc="http://schemas.microsoft.com/office/word/2010/wordprocessingCanvas" xmlns:cx="http://schemas.microsoft.com/office/drawing/2014/chartex" xmlns:cx1="http://schemas.microsoft.com/office/drawing/2015/9/8/chartex" xmlns:cx2="http://schemas.microsoft.com/office/drawing/2015/10/21/chartex" xmlns:cx3="http://schemas.microsoft.com/office/drawing/2016/5/9/chartex" xmlns:cx4="http://schemas.microsoft.com/office/drawing/2016/5/10/chartex" xmlns:cx5="http://schemas.microsoft.com/office/drawing/2016/5/11/chartex" xmlns:cx6="http://schemas.microsoft.com/office/drawing/2016/5/12/chartex" xmlns:cx7="http://schemas.microsoft.com/office/drawing/2016/5/13/chartex" xmlns:cx8="http://schemas.microsoft.com/office/drawing/2016/5/14/chartex" xmlns:mc="http://schemas.openxmlformats.org/markup-compatibility/2006" xmlns:aink="http://schemas.microsoft.com/office/drawing/2016/ink" xmlns:am3d="http://schemas.microsoft.com/office/drawing/2017/model3d" xmlns:o="urn:schemas-microsoft-com:office:office" xmlns:oel="http://schemas.microsoft.com/office/2019/extlst" xmlns:r="http://schemas.openxmlformats.org/officeDocument/2006/relationships" xmlns:m="http://schemas.openxmlformats.org/officeDocument/2006/math" xmlns:v="urn:schemas-microsoft-com:vml" xmlns:wp14="http://schemas.microsoft.com/office/word/2010/wordprocessingDrawing" xmlns:wp="http://schemas.openxmlformats.org/drawingml/2006/wordprocessingDrawing" xmlns:w10="urn:schemas-microsoft-com:office:word" xmlns:w="http://schemas.openxmlformats.org/wordprocessingml/2006/main" xmlns:w14="http://schemas.microsoft.com/office/word/2010/wordml" xmlns:w15="http://schemas.microsoft.com/office/word/2012/wordml" xmlns:w16cex="http://schemas.microsoft.com/office/word/2018/wordml/cex" xmlns:w16cid="http://schemas.microsoft.com/office/word/2016/wordml/cid" xmlns:w16="http://schemas.microsoft.com/office/word/2018/wordml" xmlns:w16du="http://schemas.microsoft.com/office/word/2023/wordml/word16du" xmlns:w16sdtdh="http://schemas.microsoft.com/office/word/2020/wordml/sdtdatahash" xmlns:w16sdtfl="http://schemas.microsoft.com/office/word/2024/wordml/sdtformatlock" xmlns:w16se="http://schemas.microsoft.com/office/word/2015/wordml/symex" xmlns:wpg="http://schemas.microsoft.com/office/word/2010/wordprocessingGroup" xmlns:wpi="http://schemas.microsoft.com/office/word/2010/wordprocessingInk" xmlns:wne="http://schemas.microsoft.com/office/word/2006/wordml" xmlns:wps="http://schemas.microsoft.com/office/word/2010/wordprocessingShape" mc:Ignorable="w14 w15 w16se w16cid w16 w16cex w16sdtdh w16sdtfl w16du wp14">
+<w:numbering xmlns:wpc="http://schemas.microsoft.com/office/word/2010/wordprocessingCanvas" xmlns:cx="http://schemas.microsoft.com/office/drawing/2014/chartex" xmlns:cx1="http://schemas.microsoft.com/office/drawing/2015/9/8/chartex" xmlns:cx2="http://schemas.microsoft.com/office/drawing/2015/10/21/chartex" xmlns:cx3="http://schemas.microsoft.com/office/drawing/2016/5/9/chartex" xmlns:cx4="http://schemas.microsoft.com/office/drawing/2016/5/10/chartex" xmlns:cx5="http://schemas.microsoft.com/office/drawing/2016/5/11/chartex" xmlns:cx6="http://schemas.microsoft.com/office/drawing/2016/5/12/chartex" xmlns:cx7="http://schemas.microsoft.com/office/drawing/2016/5/13/chartex" xmlns:cx8="http://schemas.microsoft.com/office/drawing/2016/5/14/chartex" xmlns:mc="http://schemas.openxmlformats.org/markup-compatibility/2006" xmlns:aink="http://schemas.microsoft.com/office/drawing/2016/ink" xmlns:am3d="http://schemas.microsoft.com/office/drawing/2017/model3d" xmlns:o="urn:schemas-microsoft-com:office:office" xmlns:oel="http://schemas.microsoft.com/office/2019/extlst" xmlns:r="http://schemas.openxmlformats.org/officeDocument/2006/relationships" xmlns:m="http://schemas.openxmlformats.org/officeDocument/2006/math" xmlns:v="urn:schemas-microsoft-com:vml" xmlns:wp14="http://schemas.microsoft.com/office/word/2010/wordprocessingDrawing" xmlns:wp="http://schemas.openxmlformats.org/drawingml/2006/wordprocessingDrawing" xmlns:w10="urn:schemas-microsoft-com:office:word" xmlns:w="http://schemas.openxmlformats.org/wordprocessingml/2006/main" xmlns:w14="http://schemas.microsoft.com/office/word/2010/wordml" xmlns:w15="http://schemas.microsoft.com/office/word/2012/wordml" xmlns:w16cei="http://schemas.microsoft.com/office/word/2026/wordml/cei" xmlns:w16cex="http://schemas.microsoft.com/office/word/2018/wordml/cex" xmlns:w16cid="http://schemas.microsoft.com/office/word/2016/wordml/cid" xmlns:w16="http://schemas.microsoft.com/office/word/2018/wordml" xmlns:w16du="http://schemas.microsoft.com/office/word/2023/wordml/word16du" xmlns:w16sdtdh="http://schemas.microsoft.com/office/word/2020/wordml/sdtdatahash" xmlns:w16sdtfl="http://schemas.microsoft.com/office/word/2024/wordml/sdtformatlock" xmlns:w16se="http://schemas.microsoft.com/office/word/2015/wordml/symex" xmlns:wpg="http://schemas.microsoft.com/office/word/2010/wordprocessingGroup" xmlns:wpi="http://schemas.microsoft.com/office/word/2010/wordprocessingInk" xmlns:wne="http://schemas.microsoft.com/office/word/2006/wordml" xmlns:wps="http://schemas.microsoft.com/office/word/2010/wordprocessingShape" mc:Ignorable="w14 w15 w16se w16cid w16 w16cex w16sdtdh w16sdtfl w16du wp14">
   <w:abstractNum w:abstractNumId="0" w15:restartNumberingAfterBreak="0">
     <w:nsid w:val="FFFFFF7C"/>
     <w:multiLevelType w:val="singleLevel"/>
